--- a/МатМодиИИ/rpd__doc_docx/Б1.О.03.03_Прикладная физическая культура (элективные дисциплины по физической культуре и спорту).docx
+++ b/МатМодиИИ/rpd__doc_docx/Б1.О.03.03_Прикладная физическая культура (элективные дисциплины по физической культуре и спорту).docx
@@ -799,7 +799,63 @@
     </w:p>
     <w:p>
       <w:pPr>
+        <w:pageBreakBefore/>
+        <w:spacing w:after="160"/>
+      </w:pPr>
+      <w:r>
+        <w:rPr>
+          <w:rFonts w:ascii="Times New Roman" w:hAnsi="Times New Roman"/>
+          <w:b w:val="0"/>
+          <w:sz w:val="28"/>
+        </w:rPr>
+        <w:t>Разработана в соответствии с ФГОС ВО по специальности 01.05.01 «Фундаментальные математика и механика», утверждённым приказом Минобрнауки России от 10 января 2018 г. № 16.</w:t>
+      </w:r>
+    </w:p>
+    <w:p>
+      <w:pPr>
+        <w:spacing w:after="160"/>
+      </w:pPr>
+      <w:r>
+        <w:rPr>
+          <w:rFonts w:ascii="Times New Roman" w:hAnsi="Times New Roman"/>
+          <w:b w:val="0"/>
+          <w:sz w:val="28"/>
+        </w:rPr>
+        <w:t>Учебный план по специальности 01.05.01 «Фундаментальные математика и механика», специализация «Математическое моделирование и искусственный интеллект», одобрен учёным советом РГУ имени С.А. Есенина «___» __________ 20___ г.</w:t>
+      </w:r>
+    </w:p>
+    <w:p>
+      <w:pPr>
+        <w:spacing w:after="160"/>
+      </w:pPr>
+      <w:r>
+        <w:rPr>
+          <w:rFonts w:ascii="Times New Roman" w:hAnsi="Times New Roman"/>
+          <w:b w:val="0"/>
+          <w:sz w:val="28"/>
+        </w:rPr>
+        <w:t>Рабочая программа дисциплины (модуля) утверждена на заседании кафедры физического воспитания «___» __________ 20___ г., протокол № ____.</w:t>
+      </w:r>
+    </w:p>
+    <w:p>
+      <w:pPr>
+        <w:spacing w:after="160"/>
+      </w:pPr>
+      <w:r>
+        <w:rPr>
+          <w:rFonts w:ascii="Times New Roman" w:hAnsi="Times New Roman"/>
+          <w:b w:val="0"/>
+          <w:sz w:val="28"/>
+        </w:rPr>
+        <w:t>Разработчик — __________________________________________________________</w:t>
+        <w:br/>
+        <w:t>(учёная степень, учёное звание, должность, Ф.И.О.)</w:t>
+      </w:r>
+    </w:p>
+    <w:p>
+      <w:pPr>
         <w:pStyle w:val="ae"/>
+        <w:pageBreakBefore/>
         <w:ind w:right="-2"/>
         <w:jc w:val="center"/>
         <w:rPr>
@@ -812,7 +868,6 @@
           <w:szCs w:val="24"/>
           <w:lang w:val="ru-RU"/>
         </w:rPr>
-        <w:br w:type="page"/>
       </w:r>
       <w:r>
         <w:rPr>
@@ -1158,46 +1213,11 @@
     </w:p>
     <w:p>
       <w:pPr>
-        <w:spacing w:after="0" w:line="240" w:lineRule="auto"/>
-        <w:ind w:firstLine="709"/>
-        <w:jc w:val="both"/>
+        <w:spacing w:after="0" w:line="20" w:lineRule="exact" w:before="0"/>
         <w:rPr>
           <w:rFonts w:ascii="Times New Roman" w:eastAsia="Times New Roman" w:hAnsi="Times New Roman"/>
-          <w:sz w:val="28"/>
-          <w:szCs w:val="28"/>
-        </w:rPr>
-      </w:pPr>
-    </w:p>
-    <w:p>
-      <w:pPr>
-        <w:spacing w:after="0" w:line="240" w:lineRule="auto"/>
-        <w:ind w:firstLine="709"/>
-        <w:jc w:val="both"/>
-        <w:rPr>
-          <w:rFonts w:ascii="Times New Roman" w:eastAsia="Times New Roman" w:hAnsi="Times New Roman"/>
-          <w:sz w:val="28"/>
-          <w:szCs w:val="28"/>
-        </w:rPr>
-      </w:pPr>
-    </w:p>
-    <w:p>
-      <w:pPr>
-        <w:spacing w:after="0" w:line="240" w:lineRule="auto"/>
-        <w:jc w:val="both"/>
-        <w:rPr>
-          <w:rFonts w:ascii="Times New Roman" w:eastAsia="Times New Roman" w:hAnsi="Times New Roman"/>
-          <w:sz w:val="24"/>
-          <w:szCs w:val="24"/>
-        </w:rPr>
-      </w:pPr>
-    </w:p>
-    <w:p>
-      <w:pPr>
-        <w:spacing w:after="0" w:line="240" w:lineRule="auto"/>
-        <w:rPr>
-          <w:rFonts w:ascii="Times New Roman" w:eastAsia="Times New Roman" w:hAnsi="Times New Roman"/>
-          <w:sz w:val="24"/>
-          <w:szCs w:val="24"/>
+          <w:sz w:val="2"/>
+          <w:szCs w:val="2"/>
         </w:rPr>
         <w:sectPr>
           <w:headerReference w:type="default" r:id="rId7"/>
@@ -1386,6 +1406,7 @@
       <w:tr>
         <w:trPr>
           <w:trHeight w:val="633"/>
+          <w:tblHeader/>
         </w:trPr>
         <w:tc>
           <w:tcPr>
@@ -1404,6 +1425,7 @@
             </w:pPr>
             <w:r>
               <w:rPr>
+                <w:rFonts w:ascii="Times New Roman" w:hAnsi="Times New Roman"/>
                 <w:sz w:val="24"/>
                 <w:szCs w:val="24"/>
                 <w:lang w:val="ru-RU"/>
@@ -1431,6 +1453,7 @@
             </w:pPr>
             <w:r>
               <w:rPr>
+                <w:rFonts w:ascii="Times New Roman" w:hAnsi="Times New Roman"/>
                 <w:sz w:val="24"/>
                 <w:szCs w:val="24"/>
                 <w:lang w:val="ru-RU"/>
@@ -1462,6 +1485,7 @@
             </w:pPr>
             <w:r>
               <w:rPr>
+                <w:rFonts w:ascii="Times New Roman" w:hAnsi="Times New Roman"/>
                 <w:sz w:val="24"/>
                 <w:szCs w:val="24"/>
                 <w:lang w:val="ru-RU"/>
@@ -1489,6 +1513,7 @@
             </w:pPr>
             <w:r>
               <w:rPr>
+                <w:rFonts w:ascii="Times New Roman" w:hAnsi="Times New Roman"/>
                 <w:sz w:val="24"/>
                 <w:szCs w:val="24"/>
                 <w:lang w:val="ru-RU"/>
@@ -1508,6 +1533,7 @@
             </w:pPr>
             <w:r>
               <w:rPr>
+                <w:rFonts w:ascii="Times New Roman" w:hAnsi="Times New Roman"/>
                 <w:sz w:val="24"/>
                 <w:szCs w:val="24"/>
                 <w:lang w:val="ru-RU"/>
@@ -1520,6 +1546,7 @@
       <w:tr>
         <w:trPr>
           <w:trHeight w:val="253"/>
+          <w:tblHeader/>
         </w:trPr>
         <w:tc>
           <w:tcPr>
@@ -1606,6 +1633,7 @@
             </w:pPr>
             <w:r>
               <w:rPr>
+                <w:rFonts w:ascii="Times New Roman" w:hAnsi="Times New Roman"/>
                 <w:sz w:val="24"/>
                 <w:szCs w:val="24"/>
                 <w:lang w:val="ru-RU"/>
@@ -1632,6 +1660,7 @@
             </w:pPr>
             <w:r>
               <w:rPr>
+                <w:rFonts w:ascii="Times New Roman" w:hAnsi="Times New Roman"/>
                 <w:sz w:val="24"/>
                 <w:szCs w:val="24"/>
                 <w:lang w:val="ru-RU"/>
@@ -1657,6 +1686,7 @@
             </w:pPr>
             <w:r>
               <w:rPr>
+                <w:rFonts w:ascii="Times New Roman" w:hAnsi="Times New Roman"/>
                 <w:sz w:val="24"/>
                 <w:szCs w:val="24"/>
                 <w:lang w:val="ru-RU"/>
@@ -1665,6 +1695,7 @@
             </w:r>
             <w:r>
               <w:rPr>
+                <w:rFonts w:ascii="Times New Roman" w:hAnsi="Times New Roman"/>
                 <w:sz w:val="24"/>
                 <w:szCs w:val="24"/>
               </w:rPr>
@@ -1672,6 +1703,7 @@
             </w:r>
             <w:r>
               <w:rPr>
+                <w:rFonts w:ascii="Times New Roman" w:hAnsi="Times New Roman"/>
                 <w:sz w:val="24"/>
                 <w:szCs w:val="24"/>
                 <w:lang w:val="ru-RU"/>
@@ -1680,167 +1712,11 @@
             </w:r>
             <w:r>
               <w:rPr>
+                <w:rFonts w:ascii="Times New Roman" w:hAnsi="Times New Roman"/>
                 <w:sz w:val="24"/>
                 <w:szCs w:val="24"/>
               </w:rPr>
               <w:t>(навыками)</w:t>
-            </w:r>
-          </w:p>
-        </w:tc>
-      </w:tr>
-      <w:tr>
-        <w:trPr>
-          <w:trHeight w:val="73"/>
-        </w:trPr>
-        <w:tc>
-          <w:tcPr>
-            <w:tcW w:w="415" w:type="dxa"/>
-          </w:tcPr>
-          <w:p>
-            <w:pPr>
-              <w:pStyle w:val="TableParagraph"/>
-              <w:jc w:val="center"/>
-              <w:rPr>
-                <w:sz w:val="24"/>
-                <w:szCs w:val="24"/>
-                <w:lang w:val="ru-RU"/>
-              </w:rPr>
-            </w:pPr>
-            <w:r>
-              <w:rPr>
-                <w:sz w:val="24"/>
-                <w:szCs w:val="24"/>
-                <w:lang w:val="ru-RU"/>
-              </w:rPr>
-              <w:t>1</w:t>
-            </w:r>
-          </w:p>
-        </w:tc>
-        <w:tc>
-          <w:tcPr>
-            <w:tcW w:w="2268" w:type="dxa"/>
-            <w:shd w:val="clear" w:color="auto" w:fill="auto"/>
-          </w:tcPr>
-          <w:p>
-            <w:pPr>
-              <w:pStyle w:val="TableParagraph"/>
-              <w:jc w:val="center"/>
-              <w:rPr>
-                <w:sz w:val="24"/>
-                <w:szCs w:val="24"/>
-                <w:lang w:val="ru-RU"/>
-              </w:rPr>
-            </w:pPr>
-            <w:r>
-              <w:rPr>
-                <w:sz w:val="24"/>
-                <w:szCs w:val="24"/>
-                <w:lang w:val="ru-RU"/>
-              </w:rPr>
-              <w:t>2</w:t>
-            </w:r>
-          </w:p>
-        </w:tc>
-        <w:tc>
-          <w:tcPr>
-            <w:tcW w:w="3271" w:type="dxa"/>
-            <w:tcBorders>
-              <w:right w:val="single" w:sz="4" w:space="0" w:color="auto"/>
-            </w:tcBorders>
-            <w:shd w:val="clear" w:color="auto" w:fill="auto"/>
-          </w:tcPr>
-          <w:p>
-            <w:pPr>
-              <w:pStyle w:val="TableParagraph"/>
-              <w:jc w:val="center"/>
-              <w:rPr>
-                <w:sz w:val="24"/>
-                <w:szCs w:val="24"/>
-                <w:lang w:val="ru-RU"/>
-              </w:rPr>
-            </w:pPr>
-            <w:r>
-              <w:rPr>
-                <w:sz w:val="24"/>
-                <w:szCs w:val="24"/>
-                <w:lang w:val="ru-RU"/>
-              </w:rPr>
-              <w:t>3</w:t>
-            </w:r>
-          </w:p>
-        </w:tc>
-        <w:tc>
-          <w:tcPr>
-            <w:tcW w:w="2977" w:type="dxa"/>
-            <w:shd w:val="clear" w:color="auto" w:fill="auto"/>
-          </w:tcPr>
-          <w:p>
-            <w:pPr>
-              <w:pStyle w:val="TableParagraph"/>
-              <w:jc w:val="center"/>
-              <w:rPr>
-                <w:sz w:val="24"/>
-                <w:szCs w:val="24"/>
-                <w:lang w:val="ru-RU"/>
-              </w:rPr>
-            </w:pPr>
-            <w:r>
-              <w:rPr>
-                <w:sz w:val="24"/>
-                <w:szCs w:val="24"/>
-                <w:lang w:val="ru-RU"/>
-              </w:rPr>
-              <w:t>4</w:t>
-            </w:r>
-          </w:p>
-        </w:tc>
-        <w:tc>
-          <w:tcPr>
-            <w:tcW w:w="2977" w:type="dxa"/>
-            <w:shd w:val="clear" w:color="auto" w:fill="auto"/>
-          </w:tcPr>
-          <w:p>
-            <w:pPr>
-              <w:pStyle w:val="TableParagraph"/>
-              <w:jc w:val="center"/>
-              <w:rPr>
-                <w:sz w:val="24"/>
-                <w:szCs w:val="24"/>
-                <w:lang w:val="ru-RU"/>
-              </w:rPr>
-            </w:pPr>
-            <w:r>
-              <w:rPr>
-                <w:sz w:val="24"/>
-                <w:szCs w:val="24"/>
-                <w:lang w:val="ru-RU"/>
-              </w:rPr>
-              <w:t>5</w:t>
-            </w:r>
-          </w:p>
-        </w:tc>
-        <w:tc>
-          <w:tcPr>
-            <w:tcW w:w="3146" w:type="dxa"/>
-            <w:shd w:val="clear" w:color="auto" w:fill="auto"/>
-          </w:tcPr>
-          <w:p>
-            <w:pPr>
-              <w:pStyle w:val="TableParagraph"/>
-              <w:jc w:val="center"/>
-              <w:rPr>
-                <w:sz w:val="24"/>
-                <w:szCs w:val="24"/>
-                <w:lang w:val="ru-RU"/>
-              </w:rPr>
-            </w:pPr>
-            <w:r>
-              <w:rPr>
-                <w:sz w:val="24"/>
-                <w:szCs w:val="24"/>
-                <w:lang w:val="ru-RU"/>
-              </w:rPr>
-              <w:t>6</w:t>
             </w:r>
           </w:p>
         </w:tc>
@@ -1867,6 +1743,7 @@
             </w:pPr>
             <w:r>
               <w:rPr>
+                <w:rFonts w:ascii="Times New Roman" w:hAnsi="Times New Roman"/>
                 <w:sz w:val="24"/>
                 <w:szCs w:val="24"/>
                 <w:lang w:val="ru-RU"/>
@@ -2377,17 +2254,17 @@
     </w:tbl>
     <w:p>
       <w:pPr>
-        <w:spacing w:after="0" w:line="240" w:lineRule="auto"/>
+        <w:spacing w:after="0" w:line="20" w:lineRule="exact" w:before="0"/>
         <w:rPr>
           <w:rFonts w:ascii="Times New Roman" w:hAnsi="Times New Roman"/>
-          <w:sz w:val="24"/>
-          <w:szCs w:val="24"/>
+          <w:sz w:val="2"/>
+          <w:szCs w:val="2"/>
         </w:rPr>
         <w:sectPr>
           <w:headerReference w:type="default" r:id="rId8"/>
           <w:headerReference w:type="first" r:id="rId9"/>
           <w:pgSz w:w="16838" w:h="11906" w:orient="landscape"/>
-          <w:pgMar w:top="709" w:right="1134" w:bottom="709" w:left="1134" w:header="709" w:footer="709" w:gutter="0"/>
+          <w:pgMar w:top="1701" w:right="1134" w:bottom="1134" w:left="1134" w:header="709" w:footer="709" w:gutter="0"/>
           <w:cols w:space="708"/>
           <w:titlePg/>
           <w:docGrid w:linePitch="360"/>
@@ -2462,32 +2339,33 @@
     </w:p>
     <w:tbl>
       <w:tblPr>
-        <w:tblLook w:val="0000" w:firstRow="0" w:lastRow="0" w:firstColumn="0" w:lastColumn="0" w:noHBand="0" w:noVBand="0"/>
-        <w:tblW w:w="9606" w:type="dxa"/>
+        <w:tblW w:w="5000" w:type="pct"/>
+        <w:tblBorders>
+          <w:top w:val="single" w:sz="4" w:space="0" w:color="000000"/>
+          <w:left w:val="single" w:sz="4" w:space="0" w:color="000000"/>
+          <w:bottom w:val="single" w:sz="4" w:space="0" w:color="000000"/>
+          <w:right w:val="single" w:sz="4" w:space="0" w:color="000000"/>
+          <w:insideH w:val="single" w:sz="4" w:space="0" w:color="000000"/>
+          <w:insideV w:val="single" w:sz="4" w:space="0" w:color="000000"/>
+        </w:tblBorders>
         <w:tblLayout w:type="fixed"/>
-        <w:tblBorders>
-          <w:top w:val="single" w:sz="4" w:color="000000"/>
-          <w:left w:val="single" w:sz="4" w:color="000000"/>
-          <w:bottom w:val="single" w:sz="4" w:color="000000"/>
-          <w:right w:val="single" w:sz="4" w:color="000000"/>
-          <w:insideH w:val="single" w:sz="4" w:color="000000"/>
-          <w:insideV w:val="single" w:sz="4" w:color="000000"/>
-        </w:tblBorders>
         <w:tblCellMar>
-          <w:top w:w="65" w:type="dxa"/>
-          <w:left w:w="65" w:type="dxa"/>
-          <w:bottom w:w="65" w:type="dxa"/>
-          <w:right w:w="65" w:type="dxa"/>
+          <w:left w:w="0" w:type="dxa"/>
+          <w:right w:w="0" w:type="dxa"/>
         </w:tblCellMar>
+        <w:tblLook w:val="01E0" w:firstRow="1" w:lastRow="1" w:firstColumn="1" w:lastColumn="1" w:noHBand="0" w:noVBand="0"/>
       </w:tblPr>
       <w:tblGrid>
-        <w:gridCol w:w="3600"/>
-        <w:gridCol w:w="1001"/>
-        <w:gridCol w:w="1001"/>
-        <w:gridCol w:w="1001"/>
-        <w:gridCol w:w="1001"/>
-        <w:gridCol w:w="1001"/>
-        <w:gridCol w:w="1001"/>
+        <w:gridCol w:w="454"/>
+        <w:gridCol w:w="1814"/>
+        <w:gridCol w:w="1361"/>
+        <w:gridCol w:w="737"/>
+        <w:gridCol w:w="1587"/>
+        <w:gridCol w:w="680"/>
+        <w:gridCol w:w="680"/>
+        <w:gridCol w:w="680"/>
+        <w:gridCol w:w="680"/>
+        <w:gridCol w:w="680"/>
       </w:tblGrid>
       <w:tr>
         <w:trPr>
@@ -2495,19 +2373,42 @@
         </w:trPr>
         <w:tc>
           <w:tcPr>
-            <w:tcW w:w="3600" w:type="dxa"/>
+            <w:tcW w:type="dxa" w:w="454"/>
+            <w:vMerge w:val="restart"/>
             <w:vAlign w:val="center"/>
           </w:tcPr>
           <w:p>
             <w:pPr>
-              <w:spacing w:before="0" w:after="0" w:line="240" w:lineRule="auto"/>
-              <w:jc w:val="center"/>
-            </w:pPr>
-            <w:r>
-              <w:rPr>
-                <w:rFonts w:ascii="Times New Roman" w:hAnsi="Times New Roman" w:cs="Times New Roman"/>
-                <w:sz w:val="22"/>
+              <w:spacing w:before="0" w:after="20" w:line="240" w:lineRule="auto"/>
+              <w:jc w:val="center"/>
+            </w:pPr>
+            <w:r>
+              <w:rPr>
+                <w:rFonts w:ascii="Times New Roman" w:hAnsi="Times New Roman"/>
                 <w:b/>
+                <w:sz w:val="24"/>
+              </w:rPr>
+              <w:t>№ п/п</w:t>
+            </w:r>
+          </w:p>
+        </w:tc>
+        <w:tc>
+          <w:tcPr>
+            <w:tcW w:type="dxa" w:w="3175"/>
+            <w:gridSpan w:val="2"/>
+            <w:vMerge w:val="restart"/>
+            <w:vAlign w:val="center"/>
+          </w:tcPr>
+          <w:p>
+            <w:pPr>
+              <w:spacing w:before="0" w:after="20" w:line="240" w:lineRule="auto"/>
+              <w:jc w:val="center"/>
+            </w:pPr>
+            <w:r>
+              <w:rPr>
+                <w:rFonts w:ascii="Times New Roman" w:hAnsi="Times New Roman"/>
+                <w:b/>
+                <w:sz w:val="24"/>
               </w:rPr>
               <w:t>Вид учебной работы</w:t>
             </w:r>
@@ -2515,391 +2416,332 @@
         </w:tc>
         <w:tc>
           <w:tcPr>
-            <w:tcW w:w="1001" w:type="dxa"/>
+            <w:tcW w:type="dxa" w:w="737"/>
+            <w:vMerge w:val="restart"/>
             <w:vAlign w:val="center"/>
           </w:tcPr>
           <w:p>
             <w:pPr>
-              <w:spacing w:before="0" w:after="0" w:line="240" w:lineRule="auto"/>
-              <w:jc w:val="center"/>
-            </w:pPr>
-            <w:r>
-              <w:rPr>
-                <w:rFonts w:ascii="Times New Roman" w:hAnsi="Times New Roman" w:cs="Times New Roman"/>
-                <w:sz w:val="22"/>
+              <w:spacing w:before="0" w:after="20" w:line="240" w:lineRule="auto"/>
+              <w:jc w:val="center"/>
+            </w:pPr>
+            <w:r>
+              <w:rPr>
+                <w:rFonts w:ascii="Times New Roman" w:hAnsi="Times New Roman"/>
                 <w:b/>
-              </w:rPr>
-              <w:t>Всего</w:t>
-            </w:r>
-          </w:p>
-        </w:tc>
-        <w:tc>
-          <w:tcPr>
-            <w:tcW w:w="1001" w:type="dxa"/>
+                <w:sz w:val="24"/>
+              </w:rPr>
+              <w:t>Всего часов</w:t>
+            </w:r>
+          </w:p>
+        </w:tc>
+        <w:tc>
+          <w:tcPr>
+            <w:tcW w:type="dxa" w:w="1587"/>
+            <w:vMerge w:val="restart"/>
             <w:vAlign w:val="center"/>
           </w:tcPr>
           <w:p>
             <w:pPr>
-              <w:spacing w:before="0" w:after="0" w:line="240" w:lineRule="auto"/>
-              <w:jc w:val="center"/>
-            </w:pPr>
-            <w:r>
-              <w:rPr>
-                <w:rFonts w:ascii="Times New Roman" w:hAnsi="Times New Roman" w:cs="Times New Roman"/>
-                <w:sz w:val="22"/>
+              <w:spacing w:before="0" w:after="20" w:line="240" w:lineRule="auto"/>
+              <w:jc w:val="center"/>
+            </w:pPr>
+            <w:r>
+              <w:rPr>
+                <w:rFonts w:ascii="Times New Roman" w:hAnsi="Times New Roman"/>
                 <w:b/>
-              </w:rPr>
-              <w:t>2 семестр</w:t>
-            </w:r>
-          </w:p>
-        </w:tc>
-        <w:tc>
-          <w:tcPr>
-            <w:tcW w:w="1001" w:type="dxa"/>
+                <w:sz w:val="24"/>
+              </w:rPr>
+              <w:t>В том числе практическая подготовка</w:t>
+            </w:r>
+          </w:p>
+        </w:tc>
+        <w:tc>
+          <w:tcPr>
+            <w:tcW w:type="dxa" w:w="3400"/>
+            <w:gridSpan w:val="5"/>
             <w:vAlign w:val="center"/>
           </w:tcPr>
           <w:p>
             <w:pPr>
-              <w:spacing w:before="0" w:after="0" w:line="240" w:lineRule="auto"/>
-              <w:jc w:val="center"/>
-            </w:pPr>
-            <w:r>
-              <w:rPr>
-                <w:rFonts w:ascii="Times New Roman" w:hAnsi="Times New Roman" w:cs="Times New Roman"/>
-                <w:sz w:val="22"/>
+              <w:spacing w:before="0" w:after="20" w:line="240" w:lineRule="auto"/>
+              <w:jc w:val="center"/>
+            </w:pPr>
+            <w:r>
+              <w:rPr>
+                <w:rFonts w:ascii="Times New Roman" w:hAnsi="Times New Roman"/>
                 <w:b/>
-              </w:rPr>
-              <w:t>3 семестр</w:t>
-            </w:r>
-          </w:p>
-        </w:tc>
-        <w:tc>
-          <w:tcPr>
-            <w:tcW w:w="1001" w:type="dxa"/>
-            <w:vAlign w:val="center"/>
-          </w:tcPr>
-          <w:p>
-            <w:pPr>
-              <w:spacing w:before="0" w:after="0" w:line="240" w:lineRule="auto"/>
-              <w:jc w:val="center"/>
-            </w:pPr>
-            <w:r>
-              <w:rPr>
-                <w:rFonts w:ascii="Times New Roman" w:hAnsi="Times New Roman" w:cs="Times New Roman"/>
-                <w:sz w:val="22"/>
-                <w:b/>
-              </w:rPr>
-              <w:t>4 семестр</w:t>
-            </w:r>
-          </w:p>
-        </w:tc>
-        <w:tc>
-          <w:tcPr>
-            <w:tcW w:w="1001" w:type="dxa"/>
-            <w:vAlign w:val="center"/>
-          </w:tcPr>
-          <w:p>
-            <w:pPr>
-              <w:spacing w:before="0" w:after="0" w:line="240" w:lineRule="auto"/>
-              <w:jc w:val="center"/>
-            </w:pPr>
-            <w:r>
-              <w:rPr>
-                <w:rFonts w:ascii="Times New Roman" w:hAnsi="Times New Roman" w:cs="Times New Roman"/>
-                <w:sz w:val="22"/>
-                <w:b/>
-              </w:rPr>
-              <w:t>5 семестр</w:t>
-            </w:r>
-          </w:p>
-        </w:tc>
-        <w:tc>
-          <w:tcPr>
-            <w:tcW w:w="1001" w:type="dxa"/>
-            <w:vAlign w:val="center"/>
-          </w:tcPr>
-          <w:p>
-            <w:pPr>
-              <w:spacing w:before="0" w:after="0" w:line="240" w:lineRule="auto"/>
-              <w:jc w:val="center"/>
-            </w:pPr>
-            <w:r>
-              <w:rPr>
-                <w:rFonts w:ascii="Times New Roman" w:hAnsi="Times New Roman" w:cs="Times New Roman"/>
-                <w:sz w:val="22"/>
-                <w:b/>
-              </w:rPr>
-              <w:t>6 семестр</w:t>
+                <w:sz w:val="24"/>
+              </w:rPr>
+              <w:t>Семестры / курсы</w:t>
             </w:r>
           </w:p>
         </w:tc>
       </w:tr>
       <w:tr>
-        <w:tc>
-          <w:tcPr>
-            <w:tcW w:w="3600" w:type="dxa"/>
+        <w:trPr>
+          <w:tblHeader/>
+        </w:trPr>
+        <w:tc>
+          <w:tcPr>
+            <w:tcW w:type="dxa" w:w="454"/>
+            <w:vMerge/>
+          </w:tcPr>
+          <w:p/>
+        </w:tc>
+        <w:tc>
+          <w:tcPr>
+            <w:tcW w:type="dxa" w:w="3175"/>
+            <w:gridSpan w:val="2"/>
+            <w:vMerge/>
+          </w:tcPr>
+          <w:p/>
+        </w:tc>
+        <w:tc>
+          <w:tcPr>
+            <w:tcW w:type="dxa" w:w="737"/>
+            <w:vMerge/>
+          </w:tcPr>
+          <w:p/>
+        </w:tc>
+        <w:tc>
+          <w:tcPr>
+            <w:tcW w:type="dxa" w:w="1587"/>
+            <w:vMerge/>
+          </w:tcPr>
+          <w:p/>
+        </w:tc>
+        <w:tc>
+          <w:tcPr>
+            <w:tcW w:type="dxa" w:w="680"/>
             <w:vAlign w:val="center"/>
           </w:tcPr>
           <w:p>
             <w:pPr>
-              <w:spacing w:before="0" w:after="0" w:line="240" w:lineRule="auto"/>
-              <w:jc w:val="left"/>
-            </w:pPr>
-            <w:r>
-              <w:rPr>
-                <w:rFonts w:ascii="Times New Roman" w:hAnsi="Times New Roman" w:cs="Times New Roman"/>
-                <w:sz w:val="22"/>
-              </w:rPr>
-              <w:t>Контактная работа с преподавателем, часов</w:t>
-            </w:r>
-          </w:p>
-        </w:tc>
-        <w:tc>
-          <w:tcPr>
-            <w:tcW w:w="1001" w:type="dxa"/>
+              <w:spacing w:before="0" w:after="20" w:line="240" w:lineRule="auto"/>
+              <w:jc w:val="center"/>
+            </w:pPr>
+            <w:r>
+              <w:rPr>
+                <w:rFonts w:ascii="Times New Roman" w:hAnsi="Times New Roman"/>
+                <w:b/>
+                <w:sz w:val="24"/>
+              </w:rPr>
+              <w:t>№ 2</w:t>
+            </w:r>
+          </w:p>
+        </w:tc>
+        <w:tc>
+          <w:tcPr>
+            <w:tcW w:type="dxa" w:w="680"/>
             <w:vAlign w:val="center"/>
           </w:tcPr>
           <w:p>
             <w:pPr>
-              <w:spacing w:before="0" w:after="0" w:line="240" w:lineRule="auto"/>
-              <w:jc w:val="center"/>
-            </w:pPr>
-            <w:r>
-              <w:rPr>
-                <w:rFonts w:ascii="Times New Roman" w:hAnsi="Times New Roman" w:cs="Times New Roman"/>
-                <w:sz w:val="22"/>
-              </w:rPr>
-              <w:t>164</w:t>
-            </w:r>
-          </w:p>
-        </w:tc>
-        <w:tc>
-          <w:tcPr>
-            <w:tcW w:w="1001" w:type="dxa"/>
+              <w:spacing w:before="0" w:after="20" w:line="240" w:lineRule="auto"/>
+              <w:jc w:val="center"/>
+            </w:pPr>
+            <w:r>
+              <w:rPr>
+                <w:rFonts w:ascii="Times New Roman" w:hAnsi="Times New Roman"/>
+                <w:b/>
+                <w:sz w:val="24"/>
+              </w:rPr>
+              <w:t>№ 3</w:t>
+            </w:r>
+          </w:p>
+        </w:tc>
+        <w:tc>
+          <w:tcPr>
+            <w:tcW w:type="dxa" w:w="680"/>
             <w:vAlign w:val="center"/>
           </w:tcPr>
           <w:p>
             <w:pPr>
-              <w:spacing w:before="0" w:after="0" w:line="240" w:lineRule="auto"/>
-              <w:jc w:val="center"/>
-            </w:pPr>
-            <w:r>
-              <w:rPr>
-                <w:rFonts w:ascii="Times New Roman" w:hAnsi="Times New Roman" w:cs="Times New Roman"/>
-                <w:sz w:val="22"/>
-              </w:rPr>
-              <w:t>32</w:t>
-            </w:r>
-          </w:p>
-        </w:tc>
-        <w:tc>
-          <w:tcPr>
-            <w:tcW w:w="1001" w:type="dxa"/>
+              <w:spacing w:before="0" w:after="20" w:line="240" w:lineRule="auto"/>
+              <w:jc w:val="center"/>
+            </w:pPr>
+            <w:r>
+              <w:rPr>
+                <w:rFonts w:ascii="Times New Roman" w:hAnsi="Times New Roman"/>
+                <w:b/>
+                <w:sz w:val="24"/>
+              </w:rPr>
+              <w:t>№ 4</w:t>
+            </w:r>
+          </w:p>
+        </w:tc>
+        <w:tc>
+          <w:tcPr>
+            <w:tcW w:type="dxa" w:w="680"/>
             <w:vAlign w:val="center"/>
           </w:tcPr>
           <w:p>
             <w:pPr>
-              <w:spacing w:before="0" w:after="0" w:line="240" w:lineRule="auto"/>
-              <w:jc w:val="center"/>
-            </w:pPr>
-            <w:r>
-              <w:rPr>
-                <w:rFonts w:ascii="Times New Roman" w:hAnsi="Times New Roman" w:cs="Times New Roman"/>
-                <w:sz w:val="22"/>
-              </w:rPr>
-              <w:t>34</w:t>
-            </w:r>
-          </w:p>
-        </w:tc>
-        <w:tc>
-          <w:tcPr>
-            <w:tcW w:w="1001" w:type="dxa"/>
+              <w:spacing w:before="0" w:after="20" w:line="240" w:lineRule="auto"/>
+              <w:jc w:val="center"/>
+            </w:pPr>
+            <w:r>
+              <w:rPr>
+                <w:rFonts w:ascii="Times New Roman" w:hAnsi="Times New Roman"/>
+                <w:b/>
+                <w:sz w:val="24"/>
+              </w:rPr>
+              <w:t>№ 5</w:t>
+            </w:r>
+          </w:p>
+        </w:tc>
+        <w:tc>
+          <w:tcPr>
+            <w:tcW w:type="dxa" w:w="680"/>
             <w:vAlign w:val="center"/>
           </w:tcPr>
           <w:p>
             <w:pPr>
-              <w:spacing w:before="0" w:after="0" w:line="240" w:lineRule="auto"/>
-              <w:jc w:val="center"/>
-            </w:pPr>
-            <w:r>
-              <w:rPr>
-                <w:rFonts w:ascii="Times New Roman" w:hAnsi="Times New Roman" w:cs="Times New Roman"/>
-                <w:sz w:val="22"/>
-              </w:rPr>
-              <w:t>32</w:t>
-            </w:r>
-          </w:p>
-        </w:tc>
-        <w:tc>
-          <w:tcPr>
-            <w:tcW w:w="1001" w:type="dxa"/>
-            <w:vAlign w:val="center"/>
-          </w:tcPr>
-          <w:p>
-            <w:pPr>
-              <w:spacing w:before="0" w:after="0" w:line="240" w:lineRule="auto"/>
-              <w:jc w:val="center"/>
-            </w:pPr>
-            <w:r>
-              <w:rPr>
-                <w:rFonts w:ascii="Times New Roman" w:hAnsi="Times New Roman" w:cs="Times New Roman"/>
-                <w:sz w:val="22"/>
-              </w:rPr>
-              <w:t>34</w:t>
-            </w:r>
-          </w:p>
-        </w:tc>
-        <w:tc>
-          <w:tcPr>
-            <w:tcW w:w="1001" w:type="dxa"/>
-            <w:vAlign w:val="center"/>
-          </w:tcPr>
-          <w:p>
-            <w:pPr>
-              <w:spacing w:before="0" w:after="0" w:line="240" w:lineRule="auto"/>
-              <w:jc w:val="center"/>
-            </w:pPr>
-            <w:r>
-              <w:rPr>
-                <w:rFonts w:ascii="Times New Roman" w:hAnsi="Times New Roman" w:cs="Times New Roman"/>
-                <w:sz w:val="22"/>
-              </w:rPr>
-              <w:t>32</w:t>
+              <w:spacing w:before="0" w:after="20" w:line="240" w:lineRule="auto"/>
+              <w:jc w:val="center"/>
+            </w:pPr>
+            <w:r>
+              <w:rPr>
+                <w:rFonts w:ascii="Times New Roman" w:hAnsi="Times New Roman"/>
+                <w:b/>
+                <w:sz w:val="24"/>
+              </w:rPr>
+              <w:t>№ 6</w:t>
             </w:r>
           </w:p>
         </w:tc>
       </w:tr>
       <w:tr>
-        <w:tc>
-          <w:tcPr>
-            <w:tcW w:w="3600" w:type="dxa"/>
+        <w:trPr>
+          <w:tblHeader/>
+        </w:trPr>
+        <w:tc>
+          <w:tcPr>
+            <w:tcW w:type="dxa" w:w="454"/>
+            <w:vMerge/>
+          </w:tcPr>
+          <w:p/>
+        </w:tc>
+        <w:tc>
+          <w:tcPr>
+            <w:tcW w:type="dxa" w:w="3175"/>
+            <w:gridSpan w:val="2"/>
+            <w:vMerge/>
+          </w:tcPr>
+          <w:p/>
+        </w:tc>
+        <w:tc>
+          <w:tcPr>
+            <w:tcW w:type="dxa" w:w="737"/>
+            <w:vMerge/>
+          </w:tcPr>
+          <w:p/>
+        </w:tc>
+        <w:tc>
+          <w:tcPr>
+            <w:tcW w:type="dxa" w:w="1587"/>
+            <w:vMerge/>
+          </w:tcPr>
+          <w:p/>
+        </w:tc>
+        <w:tc>
+          <w:tcPr>
+            <w:tcW w:type="dxa" w:w="680"/>
             <w:vAlign w:val="center"/>
           </w:tcPr>
           <w:p>
             <w:pPr>
-              <w:spacing w:before="0" w:after="0" w:line="240" w:lineRule="auto"/>
-              <w:jc w:val="left"/>
-            </w:pPr>
-            <w:r>
-              <w:rPr>
-                <w:rFonts w:ascii="Times New Roman" w:hAnsi="Times New Roman" w:cs="Times New Roman"/>
-                <w:sz w:val="22"/>
-              </w:rPr>
-              <w:t>Лекции (Л)</w:t>
-            </w:r>
-          </w:p>
-        </w:tc>
-        <w:tc>
-          <w:tcPr>
-            <w:tcW w:w="1001" w:type="dxa"/>
+              <w:spacing w:before="0" w:after="20" w:line="240" w:lineRule="auto"/>
+              <w:jc w:val="center"/>
+            </w:pPr>
+            <w:r>
+              <w:rPr>
+                <w:rFonts w:ascii="Times New Roman" w:hAnsi="Times New Roman"/>
+                <w:b/>
+                <w:sz w:val="24"/>
+              </w:rPr>
+              <w:t>часов</w:t>
+            </w:r>
+          </w:p>
+        </w:tc>
+        <w:tc>
+          <w:tcPr>
+            <w:tcW w:type="dxa" w:w="680"/>
             <w:vAlign w:val="center"/>
           </w:tcPr>
           <w:p>
             <w:pPr>
-              <w:spacing w:before="0" w:after="0" w:line="240" w:lineRule="auto"/>
-              <w:jc w:val="center"/>
-            </w:pPr>
-            <w:r>
-              <w:rPr>
-                <w:rFonts w:ascii="Times New Roman" w:hAnsi="Times New Roman" w:cs="Times New Roman"/>
-                <w:sz w:val="22"/>
-              </w:rPr>
-              <w:t>0</w:t>
-            </w:r>
-          </w:p>
-        </w:tc>
-        <w:tc>
-          <w:tcPr>
-            <w:tcW w:w="1001" w:type="dxa"/>
+              <w:spacing w:before="0" w:after="20" w:line="240" w:lineRule="auto"/>
+              <w:jc w:val="center"/>
+            </w:pPr>
+            <w:r>
+              <w:rPr>
+                <w:rFonts w:ascii="Times New Roman" w:hAnsi="Times New Roman"/>
+                <w:b/>
+                <w:sz w:val="24"/>
+              </w:rPr>
+              <w:t>часов</w:t>
+            </w:r>
+          </w:p>
+        </w:tc>
+        <w:tc>
+          <w:tcPr>
+            <w:tcW w:type="dxa" w:w="680"/>
             <w:vAlign w:val="center"/>
           </w:tcPr>
           <w:p>
             <w:pPr>
-              <w:spacing w:before="0" w:after="0" w:line="240" w:lineRule="auto"/>
-              <w:jc w:val="center"/>
-            </w:pPr>
-            <w:r>
-              <w:rPr>
-                <w:rFonts w:ascii="Times New Roman" w:hAnsi="Times New Roman" w:cs="Times New Roman"/>
-                <w:sz w:val="22"/>
-              </w:rPr>
-              <w:t>–</w:t>
-            </w:r>
-          </w:p>
-        </w:tc>
-        <w:tc>
-          <w:tcPr>
-            <w:tcW w:w="1001" w:type="dxa"/>
+              <w:spacing w:before="0" w:after="20" w:line="240" w:lineRule="auto"/>
+              <w:jc w:val="center"/>
+            </w:pPr>
+            <w:r>
+              <w:rPr>
+                <w:rFonts w:ascii="Times New Roman" w:hAnsi="Times New Roman"/>
+                <w:b/>
+                <w:sz w:val="24"/>
+              </w:rPr>
+              <w:t>часов</w:t>
+            </w:r>
+          </w:p>
+        </w:tc>
+        <w:tc>
+          <w:tcPr>
+            <w:tcW w:type="dxa" w:w="680"/>
             <w:vAlign w:val="center"/>
           </w:tcPr>
           <w:p>
             <w:pPr>
-              <w:spacing w:before="0" w:after="0" w:line="240" w:lineRule="auto"/>
-              <w:jc w:val="center"/>
-            </w:pPr>
-            <w:r>
-              <w:rPr>
-                <w:rFonts w:ascii="Times New Roman" w:hAnsi="Times New Roman" w:cs="Times New Roman"/>
-                <w:sz w:val="22"/>
-              </w:rPr>
-              <w:t>–</w:t>
-            </w:r>
-          </w:p>
-        </w:tc>
-        <w:tc>
-          <w:tcPr>
-            <w:tcW w:w="1001" w:type="dxa"/>
+              <w:spacing w:before="0" w:after="20" w:line="240" w:lineRule="auto"/>
+              <w:jc w:val="center"/>
+            </w:pPr>
+            <w:r>
+              <w:rPr>
+                <w:rFonts w:ascii="Times New Roman" w:hAnsi="Times New Roman"/>
+                <w:b/>
+                <w:sz w:val="24"/>
+              </w:rPr>
+              <w:t>часов</w:t>
+            </w:r>
+          </w:p>
+        </w:tc>
+        <w:tc>
+          <w:tcPr>
+            <w:tcW w:type="dxa" w:w="680"/>
             <w:vAlign w:val="center"/>
           </w:tcPr>
           <w:p>
             <w:pPr>
-              <w:spacing w:before="0" w:after="0" w:line="240" w:lineRule="auto"/>
-              <w:jc w:val="center"/>
-            </w:pPr>
-            <w:r>
-              <w:rPr>
-                <w:rFonts w:ascii="Times New Roman" w:hAnsi="Times New Roman" w:cs="Times New Roman"/>
-                <w:sz w:val="22"/>
-              </w:rPr>
-              <w:t>–</w:t>
-            </w:r>
-          </w:p>
-        </w:tc>
-        <w:tc>
-          <w:tcPr>
-            <w:tcW w:w="1001" w:type="dxa"/>
-            <w:vAlign w:val="center"/>
-          </w:tcPr>
-          <w:p>
-            <w:pPr>
-              <w:spacing w:before="0" w:after="0" w:line="240" w:lineRule="auto"/>
-              <w:jc w:val="center"/>
-            </w:pPr>
-            <w:r>
-              <w:rPr>
-                <w:rFonts w:ascii="Times New Roman" w:hAnsi="Times New Roman" w:cs="Times New Roman"/>
-                <w:sz w:val="22"/>
-              </w:rPr>
-              <w:t>–</w:t>
-            </w:r>
-          </w:p>
-        </w:tc>
-        <w:tc>
-          <w:tcPr>
-            <w:tcW w:w="1001" w:type="dxa"/>
-            <w:vAlign w:val="center"/>
-          </w:tcPr>
-          <w:p>
-            <w:pPr>
-              <w:spacing w:before="0" w:after="0" w:line="240" w:lineRule="auto"/>
-              <w:jc w:val="center"/>
-            </w:pPr>
-            <w:r>
-              <w:rPr>
-                <w:rFonts w:ascii="Times New Roman" w:hAnsi="Times New Roman" w:cs="Times New Roman"/>
-                <w:sz w:val="22"/>
-              </w:rPr>
-              <w:t>–</w:t>
+              <w:spacing w:before="0" w:after="20" w:line="240" w:lineRule="auto"/>
+              <w:jc w:val="center"/>
+            </w:pPr>
+            <w:r>
+              <w:rPr>
+                <w:rFonts w:ascii="Times New Roman" w:hAnsi="Times New Roman"/>
+                <w:b/>
+                <w:sz w:val="24"/>
+              </w:rPr>
+              <w:t>часов</w:t>
             </w:r>
           </w:p>
         </w:tc>
@@ -2907,37 +2749,60 @@
       <w:tr>
         <w:tc>
           <w:tcPr>
-            <w:tcW w:w="3600" w:type="dxa"/>
+            <w:tcW w:type="dxa" w:w="454"/>
             <w:vAlign w:val="center"/>
           </w:tcPr>
           <w:p>
             <w:pPr>
-              <w:spacing w:before="0" w:after="0" w:line="240" w:lineRule="auto"/>
+              <w:spacing w:before="0" w:after="20" w:line="240" w:lineRule="auto"/>
+              <w:jc w:val="center"/>
+            </w:pPr>
+            <w:r>
+              <w:rPr>
+                <w:rFonts w:ascii="Times New Roman" w:hAnsi="Times New Roman"/>
+                <w:b w:val="0"/>
+                <w:sz w:val="24"/>
+              </w:rPr>
+              <w:t>1</w:t>
+            </w:r>
+          </w:p>
+        </w:tc>
+        <w:tc>
+          <w:tcPr>
+            <w:tcW w:type="dxa" w:w="3175"/>
+            <w:gridSpan w:val="2"/>
+            <w:vAlign w:val="center"/>
+          </w:tcPr>
+          <w:p>
+            <w:pPr>
+              <w:spacing w:before="0" w:after="20" w:line="240" w:lineRule="auto"/>
               <w:jc w:val="left"/>
             </w:pPr>
             <w:r>
               <w:rPr>
-                <w:rFonts w:ascii="Times New Roman" w:hAnsi="Times New Roman" w:cs="Times New Roman"/>
-                <w:sz w:val="22"/>
-              </w:rPr>
-              <w:t>Практические занятия (ПЗ)</w:t>
-            </w:r>
-          </w:p>
-        </w:tc>
-        <w:tc>
-          <w:tcPr>
-            <w:tcW w:w="1001" w:type="dxa"/>
+                <w:rFonts w:ascii="Times New Roman" w:hAnsi="Times New Roman"/>
+                <w:b/>
+                <w:sz w:val="24"/>
+              </w:rPr>
+              <w:t>Контактная работа обучающихся с преподавателем (по видам учебных занятий), всего</w:t>
+            </w:r>
+          </w:p>
+        </w:tc>
+        <w:tc>
+          <w:tcPr>
+            <w:tcW w:type="dxa" w:w="737"/>
             <w:vAlign w:val="center"/>
           </w:tcPr>
           <w:p>
             <w:pPr>
-              <w:spacing w:before="0" w:after="0" w:line="240" w:lineRule="auto"/>
-              <w:jc w:val="center"/>
-            </w:pPr>
-            <w:r>
-              <w:rPr>
-                <w:rFonts w:ascii="Times New Roman" w:hAnsi="Times New Roman" w:cs="Times New Roman"/>
-                <w:sz w:val="22"/>
+              <w:spacing w:before="0" w:after="20" w:line="240" w:lineRule="auto"/>
+              <w:jc w:val="center"/>
+            </w:pPr>
+            <w:r>
+              <w:rPr>
+                <w:rFonts w:ascii="Times New Roman" w:hAnsi="Times New Roman"/>
+                <w:b w:val="0"/>
+                <w:sz w:val="24"/>
               </w:rPr>
               <w:t>164</w:t>
             </w:r>
@@ -2945,18 +2810,39 @@
         </w:tc>
         <w:tc>
           <w:tcPr>
-            <w:tcW w:w="1001" w:type="dxa"/>
+            <w:tcW w:type="dxa" w:w="1587"/>
             <w:vAlign w:val="center"/>
           </w:tcPr>
           <w:p>
             <w:pPr>
-              <w:spacing w:before="0" w:after="0" w:line="240" w:lineRule="auto"/>
-              <w:jc w:val="center"/>
-            </w:pPr>
-            <w:r>
-              <w:rPr>
-                <w:rFonts w:ascii="Times New Roman" w:hAnsi="Times New Roman" w:cs="Times New Roman"/>
-                <w:sz w:val="22"/>
+              <w:spacing w:before="0" w:after="20" w:line="240" w:lineRule="auto"/>
+              <w:jc w:val="center"/>
+            </w:pPr>
+            <w:r>
+              <w:rPr>
+                <w:rFonts w:ascii="Times New Roman" w:hAnsi="Times New Roman"/>
+                <w:b w:val="0"/>
+                <w:sz w:val="24"/>
+              </w:rPr>
+              <w:t>0</w:t>
+            </w:r>
+          </w:p>
+        </w:tc>
+        <w:tc>
+          <w:tcPr>
+            <w:tcW w:type="dxa" w:w="680"/>
+            <w:vAlign w:val="center"/>
+          </w:tcPr>
+          <w:p>
+            <w:pPr>
+              <w:spacing w:before="0" w:after="20" w:line="240" w:lineRule="auto"/>
+              <w:jc w:val="center"/>
+            </w:pPr>
+            <w:r>
+              <w:rPr>
+                <w:rFonts w:ascii="Times New Roman" w:hAnsi="Times New Roman"/>
+                <w:b w:val="0"/>
+                <w:sz w:val="24"/>
               </w:rPr>
               <w:t>32</w:t>
             </w:r>
@@ -2964,18 +2850,19 @@
         </w:tc>
         <w:tc>
           <w:tcPr>
-            <w:tcW w:w="1001" w:type="dxa"/>
+            <w:tcW w:type="dxa" w:w="680"/>
             <w:vAlign w:val="center"/>
           </w:tcPr>
           <w:p>
             <w:pPr>
-              <w:spacing w:before="0" w:after="0" w:line="240" w:lineRule="auto"/>
-              <w:jc w:val="center"/>
-            </w:pPr>
-            <w:r>
-              <w:rPr>
-                <w:rFonts w:ascii="Times New Roman" w:hAnsi="Times New Roman" w:cs="Times New Roman"/>
-                <w:sz w:val="22"/>
+              <w:spacing w:before="0" w:after="20" w:line="240" w:lineRule="auto"/>
+              <w:jc w:val="center"/>
+            </w:pPr>
+            <w:r>
+              <w:rPr>
+                <w:rFonts w:ascii="Times New Roman" w:hAnsi="Times New Roman"/>
+                <w:b w:val="0"/>
+                <w:sz w:val="24"/>
               </w:rPr>
               <w:t>34</w:t>
             </w:r>
@@ -2983,18 +2870,19 @@
         </w:tc>
         <w:tc>
           <w:tcPr>
-            <w:tcW w:w="1001" w:type="dxa"/>
+            <w:tcW w:type="dxa" w:w="680"/>
             <w:vAlign w:val="center"/>
           </w:tcPr>
           <w:p>
             <w:pPr>
-              <w:spacing w:before="0" w:after="0" w:line="240" w:lineRule="auto"/>
-              <w:jc w:val="center"/>
-            </w:pPr>
-            <w:r>
-              <w:rPr>
-                <w:rFonts w:ascii="Times New Roman" w:hAnsi="Times New Roman" w:cs="Times New Roman"/>
-                <w:sz w:val="22"/>
+              <w:spacing w:before="0" w:after="20" w:line="240" w:lineRule="auto"/>
+              <w:jc w:val="center"/>
+            </w:pPr>
+            <w:r>
+              <w:rPr>
+                <w:rFonts w:ascii="Times New Roman" w:hAnsi="Times New Roman"/>
+                <w:b w:val="0"/>
+                <w:sz w:val="24"/>
               </w:rPr>
               <w:t>32</w:t>
             </w:r>
@@ -3002,18 +2890,19 @@
         </w:tc>
         <w:tc>
           <w:tcPr>
-            <w:tcW w:w="1001" w:type="dxa"/>
+            <w:tcW w:type="dxa" w:w="680"/>
             <w:vAlign w:val="center"/>
           </w:tcPr>
           <w:p>
             <w:pPr>
-              <w:spacing w:before="0" w:after="0" w:line="240" w:lineRule="auto"/>
-              <w:jc w:val="center"/>
-            </w:pPr>
-            <w:r>
-              <w:rPr>
-                <w:rFonts w:ascii="Times New Roman" w:hAnsi="Times New Roman" w:cs="Times New Roman"/>
-                <w:sz w:val="22"/>
+              <w:spacing w:before="0" w:after="20" w:line="240" w:lineRule="auto"/>
+              <w:jc w:val="center"/>
+            </w:pPr>
+            <w:r>
+              <w:rPr>
+                <w:rFonts w:ascii="Times New Roman" w:hAnsi="Times New Roman"/>
+                <w:b w:val="0"/>
+                <w:sz w:val="24"/>
               </w:rPr>
               <w:t>34</w:t>
             </w:r>
@@ -3021,18 +2910,19 @@
         </w:tc>
         <w:tc>
           <w:tcPr>
-            <w:tcW w:w="1001" w:type="dxa"/>
+            <w:tcW w:type="dxa" w:w="680"/>
             <w:vAlign w:val="center"/>
           </w:tcPr>
           <w:p>
             <w:pPr>
-              <w:spacing w:before="0" w:after="0" w:line="240" w:lineRule="auto"/>
-              <w:jc w:val="center"/>
-            </w:pPr>
-            <w:r>
-              <w:rPr>
-                <w:rFonts w:ascii="Times New Roman" w:hAnsi="Times New Roman" w:cs="Times New Roman"/>
-                <w:sz w:val="22"/>
+              <w:spacing w:before="0" w:after="20" w:line="240" w:lineRule="auto"/>
+              <w:jc w:val="center"/>
+            </w:pPr>
+            <w:r>
+              <w:rPr>
+                <w:rFonts w:ascii="Times New Roman" w:hAnsi="Times New Roman"/>
+                <w:b w:val="0"/>
+                <w:sz w:val="24"/>
               </w:rPr>
               <w:t>32</w:t>
             </w:r>
@@ -3042,172 +2932,144 @@
       <w:tr>
         <w:tc>
           <w:tcPr>
-            <w:tcW w:w="3600" w:type="dxa"/>
+            <w:tcW w:type="dxa" w:w="454"/>
             <w:vAlign w:val="center"/>
           </w:tcPr>
           <w:p>
             <w:pPr>
-              <w:spacing w:before="0" w:after="0" w:line="240" w:lineRule="auto"/>
+              <w:spacing w:before="0" w:after="20" w:line="240" w:lineRule="auto"/>
+              <w:jc w:val="center"/>
+            </w:pPr>
+            <w:r>
+              <w:rPr>
+                <w:rFonts w:ascii="Times New Roman" w:hAnsi="Times New Roman"/>
+                <w:b w:val="0"/>
+                <w:sz w:val="24"/>
+              </w:rPr>
+            </w:r>
+          </w:p>
+        </w:tc>
+        <w:tc>
+          <w:tcPr>
+            <w:tcW w:type="dxa" w:w="3175"/>
+            <w:gridSpan w:val="2"/>
+            <w:vAlign w:val="center"/>
+          </w:tcPr>
+          <w:p>
+            <w:pPr>
+              <w:spacing w:before="0" w:after="20" w:line="240" w:lineRule="auto"/>
               <w:jc w:val="left"/>
             </w:pPr>
             <w:r>
               <w:rPr>
-                <w:rFonts w:ascii="Times New Roman" w:hAnsi="Times New Roman" w:cs="Times New Roman"/>
-                <w:sz w:val="22"/>
-              </w:rPr>
-              <w:t>Семинары (С)</w:t>
-            </w:r>
-          </w:p>
-        </w:tc>
-        <w:tc>
-          <w:tcPr>
-            <w:tcW w:w="1001" w:type="dxa"/>
-            <w:vAlign w:val="center"/>
-          </w:tcPr>
-          <w:p>
-            <w:pPr>
-              <w:spacing w:before="0" w:after="0" w:line="240" w:lineRule="auto"/>
-              <w:jc w:val="center"/>
-            </w:pPr>
-            <w:r>
-              <w:rPr>
-                <w:rFonts w:ascii="Times New Roman" w:hAnsi="Times New Roman" w:cs="Times New Roman"/>
-                <w:sz w:val="22"/>
-              </w:rPr>
-              <w:t>0</w:t>
-            </w:r>
-          </w:p>
-        </w:tc>
-        <w:tc>
-          <w:tcPr>
-            <w:tcW w:w="1001" w:type="dxa"/>
-            <w:vAlign w:val="center"/>
-          </w:tcPr>
-          <w:p>
-            <w:pPr>
-              <w:spacing w:before="0" w:after="0" w:line="240" w:lineRule="auto"/>
-              <w:jc w:val="center"/>
-            </w:pPr>
-            <w:r>
-              <w:rPr>
-                <w:rFonts w:ascii="Times New Roman" w:hAnsi="Times New Roman" w:cs="Times New Roman"/>
-                <w:sz w:val="22"/>
-              </w:rPr>
-              <w:t>–</w:t>
-            </w:r>
-          </w:p>
-        </w:tc>
-        <w:tc>
-          <w:tcPr>
-            <w:tcW w:w="1001" w:type="dxa"/>
-            <w:vAlign w:val="center"/>
-          </w:tcPr>
-          <w:p>
-            <w:pPr>
-              <w:spacing w:before="0" w:after="0" w:line="240" w:lineRule="auto"/>
-              <w:jc w:val="center"/>
-            </w:pPr>
-            <w:r>
-              <w:rPr>
-                <w:rFonts w:ascii="Times New Roman" w:hAnsi="Times New Roman" w:cs="Times New Roman"/>
-                <w:sz w:val="22"/>
-              </w:rPr>
-              <w:t>–</w:t>
-            </w:r>
-          </w:p>
-        </w:tc>
-        <w:tc>
-          <w:tcPr>
-            <w:tcW w:w="1001" w:type="dxa"/>
-            <w:vAlign w:val="center"/>
-          </w:tcPr>
-          <w:p>
-            <w:pPr>
-              <w:spacing w:before="0" w:after="0" w:line="240" w:lineRule="auto"/>
-              <w:jc w:val="center"/>
-            </w:pPr>
-            <w:r>
-              <w:rPr>
-                <w:rFonts w:ascii="Times New Roman" w:hAnsi="Times New Roman" w:cs="Times New Roman"/>
-                <w:sz w:val="22"/>
-              </w:rPr>
-              <w:t>–</w:t>
-            </w:r>
-          </w:p>
-        </w:tc>
-        <w:tc>
-          <w:tcPr>
-            <w:tcW w:w="1001" w:type="dxa"/>
-            <w:vAlign w:val="center"/>
-          </w:tcPr>
-          <w:p>
-            <w:pPr>
-              <w:spacing w:before="0" w:after="0" w:line="240" w:lineRule="auto"/>
-              <w:jc w:val="center"/>
-            </w:pPr>
-            <w:r>
-              <w:rPr>
-                <w:rFonts w:ascii="Times New Roman" w:hAnsi="Times New Roman" w:cs="Times New Roman"/>
-                <w:sz w:val="22"/>
-              </w:rPr>
-              <w:t>–</w:t>
-            </w:r>
-          </w:p>
-        </w:tc>
-        <w:tc>
-          <w:tcPr>
-            <w:tcW w:w="1001" w:type="dxa"/>
-            <w:vAlign w:val="center"/>
-          </w:tcPr>
-          <w:p>
-            <w:pPr>
-              <w:spacing w:before="0" w:after="0" w:line="240" w:lineRule="auto"/>
-              <w:jc w:val="center"/>
-            </w:pPr>
-            <w:r>
-              <w:rPr>
-                <w:rFonts w:ascii="Times New Roman" w:hAnsi="Times New Roman" w:cs="Times New Roman"/>
-                <w:sz w:val="22"/>
-              </w:rPr>
-              <w:t>–</w:t>
-            </w:r>
-          </w:p>
+                <w:rFonts w:ascii="Times New Roman" w:hAnsi="Times New Roman"/>
+                <w:b w:val="0"/>
+                <w:sz w:val="24"/>
+              </w:rPr>
+              <w:t>в том числе:</w:t>
+            </w:r>
+          </w:p>
+        </w:tc>
+        <w:tc>
+          <w:tcPr>
+            <w:tcW w:type="dxa" w:w="737"/>
+          </w:tcPr>
+          <w:p/>
+        </w:tc>
+        <w:tc>
+          <w:tcPr>
+            <w:tcW w:type="dxa" w:w="1587"/>
+          </w:tcPr>
+          <w:p/>
+        </w:tc>
+        <w:tc>
+          <w:tcPr>
+            <w:tcW w:type="dxa" w:w="680"/>
+          </w:tcPr>
+          <w:p/>
+        </w:tc>
+        <w:tc>
+          <w:tcPr>
+            <w:tcW w:type="dxa" w:w="680"/>
+          </w:tcPr>
+          <w:p/>
+        </w:tc>
+        <w:tc>
+          <w:tcPr>
+            <w:tcW w:type="dxa" w:w="680"/>
+          </w:tcPr>
+          <w:p/>
+        </w:tc>
+        <w:tc>
+          <w:tcPr>
+            <w:tcW w:type="dxa" w:w="680"/>
+          </w:tcPr>
+          <w:p/>
+        </w:tc>
+        <w:tc>
+          <w:tcPr>
+            <w:tcW w:type="dxa" w:w="680"/>
+          </w:tcPr>
+          <w:p/>
         </w:tc>
       </w:tr>
       <w:tr>
         <w:tc>
           <w:tcPr>
-            <w:tcW w:w="3600" w:type="dxa"/>
+            <w:tcW w:type="dxa" w:w="454"/>
             <w:vAlign w:val="center"/>
           </w:tcPr>
           <w:p>
             <w:pPr>
-              <w:spacing w:before="0" w:after="0" w:line="240" w:lineRule="auto"/>
+              <w:spacing w:before="0" w:after="20" w:line="240" w:lineRule="auto"/>
+              <w:jc w:val="center"/>
+            </w:pPr>
+            <w:r>
+              <w:rPr>
+                <w:rFonts w:ascii="Times New Roman" w:hAnsi="Times New Roman"/>
+                <w:b w:val="0"/>
+                <w:sz w:val="24"/>
+              </w:rPr>
+              <w:t>1.1</w:t>
+            </w:r>
+          </w:p>
+        </w:tc>
+        <w:tc>
+          <w:tcPr>
+            <w:tcW w:type="dxa" w:w="3175"/>
+            <w:gridSpan w:val="2"/>
+            <w:vAlign w:val="center"/>
+          </w:tcPr>
+          <w:p>
+            <w:pPr>
+              <w:spacing w:before="0" w:after="20" w:line="240" w:lineRule="auto"/>
               <w:jc w:val="left"/>
             </w:pPr>
             <w:r>
               <w:rPr>
-                <w:rFonts w:ascii="Times New Roman" w:hAnsi="Times New Roman" w:cs="Times New Roman"/>
-                <w:sz w:val="22"/>
-              </w:rPr>
-              <w:t>Лабораторные работы (ЛР)</w:t>
-            </w:r>
-          </w:p>
-        </w:tc>
-        <w:tc>
-          <w:tcPr>
-            <w:tcW w:w="1001" w:type="dxa"/>
+                <w:rFonts w:ascii="Times New Roman" w:hAnsi="Times New Roman"/>
+                <w:b w:val="0"/>
+                <w:sz w:val="24"/>
+              </w:rPr>
+              <w:t>Лекции (Л)</w:t>
+            </w:r>
+          </w:p>
+        </w:tc>
+        <w:tc>
+          <w:tcPr>
+            <w:tcW w:type="dxa" w:w="737"/>
             <w:vAlign w:val="center"/>
           </w:tcPr>
           <w:p>
             <w:pPr>
-              <w:spacing w:before="0" w:after="0" w:line="240" w:lineRule="auto"/>
-              <w:jc w:val="center"/>
-            </w:pPr>
-            <w:r>
-              <w:rPr>
-                <w:rFonts w:ascii="Times New Roman" w:hAnsi="Times New Roman" w:cs="Times New Roman"/>
-                <w:sz w:val="22"/>
+              <w:spacing w:before="0" w:after="20" w:line="240" w:lineRule="auto"/>
+              <w:jc w:val="center"/>
+            </w:pPr>
+            <w:r>
+              <w:rPr>
+                <w:rFonts w:ascii="Times New Roman" w:hAnsi="Times New Roman"/>
+                <w:b w:val="0"/>
+                <w:sz w:val="24"/>
               </w:rPr>
               <w:t>0</w:t>
             </w:r>
@@ -3215,96 +3077,121 @@
         </w:tc>
         <w:tc>
           <w:tcPr>
-            <w:tcW w:w="1001" w:type="dxa"/>
+            <w:tcW w:type="dxa" w:w="1587"/>
             <w:vAlign w:val="center"/>
           </w:tcPr>
           <w:p>
             <w:pPr>
-              <w:spacing w:before="0" w:after="0" w:line="240" w:lineRule="auto"/>
-              <w:jc w:val="center"/>
-            </w:pPr>
-            <w:r>
-              <w:rPr>
-                <w:rFonts w:ascii="Times New Roman" w:hAnsi="Times New Roman" w:cs="Times New Roman"/>
-                <w:sz w:val="22"/>
-              </w:rPr>
-              <w:t>–</w:t>
-            </w:r>
-          </w:p>
-        </w:tc>
-        <w:tc>
-          <w:tcPr>
-            <w:tcW w:w="1001" w:type="dxa"/>
+              <w:spacing w:before="0" w:after="20" w:line="240" w:lineRule="auto"/>
+              <w:jc w:val="center"/>
+            </w:pPr>
+            <w:r>
+              <w:rPr>
+                <w:rFonts w:ascii="Times New Roman" w:hAnsi="Times New Roman"/>
+                <w:b w:val="0"/>
+                <w:sz w:val="24"/>
+              </w:rPr>
+              <w:t>0</w:t>
+            </w:r>
+          </w:p>
+        </w:tc>
+        <w:tc>
+          <w:tcPr>
+            <w:tcW w:type="dxa" w:w="680"/>
             <w:vAlign w:val="center"/>
           </w:tcPr>
           <w:p>
             <w:pPr>
-              <w:spacing w:before="0" w:after="0" w:line="240" w:lineRule="auto"/>
-              <w:jc w:val="center"/>
-            </w:pPr>
-            <w:r>
-              <w:rPr>
-                <w:rFonts w:ascii="Times New Roman" w:hAnsi="Times New Roman" w:cs="Times New Roman"/>
-                <w:sz w:val="22"/>
-              </w:rPr>
-              <w:t>–</w:t>
-            </w:r>
-          </w:p>
-        </w:tc>
-        <w:tc>
-          <w:tcPr>
-            <w:tcW w:w="1001" w:type="dxa"/>
+              <w:spacing w:before="0" w:after="20" w:line="240" w:lineRule="auto"/>
+              <w:jc w:val="center"/>
+            </w:pPr>
+            <w:r>
+              <w:rPr>
+                <w:rFonts w:ascii="Times New Roman" w:hAnsi="Times New Roman"/>
+                <w:b w:val="0"/>
+                <w:sz w:val="24"/>
+              </w:rPr>
+              <w:t>0</w:t>
+            </w:r>
+          </w:p>
+        </w:tc>
+        <w:tc>
+          <w:tcPr>
+            <w:tcW w:type="dxa" w:w="680"/>
             <w:vAlign w:val="center"/>
           </w:tcPr>
           <w:p>
             <w:pPr>
-              <w:spacing w:before="0" w:after="0" w:line="240" w:lineRule="auto"/>
-              <w:jc w:val="center"/>
-            </w:pPr>
-            <w:r>
-              <w:rPr>
-                <w:rFonts w:ascii="Times New Roman" w:hAnsi="Times New Roman" w:cs="Times New Roman"/>
-                <w:sz w:val="22"/>
-              </w:rPr>
-              <w:t>–</w:t>
-            </w:r>
-          </w:p>
-        </w:tc>
-        <w:tc>
-          <w:tcPr>
-            <w:tcW w:w="1001" w:type="dxa"/>
+              <w:spacing w:before="0" w:after="20" w:line="240" w:lineRule="auto"/>
+              <w:jc w:val="center"/>
+            </w:pPr>
+            <w:r>
+              <w:rPr>
+                <w:rFonts w:ascii="Times New Roman" w:hAnsi="Times New Roman"/>
+                <w:b w:val="0"/>
+                <w:sz w:val="24"/>
+              </w:rPr>
+              <w:t>0</w:t>
+            </w:r>
+          </w:p>
+        </w:tc>
+        <w:tc>
+          <w:tcPr>
+            <w:tcW w:type="dxa" w:w="680"/>
             <w:vAlign w:val="center"/>
           </w:tcPr>
           <w:p>
             <w:pPr>
-              <w:spacing w:before="0" w:after="0" w:line="240" w:lineRule="auto"/>
-              <w:jc w:val="center"/>
-            </w:pPr>
-            <w:r>
-              <w:rPr>
-                <w:rFonts w:ascii="Times New Roman" w:hAnsi="Times New Roman" w:cs="Times New Roman"/>
-                <w:sz w:val="22"/>
-              </w:rPr>
-              <w:t>–</w:t>
-            </w:r>
-          </w:p>
-        </w:tc>
-        <w:tc>
-          <w:tcPr>
-            <w:tcW w:w="1001" w:type="dxa"/>
+              <w:spacing w:before="0" w:after="20" w:line="240" w:lineRule="auto"/>
+              <w:jc w:val="center"/>
+            </w:pPr>
+            <w:r>
+              <w:rPr>
+                <w:rFonts w:ascii="Times New Roman" w:hAnsi="Times New Roman"/>
+                <w:b w:val="0"/>
+                <w:sz w:val="24"/>
+              </w:rPr>
+              <w:t>0</w:t>
+            </w:r>
+          </w:p>
+        </w:tc>
+        <w:tc>
+          <w:tcPr>
+            <w:tcW w:type="dxa" w:w="680"/>
             <w:vAlign w:val="center"/>
           </w:tcPr>
           <w:p>
             <w:pPr>
-              <w:spacing w:before="0" w:after="0" w:line="240" w:lineRule="auto"/>
-              <w:jc w:val="center"/>
-            </w:pPr>
-            <w:r>
-              <w:rPr>
-                <w:rFonts w:ascii="Times New Roman" w:hAnsi="Times New Roman" w:cs="Times New Roman"/>
-                <w:sz w:val="22"/>
-              </w:rPr>
-              <w:t>–</w:t>
+              <w:spacing w:before="0" w:after="20" w:line="240" w:lineRule="auto"/>
+              <w:jc w:val="center"/>
+            </w:pPr>
+            <w:r>
+              <w:rPr>
+                <w:rFonts w:ascii="Times New Roman" w:hAnsi="Times New Roman"/>
+                <w:b w:val="0"/>
+                <w:sz w:val="24"/>
+              </w:rPr>
+              <w:t>0</w:t>
+            </w:r>
+          </w:p>
+        </w:tc>
+        <w:tc>
+          <w:tcPr>
+            <w:tcW w:type="dxa" w:w="680"/>
+            <w:vAlign w:val="center"/>
+          </w:tcPr>
+          <w:p>
+            <w:pPr>
+              <w:spacing w:before="0" w:after="20" w:line="240" w:lineRule="auto"/>
+              <w:jc w:val="center"/>
+            </w:pPr>
+            <w:r>
+              <w:rPr>
+                <w:rFonts w:ascii="Times New Roman" w:hAnsi="Times New Roman"/>
+                <w:b w:val="0"/>
+                <w:sz w:val="24"/>
+              </w:rPr>
+              <w:t>0</w:t>
             </w:r>
           </w:p>
         </w:tc>
@@ -3312,37 +3199,60 @@
       <w:tr>
         <w:tc>
           <w:tcPr>
-            <w:tcW w:w="3600" w:type="dxa"/>
+            <w:tcW w:type="dxa" w:w="454"/>
             <w:vAlign w:val="center"/>
           </w:tcPr>
           <w:p>
             <w:pPr>
-              <w:spacing w:before="0" w:after="0" w:line="240" w:lineRule="auto"/>
+              <w:spacing w:before="0" w:after="20" w:line="240" w:lineRule="auto"/>
+              <w:jc w:val="center"/>
+            </w:pPr>
+            <w:r>
+              <w:rPr>
+                <w:rFonts w:ascii="Times New Roman" w:hAnsi="Times New Roman"/>
+                <w:b w:val="0"/>
+                <w:sz w:val="24"/>
+              </w:rPr>
+              <w:t>1.2</w:t>
+            </w:r>
+          </w:p>
+        </w:tc>
+        <w:tc>
+          <w:tcPr>
+            <w:tcW w:type="dxa" w:w="3175"/>
+            <w:gridSpan w:val="2"/>
+            <w:vAlign w:val="center"/>
+          </w:tcPr>
+          <w:p>
+            <w:pPr>
+              <w:spacing w:before="0" w:after="20" w:line="240" w:lineRule="auto"/>
               <w:jc w:val="left"/>
             </w:pPr>
             <w:r>
               <w:rPr>
-                <w:rFonts w:ascii="Times New Roman" w:hAnsi="Times New Roman" w:cs="Times New Roman"/>
-                <w:sz w:val="22"/>
-              </w:rPr>
-              <w:t>Самостоятельная работа студента, часов</w:t>
-            </w:r>
-          </w:p>
-        </w:tc>
-        <w:tc>
-          <w:tcPr>
-            <w:tcW w:w="1001" w:type="dxa"/>
+                <w:rFonts w:ascii="Times New Roman" w:hAnsi="Times New Roman"/>
+                <w:b w:val="0"/>
+                <w:sz w:val="24"/>
+              </w:rPr>
+              <w:t>Практические занятия (ПЗ)</w:t>
+            </w:r>
+          </w:p>
+        </w:tc>
+        <w:tc>
+          <w:tcPr>
+            <w:tcW w:type="dxa" w:w="737"/>
             <w:vAlign w:val="center"/>
           </w:tcPr>
           <w:p>
             <w:pPr>
-              <w:spacing w:before="0" w:after="0" w:line="240" w:lineRule="auto"/>
-              <w:jc w:val="center"/>
-            </w:pPr>
-            <w:r>
-              <w:rPr>
-                <w:rFonts w:ascii="Times New Roman" w:hAnsi="Times New Roman" w:cs="Times New Roman"/>
-                <w:sz w:val="22"/>
+              <w:spacing w:before="0" w:after="20" w:line="240" w:lineRule="auto"/>
+              <w:jc w:val="center"/>
+            </w:pPr>
+            <w:r>
+              <w:rPr>
+                <w:rFonts w:ascii="Times New Roman" w:hAnsi="Times New Roman"/>
+                <w:b w:val="0"/>
+                <w:sz w:val="24"/>
               </w:rPr>
               <w:t>164</w:t>
             </w:r>
@@ -3350,18 +3260,39 @@
         </w:tc>
         <w:tc>
           <w:tcPr>
-            <w:tcW w:w="1001" w:type="dxa"/>
+            <w:tcW w:type="dxa" w:w="1587"/>
             <w:vAlign w:val="center"/>
           </w:tcPr>
           <w:p>
             <w:pPr>
-              <w:spacing w:before="0" w:after="0" w:line="240" w:lineRule="auto"/>
-              <w:jc w:val="center"/>
-            </w:pPr>
-            <w:r>
-              <w:rPr>
-                <w:rFonts w:ascii="Times New Roman" w:hAnsi="Times New Roman" w:cs="Times New Roman"/>
-                <w:sz w:val="22"/>
+              <w:spacing w:before="0" w:after="20" w:line="240" w:lineRule="auto"/>
+              <w:jc w:val="center"/>
+            </w:pPr>
+            <w:r>
+              <w:rPr>
+                <w:rFonts w:ascii="Times New Roman" w:hAnsi="Times New Roman"/>
+                <w:b w:val="0"/>
+                <w:sz w:val="24"/>
+              </w:rPr>
+              <w:t>0</w:t>
+            </w:r>
+          </w:p>
+        </w:tc>
+        <w:tc>
+          <w:tcPr>
+            <w:tcW w:type="dxa" w:w="680"/>
+            <w:vAlign w:val="center"/>
+          </w:tcPr>
+          <w:p>
+            <w:pPr>
+              <w:spacing w:before="0" w:after="20" w:line="240" w:lineRule="auto"/>
+              <w:jc w:val="center"/>
+            </w:pPr>
+            <w:r>
+              <w:rPr>
+                <w:rFonts w:ascii="Times New Roman" w:hAnsi="Times New Roman"/>
+                <w:b w:val="0"/>
+                <w:sz w:val="24"/>
               </w:rPr>
               <w:t>32</w:t>
             </w:r>
@@ -3369,18 +3300,19 @@
         </w:tc>
         <w:tc>
           <w:tcPr>
-            <w:tcW w:w="1001" w:type="dxa"/>
+            <w:tcW w:type="dxa" w:w="680"/>
             <w:vAlign w:val="center"/>
           </w:tcPr>
           <w:p>
             <w:pPr>
-              <w:spacing w:before="0" w:after="0" w:line="240" w:lineRule="auto"/>
-              <w:jc w:val="center"/>
-            </w:pPr>
-            <w:r>
-              <w:rPr>
-                <w:rFonts w:ascii="Times New Roman" w:hAnsi="Times New Roman" w:cs="Times New Roman"/>
-                <w:sz w:val="22"/>
+              <w:spacing w:before="0" w:after="20" w:line="240" w:lineRule="auto"/>
+              <w:jc w:val="center"/>
+            </w:pPr>
+            <w:r>
+              <w:rPr>
+                <w:rFonts w:ascii="Times New Roman" w:hAnsi="Times New Roman"/>
+                <w:b w:val="0"/>
+                <w:sz w:val="24"/>
               </w:rPr>
               <w:t>34</w:t>
             </w:r>
@@ -3388,18 +3320,19 @@
         </w:tc>
         <w:tc>
           <w:tcPr>
-            <w:tcW w:w="1001" w:type="dxa"/>
+            <w:tcW w:type="dxa" w:w="680"/>
             <w:vAlign w:val="center"/>
           </w:tcPr>
           <w:p>
             <w:pPr>
-              <w:spacing w:before="0" w:after="0" w:line="240" w:lineRule="auto"/>
-              <w:jc w:val="center"/>
-            </w:pPr>
-            <w:r>
-              <w:rPr>
-                <w:rFonts w:ascii="Times New Roman" w:hAnsi="Times New Roman" w:cs="Times New Roman"/>
-                <w:sz w:val="22"/>
+              <w:spacing w:before="0" w:after="20" w:line="240" w:lineRule="auto"/>
+              <w:jc w:val="center"/>
+            </w:pPr>
+            <w:r>
+              <w:rPr>
+                <w:rFonts w:ascii="Times New Roman" w:hAnsi="Times New Roman"/>
+                <w:b w:val="0"/>
+                <w:sz w:val="24"/>
               </w:rPr>
               <w:t>32</w:t>
             </w:r>
@@ -3407,18 +3340,19 @@
         </w:tc>
         <w:tc>
           <w:tcPr>
-            <w:tcW w:w="1001" w:type="dxa"/>
+            <w:tcW w:type="dxa" w:w="680"/>
             <w:vAlign w:val="center"/>
           </w:tcPr>
           <w:p>
             <w:pPr>
-              <w:spacing w:before="0" w:after="0" w:line="240" w:lineRule="auto"/>
-              <w:jc w:val="center"/>
-            </w:pPr>
-            <w:r>
-              <w:rPr>
-                <w:rFonts w:ascii="Times New Roman" w:hAnsi="Times New Roman" w:cs="Times New Roman"/>
-                <w:sz w:val="22"/>
+              <w:spacing w:before="0" w:after="20" w:line="240" w:lineRule="auto"/>
+              <w:jc w:val="center"/>
+            </w:pPr>
+            <w:r>
+              <w:rPr>
+                <w:rFonts w:ascii="Times New Roman" w:hAnsi="Times New Roman"/>
+                <w:b w:val="0"/>
+                <w:sz w:val="24"/>
               </w:rPr>
               <w:t>34</w:t>
             </w:r>
@@ -3426,18 +3360,19 @@
         </w:tc>
         <w:tc>
           <w:tcPr>
-            <w:tcW w:w="1001" w:type="dxa"/>
+            <w:tcW w:type="dxa" w:w="680"/>
             <w:vAlign w:val="center"/>
           </w:tcPr>
           <w:p>
             <w:pPr>
-              <w:spacing w:before="0" w:after="0" w:line="240" w:lineRule="auto"/>
-              <w:jc w:val="center"/>
-            </w:pPr>
-            <w:r>
-              <w:rPr>
-                <w:rFonts w:ascii="Times New Roman" w:hAnsi="Times New Roman" w:cs="Times New Roman"/>
-                <w:sz w:val="22"/>
+              <w:spacing w:before="0" w:after="20" w:line="240" w:lineRule="auto"/>
+              <w:jc w:val="center"/>
+            </w:pPr>
+            <w:r>
+              <w:rPr>
+                <w:rFonts w:ascii="Times New Roman" w:hAnsi="Times New Roman"/>
+                <w:b w:val="0"/>
+                <w:sz w:val="24"/>
               </w:rPr>
               <w:t>32</w:t>
             </w:r>
@@ -3447,37 +3382,60 @@
       <w:tr>
         <w:tc>
           <w:tcPr>
-            <w:tcW w:w="3600" w:type="dxa"/>
+            <w:tcW w:type="dxa" w:w="454"/>
             <w:vAlign w:val="center"/>
           </w:tcPr>
           <w:p>
             <w:pPr>
-              <w:spacing w:before="0" w:after="0" w:line="240" w:lineRule="auto"/>
+              <w:spacing w:before="0" w:after="20" w:line="240" w:lineRule="auto"/>
+              <w:jc w:val="center"/>
+            </w:pPr>
+            <w:r>
+              <w:rPr>
+                <w:rFonts w:ascii="Times New Roman" w:hAnsi="Times New Roman"/>
+                <w:b w:val="0"/>
+                <w:sz w:val="24"/>
+              </w:rPr>
+              <w:t>1.3</w:t>
+            </w:r>
+          </w:p>
+        </w:tc>
+        <w:tc>
+          <w:tcPr>
+            <w:tcW w:type="dxa" w:w="3175"/>
+            <w:gridSpan w:val="2"/>
+            <w:vAlign w:val="center"/>
+          </w:tcPr>
+          <w:p>
+            <w:pPr>
+              <w:spacing w:before="0" w:after="20" w:line="240" w:lineRule="auto"/>
               <w:jc w:val="left"/>
             </w:pPr>
             <w:r>
               <w:rPr>
-                <w:rFonts w:ascii="Times New Roman" w:hAnsi="Times New Roman" w:cs="Times New Roman"/>
-                <w:sz w:val="22"/>
-              </w:rPr>
-              <w:t>Контроль (подготовка и сдача экзамена), часов</w:t>
-            </w:r>
-          </w:p>
-        </w:tc>
-        <w:tc>
-          <w:tcPr>
-            <w:tcW w:w="1001" w:type="dxa"/>
+                <w:rFonts w:ascii="Times New Roman" w:hAnsi="Times New Roman"/>
+                <w:b w:val="0"/>
+                <w:sz w:val="24"/>
+              </w:rPr>
+              <w:t>Семинары (С)</w:t>
+            </w:r>
+          </w:p>
+        </w:tc>
+        <w:tc>
+          <w:tcPr>
+            <w:tcW w:type="dxa" w:w="737"/>
             <w:vAlign w:val="center"/>
           </w:tcPr>
           <w:p>
             <w:pPr>
-              <w:spacing w:before="0" w:after="0" w:line="240" w:lineRule="auto"/>
-              <w:jc w:val="center"/>
-            </w:pPr>
-            <w:r>
-              <w:rPr>
-                <w:rFonts w:ascii="Times New Roman" w:hAnsi="Times New Roman" w:cs="Times New Roman"/>
-                <w:sz w:val="22"/>
+              <w:spacing w:before="0" w:after="20" w:line="240" w:lineRule="auto"/>
+              <w:jc w:val="center"/>
+            </w:pPr>
+            <w:r>
+              <w:rPr>
+                <w:rFonts w:ascii="Times New Roman" w:hAnsi="Times New Roman"/>
+                <w:b w:val="0"/>
+                <w:sz w:val="24"/>
               </w:rPr>
               <w:t>0</w:t>
             </w:r>
@@ -3485,96 +3443,121 @@
         </w:tc>
         <w:tc>
           <w:tcPr>
-            <w:tcW w:w="1001" w:type="dxa"/>
+            <w:tcW w:type="dxa" w:w="1587"/>
             <w:vAlign w:val="center"/>
           </w:tcPr>
           <w:p>
             <w:pPr>
-              <w:spacing w:before="0" w:after="0" w:line="240" w:lineRule="auto"/>
-              <w:jc w:val="center"/>
-            </w:pPr>
-            <w:r>
-              <w:rPr>
-                <w:rFonts w:ascii="Times New Roman" w:hAnsi="Times New Roman" w:cs="Times New Roman"/>
-                <w:sz w:val="22"/>
-              </w:rPr>
-              <w:t>–</w:t>
-            </w:r>
-          </w:p>
-        </w:tc>
-        <w:tc>
-          <w:tcPr>
-            <w:tcW w:w="1001" w:type="dxa"/>
+              <w:spacing w:before="0" w:after="20" w:line="240" w:lineRule="auto"/>
+              <w:jc w:val="center"/>
+            </w:pPr>
+            <w:r>
+              <w:rPr>
+                <w:rFonts w:ascii="Times New Roman" w:hAnsi="Times New Roman"/>
+                <w:b w:val="0"/>
+                <w:sz w:val="24"/>
+              </w:rPr>
+              <w:t>0</w:t>
+            </w:r>
+          </w:p>
+        </w:tc>
+        <w:tc>
+          <w:tcPr>
+            <w:tcW w:type="dxa" w:w="680"/>
             <w:vAlign w:val="center"/>
           </w:tcPr>
           <w:p>
             <w:pPr>
-              <w:spacing w:before="0" w:after="0" w:line="240" w:lineRule="auto"/>
-              <w:jc w:val="center"/>
-            </w:pPr>
-            <w:r>
-              <w:rPr>
-                <w:rFonts w:ascii="Times New Roman" w:hAnsi="Times New Roman" w:cs="Times New Roman"/>
-                <w:sz w:val="22"/>
-              </w:rPr>
-              <w:t>–</w:t>
-            </w:r>
-          </w:p>
-        </w:tc>
-        <w:tc>
-          <w:tcPr>
-            <w:tcW w:w="1001" w:type="dxa"/>
+              <w:spacing w:before="0" w:after="20" w:line="240" w:lineRule="auto"/>
+              <w:jc w:val="center"/>
+            </w:pPr>
+            <w:r>
+              <w:rPr>
+                <w:rFonts w:ascii="Times New Roman" w:hAnsi="Times New Roman"/>
+                <w:b w:val="0"/>
+                <w:sz w:val="24"/>
+              </w:rPr>
+              <w:t>0</w:t>
+            </w:r>
+          </w:p>
+        </w:tc>
+        <w:tc>
+          <w:tcPr>
+            <w:tcW w:type="dxa" w:w="680"/>
             <w:vAlign w:val="center"/>
           </w:tcPr>
           <w:p>
             <w:pPr>
-              <w:spacing w:before="0" w:after="0" w:line="240" w:lineRule="auto"/>
-              <w:jc w:val="center"/>
-            </w:pPr>
-            <w:r>
-              <w:rPr>
-                <w:rFonts w:ascii="Times New Roman" w:hAnsi="Times New Roman" w:cs="Times New Roman"/>
-                <w:sz w:val="22"/>
-              </w:rPr>
-              <w:t>–</w:t>
-            </w:r>
-          </w:p>
-        </w:tc>
-        <w:tc>
-          <w:tcPr>
-            <w:tcW w:w="1001" w:type="dxa"/>
+              <w:spacing w:before="0" w:after="20" w:line="240" w:lineRule="auto"/>
+              <w:jc w:val="center"/>
+            </w:pPr>
+            <w:r>
+              <w:rPr>
+                <w:rFonts w:ascii="Times New Roman" w:hAnsi="Times New Roman"/>
+                <w:b w:val="0"/>
+                <w:sz w:val="24"/>
+              </w:rPr>
+              <w:t>0</w:t>
+            </w:r>
+          </w:p>
+        </w:tc>
+        <w:tc>
+          <w:tcPr>
+            <w:tcW w:type="dxa" w:w="680"/>
             <w:vAlign w:val="center"/>
           </w:tcPr>
           <w:p>
             <w:pPr>
-              <w:spacing w:before="0" w:after="0" w:line="240" w:lineRule="auto"/>
-              <w:jc w:val="center"/>
-            </w:pPr>
-            <w:r>
-              <w:rPr>
-                <w:rFonts w:ascii="Times New Roman" w:hAnsi="Times New Roman" w:cs="Times New Roman"/>
-                <w:sz w:val="22"/>
-              </w:rPr>
-              <w:t>–</w:t>
-            </w:r>
-          </w:p>
-        </w:tc>
-        <w:tc>
-          <w:tcPr>
-            <w:tcW w:w="1001" w:type="dxa"/>
+              <w:spacing w:before="0" w:after="20" w:line="240" w:lineRule="auto"/>
+              <w:jc w:val="center"/>
+            </w:pPr>
+            <w:r>
+              <w:rPr>
+                <w:rFonts w:ascii="Times New Roman" w:hAnsi="Times New Roman"/>
+                <w:b w:val="0"/>
+                <w:sz w:val="24"/>
+              </w:rPr>
+              <w:t>0</w:t>
+            </w:r>
+          </w:p>
+        </w:tc>
+        <w:tc>
+          <w:tcPr>
+            <w:tcW w:type="dxa" w:w="680"/>
             <w:vAlign w:val="center"/>
           </w:tcPr>
           <w:p>
             <w:pPr>
-              <w:spacing w:before="0" w:after="0" w:line="240" w:lineRule="auto"/>
-              <w:jc w:val="center"/>
-            </w:pPr>
-            <w:r>
-              <w:rPr>
-                <w:rFonts w:ascii="Times New Roman" w:hAnsi="Times New Roman" w:cs="Times New Roman"/>
-                <w:sz w:val="22"/>
-              </w:rPr>
-              <w:t>–</w:t>
+              <w:spacing w:before="0" w:after="20" w:line="240" w:lineRule="auto"/>
+              <w:jc w:val="center"/>
+            </w:pPr>
+            <w:r>
+              <w:rPr>
+                <w:rFonts w:ascii="Times New Roman" w:hAnsi="Times New Roman"/>
+                <w:b w:val="0"/>
+                <w:sz w:val="24"/>
+              </w:rPr>
+              <w:t>0</w:t>
+            </w:r>
+          </w:p>
+        </w:tc>
+        <w:tc>
+          <w:tcPr>
+            <w:tcW w:type="dxa" w:w="680"/>
+            <w:vAlign w:val="center"/>
+          </w:tcPr>
+          <w:p>
+            <w:pPr>
+              <w:spacing w:before="0" w:after="20" w:line="240" w:lineRule="auto"/>
+              <w:jc w:val="center"/>
+            </w:pPr>
+            <w:r>
+              <w:rPr>
+                <w:rFonts w:ascii="Times New Roman" w:hAnsi="Times New Roman"/>
+                <w:b w:val="0"/>
+                <w:sz w:val="24"/>
+              </w:rPr>
+              <w:t>0</w:t>
             </w:r>
           </w:p>
         </w:tc>
@@ -3582,134 +3565,182 @@
       <w:tr>
         <w:tc>
           <w:tcPr>
-            <w:tcW w:w="3600" w:type="dxa"/>
+            <w:tcW w:type="dxa" w:w="454"/>
             <w:vAlign w:val="center"/>
           </w:tcPr>
           <w:p>
             <w:pPr>
-              <w:spacing w:before="0" w:after="0" w:line="240" w:lineRule="auto"/>
+              <w:spacing w:before="0" w:after="20" w:line="240" w:lineRule="auto"/>
+              <w:jc w:val="center"/>
+            </w:pPr>
+            <w:r>
+              <w:rPr>
+                <w:rFonts w:ascii="Times New Roman" w:hAnsi="Times New Roman"/>
+                <w:b w:val="0"/>
+                <w:sz w:val="24"/>
+              </w:rPr>
+              <w:t>1.4</w:t>
+            </w:r>
+          </w:p>
+        </w:tc>
+        <w:tc>
+          <w:tcPr>
+            <w:tcW w:type="dxa" w:w="3175"/>
+            <w:gridSpan w:val="2"/>
+            <w:vAlign w:val="center"/>
+          </w:tcPr>
+          <w:p>
+            <w:pPr>
+              <w:spacing w:before="0" w:after="20" w:line="240" w:lineRule="auto"/>
               <w:jc w:val="left"/>
             </w:pPr>
             <w:r>
               <w:rPr>
-                <w:rFonts w:ascii="Times New Roman" w:hAnsi="Times New Roman" w:cs="Times New Roman"/>
-                <w:sz w:val="22"/>
-              </w:rPr>
-              <w:t>Курсовая работа / курсовой проект</w:t>
-            </w:r>
-          </w:p>
-        </w:tc>
-        <w:tc>
-          <w:tcPr>
-            <w:tcW w:w="1001" w:type="dxa"/>
+                <w:rFonts w:ascii="Times New Roman" w:hAnsi="Times New Roman"/>
+                <w:b w:val="0"/>
+                <w:sz w:val="24"/>
+              </w:rPr>
+              <w:t>Лабораторные работы (ЛР)</w:t>
+            </w:r>
+          </w:p>
+        </w:tc>
+        <w:tc>
+          <w:tcPr>
+            <w:tcW w:type="dxa" w:w="737"/>
             <w:vAlign w:val="center"/>
           </w:tcPr>
           <w:p>
             <w:pPr>
-              <w:spacing w:before="0" w:after="0" w:line="240" w:lineRule="auto"/>
-              <w:jc w:val="center"/>
-            </w:pPr>
-            <w:r>
-              <w:rPr>
-                <w:rFonts w:ascii="Times New Roman" w:hAnsi="Times New Roman" w:cs="Times New Roman"/>
-                <w:sz w:val="22"/>
-              </w:rPr>
-              <w:t>–</w:t>
-            </w:r>
-          </w:p>
-        </w:tc>
-        <w:tc>
-          <w:tcPr>
-            <w:tcW w:w="1001" w:type="dxa"/>
+              <w:spacing w:before="0" w:after="20" w:line="240" w:lineRule="auto"/>
+              <w:jc w:val="center"/>
+            </w:pPr>
+            <w:r>
+              <w:rPr>
+                <w:rFonts w:ascii="Times New Roman" w:hAnsi="Times New Roman"/>
+                <w:b w:val="0"/>
+                <w:sz w:val="24"/>
+              </w:rPr>
+              <w:t>0</w:t>
+            </w:r>
+          </w:p>
+        </w:tc>
+        <w:tc>
+          <w:tcPr>
+            <w:tcW w:type="dxa" w:w="1587"/>
             <w:vAlign w:val="center"/>
           </w:tcPr>
           <w:p>
             <w:pPr>
-              <w:spacing w:before="0" w:after="0" w:line="240" w:lineRule="auto"/>
-              <w:jc w:val="center"/>
-            </w:pPr>
-            <w:r>
-              <w:rPr>
-                <w:rFonts w:ascii="Times New Roman" w:hAnsi="Times New Roman" w:cs="Times New Roman"/>
-                <w:sz w:val="22"/>
-              </w:rPr>
-              <w:t>–</w:t>
-            </w:r>
-          </w:p>
-        </w:tc>
-        <w:tc>
-          <w:tcPr>
-            <w:tcW w:w="1001" w:type="dxa"/>
+              <w:spacing w:before="0" w:after="20" w:line="240" w:lineRule="auto"/>
+              <w:jc w:val="center"/>
+            </w:pPr>
+            <w:r>
+              <w:rPr>
+                <w:rFonts w:ascii="Times New Roman" w:hAnsi="Times New Roman"/>
+                <w:b w:val="0"/>
+                <w:sz w:val="24"/>
+              </w:rPr>
+              <w:t>0</w:t>
+            </w:r>
+          </w:p>
+        </w:tc>
+        <w:tc>
+          <w:tcPr>
+            <w:tcW w:type="dxa" w:w="680"/>
             <w:vAlign w:val="center"/>
           </w:tcPr>
           <w:p>
             <w:pPr>
-              <w:spacing w:before="0" w:after="0" w:line="240" w:lineRule="auto"/>
-              <w:jc w:val="center"/>
-            </w:pPr>
-            <w:r>
-              <w:rPr>
-                <w:rFonts w:ascii="Times New Roman" w:hAnsi="Times New Roman" w:cs="Times New Roman"/>
-                <w:sz w:val="22"/>
-              </w:rPr>
-              <w:t>–</w:t>
-            </w:r>
-          </w:p>
-        </w:tc>
-        <w:tc>
-          <w:tcPr>
-            <w:tcW w:w="1001" w:type="dxa"/>
+              <w:spacing w:before="0" w:after="20" w:line="240" w:lineRule="auto"/>
+              <w:jc w:val="center"/>
+            </w:pPr>
+            <w:r>
+              <w:rPr>
+                <w:rFonts w:ascii="Times New Roman" w:hAnsi="Times New Roman"/>
+                <w:b w:val="0"/>
+                <w:sz w:val="24"/>
+              </w:rPr>
+              <w:t>0</w:t>
+            </w:r>
+          </w:p>
+        </w:tc>
+        <w:tc>
+          <w:tcPr>
+            <w:tcW w:type="dxa" w:w="680"/>
             <w:vAlign w:val="center"/>
           </w:tcPr>
           <w:p>
             <w:pPr>
-              <w:spacing w:before="0" w:after="0" w:line="240" w:lineRule="auto"/>
-              <w:jc w:val="center"/>
-            </w:pPr>
-            <w:r>
-              <w:rPr>
-                <w:rFonts w:ascii="Times New Roman" w:hAnsi="Times New Roman" w:cs="Times New Roman"/>
-                <w:sz w:val="22"/>
-              </w:rPr>
-              <w:t>–</w:t>
-            </w:r>
-          </w:p>
-        </w:tc>
-        <w:tc>
-          <w:tcPr>
-            <w:tcW w:w="1001" w:type="dxa"/>
+              <w:spacing w:before="0" w:after="20" w:line="240" w:lineRule="auto"/>
+              <w:jc w:val="center"/>
+            </w:pPr>
+            <w:r>
+              <w:rPr>
+                <w:rFonts w:ascii="Times New Roman" w:hAnsi="Times New Roman"/>
+                <w:b w:val="0"/>
+                <w:sz w:val="24"/>
+              </w:rPr>
+              <w:t>0</w:t>
+            </w:r>
+          </w:p>
+        </w:tc>
+        <w:tc>
+          <w:tcPr>
+            <w:tcW w:type="dxa" w:w="680"/>
             <w:vAlign w:val="center"/>
           </w:tcPr>
           <w:p>
             <w:pPr>
-              <w:spacing w:before="0" w:after="0" w:line="240" w:lineRule="auto"/>
-              <w:jc w:val="center"/>
-            </w:pPr>
-            <w:r>
-              <w:rPr>
-                <w:rFonts w:ascii="Times New Roman" w:hAnsi="Times New Roman" w:cs="Times New Roman"/>
-                <w:sz w:val="22"/>
-              </w:rPr>
-              <w:t>–</w:t>
-            </w:r>
-          </w:p>
-        </w:tc>
-        <w:tc>
-          <w:tcPr>
-            <w:tcW w:w="1001" w:type="dxa"/>
+              <w:spacing w:before="0" w:after="20" w:line="240" w:lineRule="auto"/>
+              <w:jc w:val="center"/>
+            </w:pPr>
+            <w:r>
+              <w:rPr>
+                <w:rFonts w:ascii="Times New Roman" w:hAnsi="Times New Roman"/>
+                <w:b w:val="0"/>
+                <w:sz w:val="24"/>
+              </w:rPr>
+              <w:t>0</w:t>
+            </w:r>
+          </w:p>
+        </w:tc>
+        <w:tc>
+          <w:tcPr>
+            <w:tcW w:type="dxa" w:w="680"/>
             <w:vAlign w:val="center"/>
           </w:tcPr>
           <w:p>
             <w:pPr>
-              <w:spacing w:before="0" w:after="0" w:line="240" w:lineRule="auto"/>
-              <w:jc w:val="center"/>
-            </w:pPr>
-            <w:r>
-              <w:rPr>
-                <w:rFonts w:ascii="Times New Roman" w:hAnsi="Times New Roman" w:cs="Times New Roman"/>
-                <w:sz w:val="22"/>
-              </w:rPr>
-              <w:t>–</w:t>
+              <w:spacing w:before="0" w:after="20" w:line="240" w:lineRule="auto"/>
+              <w:jc w:val="center"/>
+            </w:pPr>
+            <w:r>
+              <w:rPr>
+                <w:rFonts w:ascii="Times New Roman" w:hAnsi="Times New Roman"/>
+                <w:b w:val="0"/>
+                <w:sz w:val="24"/>
+              </w:rPr>
+              <w:t>0</w:t>
+            </w:r>
+          </w:p>
+        </w:tc>
+        <w:tc>
+          <w:tcPr>
+            <w:tcW w:type="dxa" w:w="680"/>
+            <w:vAlign w:val="center"/>
+          </w:tcPr>
+          <w:p>
+            <w:pPr>
+              <w:spacing w:before="0" w:after="20" w:line="240" w:lineRule="auto"/>
+              <w:jc w:val="center"/>
+            </w:pPr>
+            <w:r>
+              <w:rPr>
+                <w:rFonts w:ascii="Times New Roman" w:hAnsi="Times New Roman"/>
+                <w:b w:val="0"/>
+                <w:sz w:val="24"/>
+              </w:rPr>
+              <w:t>0</w:t>
             </w:r>
           </w:p>
         </w:tc>
@@ -3717,134 +3748,182 @@
       <w:tr>
         <w:tc>
           <w:tcPr>
-            <w:tcW w:w="3600" w:type="dxa"/>
+            <w:tcW w:type="dxa" w:w="454"/>
             <w:vAlign w:val="center"/>
           </w:tcPr>
           <w:p>
             <w:pPr>
-              <w:spacing w:before="0" w:after="0" w:line="240" w:lineRule="auto"/>
+              <w:spacing w:before="0" w:after="20" w:line="240" w:lineRule="auto"/>
+              <w:jc w:val="center"/>
+            </w:pPr>
+            <w:r>
+              <w:rPr>
+                <w:rFonts w:ascii="Times New Roman" w:hAnsi="Times New Roman"/>
+                <w:b w:val="0"/>
+                <w:sz w:val="24"/>
+              </w:rPr>
+              <w:t>1.5</w:t>
+            </w:r>
+          </w:p>
+        </w:tc>
+        <w:tc>
+          <w:tcPr>
+            <w:tcW w:type="dxa" w:w="3175"/>
+            <w:gridSpan w:val="2"/>
+            <w:vAlign w:val="center"/>
+          </w:tcPr>
+          <w:p>
+            <w:pPr>
+              <w:spacing w:before="0" w:after="20" w:line="240" w:lineRule="auto"/>
               <w:jc w:val="left"/>
             </w:pPr>
             <w:r>
               <w:rPr>
-                <w:rFonts w:ascii="Times New Roman" w:hAnsi="Times New Roman" w:cs="Times New Roman"/>
-                <w:sz w:val="22"/>
-              </w:rPr>
-              <w:t>Вид промежуточной аттестации</w:t>
-            </w:r>
-          </w:p>
-        </w:tc>
-        <w:tc>
-          <w:tcPr>
-            <w:tcW w:w="1001" w:type="dxa"/>
+                <w:rFonts w:ascii="Times New Roman" w:hAnsi="Times New Roman"/>
+                <w:b w:val="0"/>
+                <w:sz w:val="24"/>
+              </w:rPr>
+              <w:t>Иные виды занятий</w:t>
+            </w:r>
+          </w:p>
+        </w:tc>
+        <w:tc>
+          <w:tcPr>
+            <w:tcW w:type="dxa" w:w="737"/>
             <w:vAlign w:val="center"/>
           </w:tcPr>
           <w:p>
             <w:pPr>
-              <w:spacing w:before="0" w:after="0" w:line="240" w:lineRule="auto"/>
-              <w:jc w:val="center"/>
-            </w:pPr>
-            <w:r>
-              <w:rPr>
-                <w:rFonts w:ascii="Times New Roman" w:hAnsi="Times New Roman" w:cs="Times New Roman"/>
-                <w:sz w:val="22"/>
-              </w:rPr>
-              <w:t>зачет</w:t>
-            </w:r>
-          </w:p>
-        </w:tc>
-        <w:tc>
-          <w:tcPr>
-            <w:tcW w:w="1001" w:type="dxa"/>
+              <w:spacing w:before="0" w:after="20" w:line="240" w:lineRule="auto"/>
+              <w:jc w:val="center"/>
+            </w:pPr>
+            <w:r>
+              <w:rPr>
+                <w:rFonts w:ascii="Times New Roman" w:hAnsi="Times New Roman"/>
+                <w:b w:val="0"/>
+                <w:sz w:val="24"/>
+              </w:rPr>
+              <w:t>0</w:t>
+            </w:r>
+          </w:p>
+        </w:tc>
+        <w:tc>
+          <w:tcPr>
+            <w:tcW w:type="dxa" w:w="1587"/>
             <w:vAlign w:val="center"/>
           </w:tcPr>
           <w:p>
             <w:pPr>
-              <w:spacing w:before="0" w:after="0" w:line="240" w:lineRule="auto"/>
-              <w:jc w:val="center"/>
-            </w:pPr>
-            <w:r>
-              <w:rPr>
-                <w:rFonts w:ascii="Times New Roman" w:hAnsi="Times New Roman" w:cs="Times New Roman"/>
-                <w:sz w:val="22"/>
-              </w:rPr>
-              <w:t>зачет</w:t>
-            </w:r>
-          </w:p>
-        </w:tc>
-        <w:tc>
-          <w:tcPr>
-            <w:tcW w:w="1001" w:type="dxa"/>
+              <w:spacing w:before="0" w:after="20" w:line="240" w:lineRule="auto"/>
+              <w:jc w:val="center"/>
+            </w:pPr>
+            <w:r>
+              <w:rPr>
+                <w:rFonts w:ascii="Times New Roman" w:hAnsi="Times New Roman"/>
+                <w:b w:val="0"/>
+                <w:sz w:val="24"/>
+              </w:rPr>
+              <w:t>0</w:t>
+            </w:r>
+          </w:p>
+        </w:tc>
+        <w:tc>
+          <w:tcPr>
+            <w:tcW w:type="dxa" w:w="680"/>
             <w:vAlign w:val="center"/>
           </w:tcPr>
           <w:p>
             <w:pPr>
-              <w:spacing w:before="0" w:after="0" w:line="240" w:lineRule="auto"/>
-              <w:jc w:val="center"/>
-            </w:pPr>
-            <w:r>
-              <w:rPr>
-                <w:rFonts w:ascii="Times New Roman" w:hAnsi="Times New Roman" w:cs="Times New Roman"/>
-                <w:sz w:val="22"/>
-              </w:rPr>
-              <w:t>зачет</w:t>
-            </w:r>
-          </w:p>
-        </w:tc>
-        <w:tc>
-          <w:tcPr>
-            <w:tcW w:w="1001" w:type="dxa"/>
+              <w:spacing w:before="0" w:after="20" w:line="240" w:lineRule="auto"/>
+              <w:jc w:val="center"/>
+            </w:pPr>
+            <w:r>
+              <w:rPr>
+                <w:rFonts w:ascii="Times New Roman" w:hAnsi="Times New Roman"/>
+                <w:b w:val="0"/>
+                <w:sz w:val="24"/>
+              </w:rPr>
+              <w:t>0</w:t>
+            </w:r>
+          </w:p>
+        </w:tc>
+        <w:tc>
+          <w:tcPr>
+            <w:tcW w:type="dxa" w:w="680"/>
             <w:vAlign w:val="center"/>
           </w:tcPr>
           <w:p>
             <w:pPr>
-              <w:spacing w:before="0" w:after="0" w:line="240" w:lineRule="auto"/>
-              <w:jc w:val="center"/>
-            </w:pPr>
-            <w:r>
-              <w:rPr>
-                <w:rFonts w:ascii="Times New Roman" w:hAnsi="Times New Roman" w:cs="Times New Roman"/>
-                <w:sz w:val="22"/>
-              </w:rPr>
-              <w:t>зачет</w:t>
-            </w:r>
-          </w:p>
-        </w:tc>
-        <w:tc>
-          <w:tcPr>
-            <w:tcW w:w="1001" w:type="dxa"/>
+              <w:spacing w:before="0" w:after="20" w:line="240" w:lineRule="auto"/>
+              <w:jc w:val="center"/>
+            </w:pPr>
+            <w:r>
+              <w:rPr>
+                <w:rFonts w:ascii="Times New Roman" w:hAnsi="Times New Roman"/>
+                <w:b w:val="0"/>
+                <w:sz w:val="24"/>
+              </w:rPr>
+              <w:t>0</w:t>
+            </w:r>
+          </w:p>
+        </w:tc>
+        <w:tc>
+          <w:tcPr>
+            <w:tcW w:type="dxa" w:w="680"/>
             <w:vAlign w:val="center"/>
           </w:tcPr>
           <w:p>
             <w:pPr>
-              <w:spacing w:before="0" w:after="0" w:line="240" w:lineRule="auto"/>
-              <w:jc w:val="center"/>
-            </w:pPr>
-            <w:r>
-              <w:rPr>
-                <w:rFonts w:ascii="Times New Roman" w:hAnsi="Times New Roman" w:cs="Times New Roman"/>
-                <w:sz w:val="22"/>
-              </w:rPr>
-              <w:t>зачет</w:t>
-            </w:r>
-          </w:p>
-        </w:tc>
-        <w:tc>
-          <w:tcPr>
-            <w:tcW w:w="1001" w:type="dxa"/>
+              <w:spacing w:before="0" w:after="20" w:line="240" w:lineRule="auto"/>
+              <w:jc w:val="center"/>
+            </w:pPr>
+            <w:r>
+              <w:rPr>
+                <w:rFonts w:ascii="Times New Roman" w:hAnsi="Times New Roman"/>
+                <w:b w:val="0"/>
+                <w:sz w:val="24"/>
+              </w:rPr>
+              <w:t>0</w:t>
+            </w:r>
+          </w:p>
+        </w:tc>
+        <w:tc>
+          <w:tcPr>
+            <w:tcW w:type="dxa" w:w="680"/>
             <w:vAlign w:val="center"/>
           </w:tcPr>
           <w:p>
             <w:pPr>
-              <w:spacing w:before="0" w:after="0" w:line="240" w:lineRule="auto"/>
-              <w:jc w:val="center"/>
-            </w:pPr>
-            <w:r>
-              <w:rPr>
-                <w:rFonts w:ascii="Times New Roman" w:hAnsi="Times New Roman" w:cs="Times New Roman"/>
-                <w:sz w:val="22"/>
-              </w:rPr>
-              <w:t>зачет</w:t>
+              <w:spacing w:before="0" w:after="20" w:line="240" w:lineRule="auto"/>
+              <w:jc w:val="center"/>
+            </w:pPr>
+            <w:r>
+              <w:rPr>
+                <w:rFonts w:ascii="Times New Roman" w:hAnsi="Times New Roman"/>
+                <w:b w:val="0"/>
+                <w:sz w:val="24"/>
+              </w:rPr>
+              <w:t>0</w:t>
+            </w:r>
+          </w:p>
+        </w:tc>
+        <w:tc>
+          <w:tcPr>
+            <w:tcW w:type="dxa" w:w="680"/>
+            <w:vAlign w:val="center"/>
+          </w:tcPr>
+          <w:p>
+            <w:pPr>
+              <w:spacing w:before="0" w:after="20" w:line="240" w:lineRule="auto"/>
+              <w:jc w:val="center"/>
+            </w:pPr>
+            <w:r>
+              <w:rPr>
+                <w:rFonts w:ascii="Times New Roman" w:hAnsi="Times New Roman"/>
+                <w:b w:val="0"/>
+                <w:sz w:val="24"/>
+              </w:rPr>
+              <w:t>0</w:t>
             </w:r>
           </w:p>
         </w:tc>
@@ -3852,141 +3931,182 @@
       <w:tr>
         <w:tc>
           <w:tcPr>
-            <w:tcW w:w="3600" w:type="dxa"/>
+            <w:tcW w:type="dxa" w:w="454"/>
             <w:vAlign w:val="center"/>
           </w:tcPr>
           <w:p>
             <w:pPr>
-              <w:spacing w:before="0" w:after="0" w:line="240" w:lineRule="auto"/>
+              <w:spacing w:before="0" w:after="20" w:line="240" w:lineRule="auto"/>
+              <w:jc w:val="center"/>
+            </w:pPr>
+            <w:r>
+              <w:rPr>
+                <w:rFonts w:ascii="Times New Roman" w:hAnsi="Times New Roman"/>
+                <w:b w:val="0"/>
+                <w:sz w:val="24"/>
+              </w:rPr>
+              <w:t>2</w:t>
+            </w:r>
+          </w:p>
+        </w:tc>
+        <w:tc>
+          <w:tcPr>
+            <w:tcW w:type="dxa" w:w="3175"/>
+            <w:gridSpan w:val="2"/>
+            <w:vAlign w:val="center"/>
+          </w:tcPr>
+          <w:p>
+            <w:pPr>
+              <w:spacing w:before="0" w:after="20" w:line="240" w:lineRule="auto"/>
               <w:jc w:val="left"/>
             </w:pPr>
             <w:r>
               <w:rPr>
-                <w:rFonts w:ascii="Times New Roman" w:hAnsi="Times New Roman" w:cs="Times New Roman"/>
-                <w:sz w:val="22"/>
+                <w:rFonts w:ascii="Times New Roman" w:hAnsi="Times New Roman"/>
                 <w:b/>
-              </w:rPr>
-              <w:t>Общая трудоемкость, часов</w:t>
-            </w:r>
-          </w:p>
-        </w:tc>
-        <w:tc>
-          <w:tcPr>
-            <w:tcW w:w="1001" w:type="dxa"/>
+                <w:sz w:val="24"/>
+              </w:rPr>
+              <w:t>Самостоятельная работа, всего</w:t>
+            </w:r>
+          </w:p>
+        </w:tc>
+        <w:tc>
+          <w:tcPr>
+            <w:tcW w:type="dxa" w:w="737"/>
             <w:vAlign w:val="center"/>
           </w:tcPr>
           <w:p>
             <w:pPr>
-              <w:spacing w:before="0" w:after="0" w:line="240" w:lineRule="auto"/>
-              <w:jc w:val="center"/>
-            </w:pPr>
-            <w:r>
-              <w:rPr>
-                <w:rFonts w:ascii="Times New Roman" w:hAnsi="Times New Roman" w:cs="Times New Roman"/>
-                <w:sz w:val="22"/>
-                <w:b/>
-              </w:rPr>
-              <w:t>328</w:t>
-            </w:r>
-          </w:p>
-        </w:tc>
-        <w:tc>
-          <w:tcPr>
-            <w:tcW w:w="1001" w:type="dxa"/>
+              <w:spacing w:before="0" w:after="20" w:line="240" w:lineRule="auto"/>
+              <w:jc w:val="center"/>
+            </w:pPr>
+            <w:r>
+              <w:rPr>
+                <w:rFonts w:ascii="Times New Roman" w:hAnsi="Times New Roman"/>
+                <w:b w:val="0"/>
+                <w:sz w:val="24"/>
+              </w:rPr>
+              <w:t>164</w:t>
+            </w:r>
+          </w:p>
+        </w:tc>
+        <w:tc>
+          <w:tcPr>
+            <w:tcW w:type="dxa" w:w="1587"/>
             <w:vAlign w:val="center"/>
           </w:tcPr>
           <w:p>
             <w:pPr>
-              <w:spacing w:before="0" w:after="0" w:line="240" w:lineRule="auto"/>
-              <w:jc w:val="center"/>
-            </w:pPr>
-            <w:r>
-              <w:rPr>
-                <w:rFonts w:ascii="Times New Roman" w:hAnsi="Times New Roman" w:cs="Times New Roman"/>
-                <w:sz w:val="22"/>
-                <w:b/>
-              </w:rPr>
-              <w:t>64</w:t>
-            </w:r>
-          </w:p>
-        </w:tc>
-        <w:tc>
-          <w:tcPr>
-            <w:tcW w:w="1001" w:type="dxa"/>
+              <w:spacing w:before="0" w:after="20" w:line="240" w:lineRule="auto"/>
+              <w:jc w:val="center"/>
+            </w:pPr>
+            <w:r>
+              <w:rPr>
+                <w:rFonts w:ascii="Times New Roman" w:hAnsi="Times New Roman"/>
+                <w:b w:val="0"/>
+                <w:sz w:val="24"/>
+              </w:rPr>
+              <w:t>0</w:t>
+            </w:r>
+          </w:p>
+        </w:tc>
+        <w:tc>
+          <w:tcPr>
+            <w:tcW w:type="dxa" w:w="680"/>
             <w:vAlign w:val="center"/>
           </w:tcPr>
           <w:p>
             <w:pPr>
-              <w:spacing w:before="0" w:after="0" w:line="240" w:lineRule="auto"/>
-              <w:jc w:val="center"/>
-            </w:pPr>
-            <w:r>
-              <w:rPr>
-                <w:rFonts w:ascii="Times New Roman" w:hAnsi="Times New Roman" w:cs="Times New Roman"/>
-                <w:sz w:val="22"/>
-                <w:b/>
-              </w:rPr>
-              <w:t>68</w:t>
-            </w:r>
-          </w:p>
-        </w:tc>
-        <w:tc>
-          <w:tcPr>
-            <w:tcW w:w="1001" w:type="dxa"/>
+              <w:spacing w:before="0" w:after="20" w:line="240" w:lineRule="auto"/>
+              <w:jc w:val="center"/>
+            </w:pPr>
+            <w:r>
+              <w:rPr>
+                <w:rFonts w:ascii="Times New Roman" w:hAnsi="Times New Roman"/>
+                <w:b w:val="0"/>
+                <w:sz w:val="24"/>
+              </w:rPr>
+              <w:t>32</w:t>
+            </w:r>
+          </w:p>
+        </w:tc>
+        <w:tc>
+          <w:tcPr>
+            <w:tcW w:type="dxa" w:w="680"/>
             <w:vAlign w:val="center"/>
           </w:tcPr>
           <w:p>
             <w:pPr>
-              <w:spacing w:before="0" w:after="0" w:line="240" w:lineRule="auto"/>
-              <w:jc w:val="center"/>
-            </w:pPr>
-            <w:r>
-              <w:rPr>
-                <w:rFonts w:ascii="Times New Roman" w:hAnsi="Times New Roman" w:cs="Times New Roman"/>
-                <w:sz w:val="22"/>
-                <w:b/>
-              </w:rPr>
-              <w:t>64</w:t>
-            </w:r>
-          </w:p>
-        </w:tc>
-        <w:tc>
-          <w:tcPr>
-            <w:tcW w:w="1001" w:type="dxa"/>
+              <w:spacing w:before="0" w:after="20" w:line="240" w:lineRule="auto"/>
+              <w:jc w:val="center"/>
+            </w:pPr>
+            <w:r>
+              <w:rPr>
+                <w:rFonts w:ascii="Times New Roman" w:hAnsi="Times New Roman"/>
+                <w:b w:val="0"/>
+                <w:sz w:val="24"/>
+              </w:rPr>
+              <w:t>34</w:t>
+            </w:r>
+          </w:p>
+        </w:tc>
+        <w:tc>
+          <w:tcPr>
+            <w:tcW w:type="dxa" w:w="680"/>
             <w:vAlign w:val="center"/>
           </w:tcPr>
           <w:p>
             <w:pPr>
-              <w:spacing w:before="0" w:after="0" w:line="240" w:lineRule="auto"/>
-              <w:jc w:val="center"/>
-            </w:pPr>
-            <w:r>
-              <w:rPr>
-                <w:rFonts w:ascii="Times New Roman" w:hAnsi="Times New Roman" w:cs="Times New Roman"/>
-                <w:sz w:val="22"/>
-                <w:b/>
-              </w:rPr>
-              <w:t>68</w:t>
-            </w:r>
-          </w:p>
-        </w:tc>
-        <w:tc>
-          <w:tcPr>
-            <w:tcW w:w="1001" w:type="dxa"/>
+              <w:spacing w:before="0" w:after="20" w:line="240" w:lineRule="auto"/>
+              <w:jc w:val="center"/>
+            </w:pPr>
+            <w:r>
+              <w:rPr>
+                <w:rFonts w:ascii="Times New Roman" w:hAnsi="Times New Roman"/>
+                <w:b w:val="0"/>
+                <w:sz w:val="24"/>
+              </w:rPr>
+              <w:t>32</w:t>
+            </w:r>
+          </w:p>
+        </w:tc>
+        <w:tc>
+          <w:tcPr>
+            <w:tcW w:type="dxa" w:w="680"/>
             <w:vAlign w:val="center"/>
           </w:tcPr>
           <w:p>
             <w:pPr>
-              <w:spacing w:before="0" w:after="0" w:line="240" w:lineRule="auto"/>
-              <w:jc w:val="center"/>
-            </w:pPr>
-            <w:r>
-              <w:rPr>
-                <w:rFonts w:ascii="Times New Roman" w:hAnsi="Times New Roman" w:cs="Times New Roman"/>
-                <w:sz w:val="22"/>
-                <w:b/>
-              </w:rPr>
-              <w:t>64</w:t>
+              <w:spacing w:before="0" w:after="20" w:line="240" w:lineRule="auto"/>
+              <w:jc w:val="center"/>
+            </w:pPr>
+            <w:r>
+              <w:rPr>
+                <w:rFonts w:ascii="Times New Roman" w:hAnsi="Times New Roman"/>
+                <w:b w:val="0"/>
+                <w:sz w:val="24"/>
+              </w:rPr>
+              <w:t>34</w:t>
+            </w:r>
+          </w:p>
+        </w:tc>
+        <w:tc>
+          <w:tcPr>
+            <w:tcW w:type="dxa" w:w="680"/>
+            <w:vAlign w:val="center"/>
+          </w:tcPr>
+          <w:p>
+            <w:pPr>
+              <w:spacing w:before="0" w:after="20" w:line="240" w:lineRule="auto"/>
+              <w:jc w:val="center"/>
+            </w:pPr>
+            <w:r>
+              <w:rPr>
+                <w:rFonts w:ascii="Times New Roman" w:hAnsi="Times New Roman"/>
+                <w:b w:val="0"/>
+                <w:sz w:val="24"/>
+              </w:rPr>
+              <w:t>32</w:t>
             </w:r>
           </w:p>
         </w:tc>
@@ -3994,141 +4114,1578 @@
       <w:tr>
         <w:tc>
           <w:tcPr>
-            <w:tcW w:w="3600" w:type="dxa"/>
+            <w:tcW w:type="dxa" w:w="454"/>
             <w:vAlign w:val="center"/>
           </w:tcPr>
           <w:p>
             <w:pPr>
-              <w:spacing w:before="0" w:after="0" w:line="240" w:lineRule="auto"/>
+              <w:spacing w:before="0" w:after="20" w:line="240" w:lineRule="auto"/>
+              <w:jc w:val="center"/>
+            </w:pPr>
+            <w:r>
+              <w:rPr>
+                <w:rFonts w:ascii="Times New Roman" w:hAnsi="Times New Roman"/>
+                <w:b w:val="0"/>
+                <w:sz w:val="24"/>
+              </w:rPr>
+            </w:r>
+          </w:p>
+        </w:tc>
+        <w:tc>
+          <w:tcPr>
+            <w:tcW w:type="dxa" w:w="3175"/>
+            <w:gridSpan w:val="2"/>
+            <w:vAlign w:val="center"/>
+          </w:tcPr>
+          <w:p>
+            <w:pPr>
+              <w:spacing w:before="0" w:after="20" w:line="240" w:lineRule="auto"/>
               <w:jc w:val="left"/>
             </w:pPr>
             <w:r>
               <w:rPr>
-                <w:rFonts w:ascii="Times New Roman" w:hAnsi="Times New Roman" w:cs="Times New Roman"/>
-                <w:sz w:val="22"/>
+                <w:rFonts w:ascii="Times New Roman" w:hAnsi="Times New Roman"/>
+                <w:b w:val="0"/>
+                <w:sz w:val="24"/>
+              </w:rPr>
+              <w:t>в том числе:</w:t>
+            </w:r>
+          </w:p>
+        </w:tc>
+        <w:tc>
+          <w:tcPr>
+            <w:tcW w:type="dxa" w:w="737"/>
+          </w:tcPr>
+          <w:p/>
+        </w:tc>
+        <w:tc>
+          <w:tcPr>
+            <w:tcW w:type="dxa" w:w="1587"/>
+          </w:tcPr>
+          <w:p/>
+        </w:tc>
+        <w:tc>
+          <w:tcPr>
+            <w:tcW w:type="dxa" w:w="680"/>
+          </w:tcPr>
+          <w:p/>
+        </w:tc>
+        <w:tc>
+          <w:tcPr>
+            <w:tcW w:type="dxa" w:w="680"/>
+          </w:tcPr>
+          <w:p/>
+        </w:tc>
+        <w:tc>
+          <w:tcPr>
+            <w:tcW w:type="dxa" w:w="680"/>
+          </w:tcPr>
+          <w:p/>
+        </w:tc>
+        <w:tc>
+          <w:tcPr>
+            <w:tcW w:type="dxa" w:w="680"/>
+          </w:tcPr>
+          <w:p/>
+        </w:tc>
+        <w:tc>
+          <w:tcPr>
+            <w:tcW w:type="dxa" w:w="680"/>
+          </w:tcPr>
+          <w:p/>
+        </w:tc>
+      </w:tr>
+      <w:tr>
+        <w:tc>
+          <w:tcPr>
+            <w:tcW w:type="dxa" w:w="454"/>
+            <w:vAlign w:val="center"/>
+          </w:tcPr>
+          <w:p>
+            <w:pPr>
+              <w:spacing w:before="0" w:after="20" w:line="240" w:lineRule="auto"/>
+              <w:jc w:val="center"/>
+            </w:pPr>
+            <w:r>
+              <w:rPr>
+                <w:rFonts w:ascii="Times New Roman" w:hAnsi="Times New Roman"/>
+                <w:b w:val="0"/>
+                <w:sz w:val="24"/>
+              </w:rPr>
+              <w:t>2.1</w:t>
+            </w:r>
+          </w:p>
+        </w:tc>
+        <w:tc>
+          <w:tcPr>
+            <w:tcW w:type="dxa" w:w="1814"/>
+            <w:vAlign w:val="center"/>
+          </w:tcPr>
+          <w:p>
+            <w:pPr>
+              <w:spacing w:before="0" w:after="20" w:line="240" w:lineRule="auto"/>
+              <w:jc w:val="left"/>
+            </w:pPr>
+            <w:r>
+              <w:rPr>
+                <w:rFonts w:ascii="Times New Roman" w:hAnsi="Times New Roman"/>
+                <w:b w:val="0"/>
+                <w:sz w:val="24"/>
+              </w:rPr>
+              <w:t>Курсовая работа/проект (при наличии)</w:t>
+            </w:r>
+          </w:p>
+        </w:tc>
+        <w:tc>
+          <w:tcPr>
+            <w:tcW w:type="dxa" w:w="1361"/>
+            <w:vAlign w:val="center"/>
+          </w:tcPr>
+          <w:p>
+            <w:pPr>
+              <w:spacing w:before="0" w:after="20" w:line="240" w:lineRule="auto"/>
+              <w:jc w:val="center"/>
+            </w:pPr>
+            <w:r>
+              <w:rPr>
+                <w:rFonts w:ascii="Times New Roman" w:hAnsi="Times New Roman"/>
+                <w:b w:val="0"/>
+                <w:sz w:val="24"/>
+              </w:rPr>
+              <w:t>КР</w:t>
+            </w:r>
+          </w:p>
+        </w:tc>
+        <w:tc>
+          <w:tcPr>
+            <w:tcW w:type="dxa" w:w="737"/>
+            <w:vAlign w:val="center"/>
+          </w:tcPr>
+          <w:p>
+            <w:pPr>
+              <w:spacing w:before="0" w:after="20" w:line="240" w:lineRule="auto"/>
+              <w:jc w:val="center"/>
+            </w:pPr>
+            <w:r>
+              <w:rPr>
+                <w:rFonts w:ascii="Times New Roman" w:hAnsi="Times New Roman"/>
+                <w:b w:val="0"/>
+                <w:sz w:val="24"/>
+              </w:rPr>
+              <w:t>—</w:t>
+            </w:r>
+          </w:p>
+        </w:tc>
+        <w:tc>
+          <w:tcPr>
+            <w:tcW w:type="dxa" w:w="1587"/>
+            <w:vAlign w:val="center"/>
+          </w:tcPr>
+          <w:p>
+            <w:pPr>
+              <w:spacing w:before="0" w:after="20" w:line="240" w:lineRule="auto"/>
+              <w:jc w:val="center"/>
+            </w:pPr>
+            <w:r>
+              <w:rPr>
+                <w:rFonts w:ascii="Times New Roman" w:hAnsi="Times New Roman"/>
+                <w:b w:val="0"/>
+                <w:sz w:val="24"/>
+              </w:rPr>
+              <w:t>—</w:t>
+            </w:r>
+          </w:p>
+        </w:tc>
+        <w:tc>
+          <w:tcPr>
+            <w:tcW w:type="dxa" w:w="680"/>
+            <w:vAlign w:val="center"/>
+          </w:tcPr>
+          <w:p>
+            <w:pPr>
+              <w:spacing w:before="0" w:after="20" w:line="240" w:lineRule="auto"/>
+              <w:jc w:val="center"/>
+            </w:pPr>
+            <w:r>
+              <w:rPr>
+                <w:rFonts w:ascii="Times New Roman" w:hAnsi="Times New Roman"/>
+                <w:b w:val="0"/>
+                <w:sz w:val="24"/>
+              </w:rPr>
+              <w:t>—</w:t>
+            </w:r>
+          </w:p>
+        </w:tc>
+        <w:tc>
+          <w:tcPr>
+            <w:tcW w:type="dxa" w:w="680"/>
+            <w:vAlign w:val="center"/>
+          </w:tcPr>
+          <w:p>
+            <w:pPr>
+              <w:spacing w:before="0" w:after="20" w:line="240" w:lineRule="auto"/>
+              <w:jc w:val="center"/>
+            </w:pPr>
+            <w:r>
+              <w:rPr>
+                <w:rFonts w:ascii="Times New Roman" w:hAnsi="Times New Roman"/>
+                <w:b w:val="0"/>
+                <w:sz w:val="24"/>
+              </w:rPr>
+              <w:t>—</w:t>
+            </w:r>
+          </w:p>
+        </w:tc>
+        <w:tc>
+          <w:tcPr>
+            <w:tcW w:type="dxa" w:w="680"/>
+            <w:vAlign w:val="center"/>
+          </w:tcPr>
+          <w:p>
+            <w:pPr>
+              <w:spacing w:before="0" w:after="20" w:line="240" w:lineRule="auto"/>
+              <w:jc w:val="center"/>
+            </w:pPr>
+            <w:r>
+              <w:rPr>
+                <w:rFonts w:ascii="Times New Roman" w:hAnsi="Times New Roman"/>
+                <w:b w:val="0"/>
+                <w:sz w:val="24"/>
+              </w:rPr>
+              <w:t>—</w:t>
+            </w:r>
+          </w:p>
+        </w:tc>
+        <w:tc>
+          <w:tcPr>
+            <w:tcW w:type="dxa" w:w="680"/>
+            <w:vAlign w:val="center"/>
+          </w:tcPr>
+          <w:p>
+            <w:pPr>
+              <w:spacing w:before="0" w:after="20" w:line="240" w:lineRule="auto"/>
+              <w:jc w:val="center"/>
+            </w:pPr>
+            <w:r>
+              <w:rPr>
+                <w:rFonts w:ascii="Times New Roman" w:hAnsi="Times New Roman"/>
+                <w:b w:val="0"/>
+                <w:sz w:val="24"/>
+              </w:rPr>
+              <w:t>—</w:t>
+            </w:r>
+          </w:p>
+        </w:tc>
+        <w:tc>
+          <w:tcPr>
+            <w:tcW w:type="dxa" w:w="680"/>
+            <w:vAlign w:val="center"/>
+          </w:tcPr>
+          <w:p>
+            <w:pPr>
+              <w:spacing w:before="0" w:after="20" w:line="240" w:lineRule="auto"/>
+              <w:jc w:val="center"/>
+            </w:pPr>
+            <w:r>
+              <w:rPr>
+                <w:rFonts w:ascii="Times New Roman" w:hAnsi="Times New Roman"/>
+                <w:b w:val="0"/>
+                <w:sz w:val="24"/>
+              </w:rPr>
+              <w:t>—</w:t>
+            </w:r>
+          </w:p>
+        </w:tc>
+      </w:tr>
+      <w:tr>
+        <w:tc>
+          <w:tcPr>
+            <w:tcW w:type="dxa" w:w="454"/>
+            <w:vAlign w:val="center"/>
+          </w:tcPr>
+          <w:p>
+            <w:pPr>
+              <w:spacing w:before="0" w:after="20" w:line="240" w:lineRule="auto"/>
+              <w:jc w:val="center"/>
+            </w:pPr>
+            <w:r>
+              <w:rPr>
+                <w:rFonts w:ascii="Times New Roman" w:hAnsi="Times New Roman"/>
+                <w:b w:val="0"/>
+                <w:sz w:val="24"/>
+              </w:rPr>
+              <w:t>2.1</w:t>
+            </w:r>
+          </w:p>
+        </w:tc>
+        <w:tc>
+          <w:tcPr>
+            <w:tcW w:type="dxa" w:w="1814"/>
+            <w:vAlign w:val="center"/>
+          </w:tcPr>
+          <w:p>
+            <w:pPr>
+              <w:spacing w:before="0" w:after="20" w:line="240" w:lineRule="auto"/>
+              <w:jc w:val="left"/>
+            </w:pPr>
+            <w:r>
+              <w:rPr>
+                <w:rFonts w:ascii="Times New Roman" w:hAnsi="Times New Roman"/>
+                <w:b w:val="0"/>
+                <w:sz w:val="24"/>
+              </w:rPr>
+              <w:t>Курсовая работа/проект (при наличии)</w:t>
+            </w:r>
+          </w:p>
+        </w:tc>
+        <w:tc>
+          <w:tcPr>
+            <w:tcW w:type="dxa" w:w="1361"/>
+            <w:vAlign w:val="center"/>
+          </w:tcPr>
+          <w:p>
+            <w:pPr>
+              <w:spacing w:before="0" w:after="20" w:line="240" w:lineRule="auto"/>
+              <w:jc w:val="center"/>
+            </w:pPr>
+            <w:r>
+              <w:rPr>
+                <w:rFonts w:ascii="Times New Roman" w:hAnsi="Times New Roman"/>
+                <w:b w:val="0"/>
+                <w:sz w:val="24"/>
+              </w:rPr>
+              <w:t>КП</w:t>
+            </w:r>
+          </w:p>
+        </w:tc>
+        <w:tc>
+          <w:tcPr>
+            <w:tcW w:type="dxa" w:w="737"/>
+            <w:vAlign w:val="center"/>
+          </w:tcPr>
+          <w:p>
+            <w:pPr>
+              <w:spacing w:before="0" w:after="20" w:line="240" w:lineRule="auto"/>
+              <w:jc w:val="center"/>
+            </w:pPr>
+            <w:r>
+              <w:rPr>
+                <w:rFonts w:ascii="Times New Roman" w:hAnsi="Times New Roman"/>
+                <w:b w:val="0"/>
+                <w:sz w:val="24"/>
+              </w:rPr>
+              <w:t>—</w:t>
+            </w:r>
+          </w:p>
+        </w:tc>
+        <w:tc>
+          <w:tcPr>
+            <w:tcW w:type="dxa" w:w="1587"/>
+            <w:vAlign w:val="center"/>
+          </w:tcPr>
+          <w:p>
+            <w:pPr>
+              <w:spacing w:before="0" w:after="20" w:line="240" w:lineRule="auto"/>
+              <w:jc w:val="center"/>
+            </w:pPr>
+            <w:r>
+              <w:rPr>
+                <w:rFonts w:ascii="Times New Roman" w:hAnsi="Times New Roman"/>
+                <w:b w:val="0"/>
+                <w:sz w:val="24"/>
+              </w:rPr>
+              <w:t>—</w:t>
+            </w:r>
+          </w:p>
+        </w:tc>
+        <w:tc>
+          <w:tcPr>
+            <w:tcW w:type="dxa" w:w="680"/>
+            <w:vAlign w:val="center"/>
+          </w:tcPr>
+          <w:p>
+            <w:pPr>
+              <w:spacing w:before="0" w:after="20" w:line="240" w:lineRule="auto"/>
+              <w:jc w:val="center"/>
+            </w:pPr>
+            <w:r>
+              <w:rPr>
+                <w:rFonts w:ascii="Times New Roman" w:hAnsi="Times New Roman"/>
+                <w:b w:val="0"/>
+                <w:sz w:val="24"/>
+              </w:rPr>
+              <w:t>—</w:t>
+            </w:r>
+          </w:p>
+        </w:tc>
+        <w:tc>
+          <w:tcPr>
+            <w:tcW w:type="dxa" w:w="680"/>
+            <w:vAlign w:val="center"/>
+          </w:tcPr>
+          <w:p>
+            <w:pPr>
+              <w:spacing w:before="0" w:after="20" w:line="240" w:lineRule="auto"/>
+              <w:jc w:val="center"/>
+            </w:pPr>
+            <w:r>
+              <w:rPr>
+                <w:rFonts w:ascii="Times New Roman" w:hAnsi="Times New Roman"/>
+                <w:b w:val="0"/>
+                <w:sz w:val="24"/>
+              </w:rPr>
+              <w:t>—</w:t>
+            </w:r>
+          </w:p>
+        </w:tc>
+        <w:tc>
+          <w:tcPr>
+            <w:tcW w:type="dxa" w:w="680"/>
+            <w:vAlign w:val="center"/>
+          </w:tcPr>
+          <w:p>
+            <w:pPr>
+              <w:spacing w:before="0" w:after="20" w:line="240" w:lineRule="auto"/>
+              <w:jc w:val="center"/>
+            </w:pPr>
+            <w:r>
+              <w:rPr>
+                <w:rFonts w:ascii="Times New Roman" w:hAnsi="Times New Roman"/>
+                <w:b w:val="0"/>
+                <w:sz w:val="24"/>
+              </w:rPr>
+              <w:t>—</w:t>
+            </w:r>
+          </w:p>
+        </w:tc>
+        <w:tc>
+          <w:tcPr>
+            <w:tcW w:type="dxa" w:w="680"/>
+            <w:vAlign w:val="center"/>
+          </w:tcPr>
+          <w:p>
+            <w:pPr>
+              <w:spacing w:before="0" w:after="20" w:line="240" w:lineRule="auto"/>
+              <w:jc w:val="center"/>
+            </w:pPr>
+            <w:r>
+              <w:rPr>
+                <w:rFonts w:ascii="Times New Roman" w:hAnsi="Times New Roman"/>
+                <w:b w:val="0"/>
+                <w:sz w:val="24"/>
+              </w:rPr>
+              <w:t>—</w:t>
+            </w:r>
+          </w:p>
+        </w:tc>
+        <w:tc>
+          <w:tcPr>
+            <w:tcW w:type="dxa" w:w="680"/>
+            <w:vAlign w:val="center"/>
+          </w:tcPr>
+          <w:p>
+            <w:pPr>
+              <w:spacing w:before="0" w:after="20" w:line="240" w:lineRule="auto"/>
+              <w:jc w:val="center"/>
+            </w:pPr>
+            <w:r>
+              <w:rPr>
+                <w:rFonts w:ascii="Times New Roman" w:hAnsi="Times New Roman"/>
+                <w:b w:val="0"/>
+                <w:sz w:val="24"/>
+              </w:rPr>
+              <w:t>—</w:t>
+            </w:r>
+          </w:p>
+        </w:tc>
+      </w:tr>
+      <w:tr>
+        <w:tc>
+          <w:tcPr>
+            <w:tcW w:type="dxa" w:w="454"/>
+            <w:vAlign w:val="center"/>
+          </w:tcPr>
+          <w:p>
+            <w:pPr>
+              <w:spacing w:before="0" w:after="20" w:line="240" w:lineRule="auto"/>
+              <w:jc w:val="center"/>
+            </w:pPr>
+            <w:r>
+              <w:rPr>
+                <w:rFonts w:ascii="Times New Roman" w:hAnsi="Times New Roman"/>
+                <w:b w:val="0"/>
+                <w:sz w:val="24"/>
+              </w:rPr>
+              <w:t>3</w:t>
+            </w:r>
+          </w:p>
+        </w:tc>
+        <w:tc>
+          <w:tcPr>
+            <w:tcW w:type="dxa" w:w="1814"/>
+            <w:vAlign w:val="center"/>
+          </w:tcPr>
+          <w:p>
+            <w:pPr>
+              <w:spacing w:before="0" w:after="20" w:line="240" w:lineRule="auto"/>
+              <w:jc w:val="left"/>
+            </w:pPr>
+            <w:r>
+              <w:rPr>
+                <w:rFonts w:ascii="Times New Roman" w:hAnsi="Times New Roman"/>
+                <w:b w:val="0"/>
+                <w:sz w:val="24"/>
+              </w:rPr>
+              <w:t>Промежуточная аттестация</w:t>
+            </w:r>
+          </w:p>
+        </w:tc>
+        <w:tc>
+          <w:tcPr>
+            <w:tcW w:type="dxa" w:w="1361"/>
+            <w:vAlign w:val="center"/>
+          </w:tcPr>
+          <w:p>
+            <w:pPr>
+              <w:spacing w:before="0" w:after="20" w:line="240" w:lineRule="auto"/>
+              <w:jc w:val="center"/>
+            </w:pPr>
+            <w:r>
+              <w:rPr>
+                <w:rFonts w:ascii="Times New Roman" w:hAnsi="Times New Roman"/>
+                <w:b w:val="0"/>
+                <w:sz w:val="24"/>
+              </w:rPr>
+              <w:t>зачёт (З)</w:t>
+            </w:r>
+          </w:p>
+        </w:tc>
+        <w:tc>
+          <w:tcPr>
+            <w:tcW w:type="dxa" w:w="737"/>
+            <w:vAlign w:val="center"/>
+          </w:tcPr>
+          <w:p>
+            <w:pPr>
+              <w:spacing w:before="0" w:after="20" w:line="240" w:lineRule="auto"/>
+              <w:jc w:val="center"/>
+            </w:pPr>
+            <w:r>
+              <w:rPr>
+                <w:rFonts w:ascii="Times New Roman" w:hAnsi="Times New Roman"/>
+                <w:b w:val="0"/>
+                <w:sz w:val="24"/>
+              </w:rPr>
+              <w:t>0</w:t>
+            </w:r>
+          </w:p>
+        </w:tc>
+        <w:tc>
+          <w:tcPr>
+            <w:tcW w:type="dxa" w:w="1587"/>
+            <w:vAlign w:val="center"/>
+          </w:tcPr>
+          <w:p>
+            <w:pPr>
+              <w:spacing w:before="0" w:after="20" w:line="240" w:lineRule="auto"/>
+              <w:jc w:val="center"/>
+            </w:pPr>
+            <w:r>
+              <w:rPr>
+                <w:rFonts w:ascii="Times New Roman" w:hAnsi="Times New Roman"/>
+                <w:b w:val="0"/>
+                <w:sz w:val="24"/>
+              </w:rPr>
+              <w:t>0</w:t>
+            </w:r>
+          </w:p>
+        </w:tc>
+        <w:tc>
+          <w:tcPr>
+            <w:tcW w:type="dxa" w:w="680"/>
+            <w:vAlign w:val="center"/>
+          </w:tcPr>
+          <w:p>
+            <w:pPr>
+              <w:spacing w:before="0" w:after="20" w:line="240" w:lineRule="auto"/>
+              <w:jc w:val="center"/>
+            </w:pPr>
+            <w:r>
+              <w:rPr>
+                <w:rFonts w:ascii="Times New Roman" w:hAnsi="Times New Roman"/>
+                <w:b w:val="0"/>
+                <w:sz w:val="24"/>
+              </w:rPr>
+              <w:t>0</w:t>
+            </w:r>
+          </w:p>
+        </w:tc>
+        <w:tc>
+          <w:tcPr>
+            <w:tcW w:type="dxa" w:w="680"/>
+            <w:vAlign w:val="center"/>
+          </w:tcPr>
+          <w:p>
+            <w:pPr>
+              <w:spacing w:before="0" w:after="20" w:line="240" w:lineRule="auto"/>
+              <w:jc w:val="center"/>
+            </w:pPr>
+            <w:r>
+              <w:rPr>
+                <w:rFonts w:ascii="Times New Roman" w:hAnsi="Times New Roman"/>
+                <w:b w:val="0"/>
+                <w:sz w:val="24"/>
+              </w:rPr>
+              <w:t>0</w:t>
+            </w:r>
+          </w:p>
+        </w:tc>
+        <w:tc>
+          <w:tcPr>
+            <w:tcW w:type="dxa" w:w="680"/>
+            <w:vAlign w:val="center"/>
+          </w:tcPr>
+          <w:p>
+            <w:pPr>
+              <w:spacing w:before="0" w:after="20" w:line="240" w:lineRule="auto"/>
+              <w:jc w:val="center"/>
+            </w:pPr>
+            <w:r>
+              <w:rPr>
+                <w:rFonts w:ascii="Times New Roman" w:hAnsi="Times New Roman"/>
+                <w:b w:val="0"/>
+                <w:sz w:val="24"/>
+              </w:rPr>
+              <w:t>0</w:t>
+            </w:r>
+          </w:p>
+        </w:tc>
+        <w:tc>
+          <w:tcPr>
+            <w:tcW w:type="dxa" w:w="680"/>
+            <w:vAlign w:val="center"/>
+          </w:tcPr>
+          <w:p>
+            <w:pPr>
+              <w:spacing w:before="0" w:after="20" w:line="240" w:lineRule="auto"/>
+              <w:jc w:val="center"/>
+            </w:pPr>
+            <w:r>
+              <w:rPr>
+                <w:rFonts w:ascii="Times New Roman" w:hAnsi="Times New Roman"/>
+                <w:b w:val="0"/>
+                <w:sz w:val="24"/>
+              </w:rPr>
+              <w:t>0</w:t>
+            </w:r>
+          </w:p>
+        </w:tc>
+        <w:tc>
+          <w:tcPr>
+            <w:tcW w:type="dxa" w:w="680"/>
+            <w:vAlign w:val="center"/>
+          </w:tcPr>
+          <w:p>
+            <w:pPr>
+              <w:spacing w:before="0" w:after="20" w:line="240" w:lineRule="auto"/>
+              <w:jc w:val="center"/>
+            </w:pPr>
+            <w:r>
+              <w:rPr>
+                <w:rFonts w:ascii="Times New Roman" w:hAnsi="Times New Roman"/>
+                <w:b w:val="0"/>
+                <w:sz w:val="24"/>
+              </w:rPr>
+              <w:t>0</w:t>
+            </w:r>
+          </w:p>
+        </w:tc>
+      </w:tr>
+      <w:tr>
+        <w:tc>
+          <w:tcPr>
+            <w:tcW w:type="dxa" w:w="454"/>
+            <w:vAlign w:val="center"/>
+          </w:tcPr>
+          <w:p>
+            <w:pPr>
+              <w:spacing w:before="0" w:after="20" w:line="240" w:lineRule="auto"/>
+              <w:jc w:val="center"/>
+            </w:pPr>
+            <w:r>
+              <w:rPr>
+                <w:rFonts w:ascii="Times New Roman" w:hAnsi="Times New Roman"/>
+                <w:b w:val="0"/>
+                <w:sz w:val="24"/>
+              </w:rPr>
+              <w:t>3</w:t>
+            </w:r>
+          </w:p>
+        </w:tc>
+        <w:tc>
+          <w:tcPr>
+            <w:tcW w:type="dxa" w:w="1814"/>
+            <w:vAlign w:val="center"/>
+          </w:tcPr>
+          <w:p>
+            <w:pPr>
+              <w:spacing w:before="0" w:after="20" w:line="240" w:lineRule="auto"/>
+              <w:jc w:val="left"/>
+            </w:pPr>
+            <w:r>
+              <w:rPr>
+                <w:rFonts w:ascii="Times New Roman" w:hAnsi="Times New Roman"/>
+                <w:b w:val="0"/>
+                <w:sz w:val="24"/>
+              </w:rPr>
+              <w:t>Промежуточная аттестация</w:t>
+            </w:r>
+          </w:p>
+        </w:tc>
+        <w:tc>
+          <w:tcPr>
+            <w:tcW w:type="dxa" w:w="1361"/>
+            <w:vAlign w:val="center"/>
+          </w:tcPr>
+          <w:p>
+            <w:pPr>
+              <w:spacing w:before="0" w:after="20" w:line="240" w:lineRule="auto"/>
+              <w:jc w:val="center"/>
+            </w:pPr>
+            <w:r>
+              <w:rPr>
+                <w:rFonts w:ascii="Times New Roman" w:hAnsi="Times New Roman"/>
+                <w:b w:val="0"/>
+                <w:sz w:val="24"/>
+              </w:rPr>
+              <w:t>зачёт с оценкой (ЗаО)</w:t>
+            </w:r>
+          </w:p>
+        </w:tc>
+        <w:tc>
+          <w:tcPr>
+            <w:tcW w:type="dxa" w:w="737"/>
+            <w:vAlign w:val="center"/>
+          </w:tcPr>
+          <w:p>
+            <w:pPr>
+              <w:spacing w:before="0" w:after="20" w:line="240" w:lineRule="auto"/>
+              <w:jc w:val="center"/>
+            </w:pPr>
+            <w:r>
+              <w:rPr>
+                <w:rFonts w:ascii="Times New Roman" w:hAnsi="Times New Roman"/>
+                <w:b w:val="0"/>
+                <w:sz w:val="24"/>
+              </w:rPr>
+              <w:t>—</w:t>
+            </w:r>
+          </w:p>
+        </w:tc>
+        <w:tc>
+          <w:tcPr>
+            <w:tcW w:type="dxa" w:w="1587"/>
+            <w:vAlign w:val="center"/>
+          </w:tcPr>
+          <w:p>
+            <w:pPr>
+              <w:spacing w:before="0" w:after="20" w:line="240" w:lineRule="auto"/>
+              <w:jc w:val="center"/>
+            </w:pPr>
+            <w:r>
+              <w:rPr>
+                <w:rFonts w:ascii="Times New Roman" w:hAnsi="Times New Roman"/>
+                <w:b w:val="0"/>
+                <w:sz w:val="24"/>
+              </w:rPr>
+              <w:t>—</w:t>
+            </w:r>
+          </w:p>
+        </w:tc>
+        <w:tc>
+          <w:tcPr>
+            <w:tcW w:type="dxa" w:w="680"/>
+            <w:vAlign w:val="center"/>
+          </w:tcPr>
+          <w:p>
+            <w:pPr>
+              <w:spacing w:before="0" w:after="20" w:line="240" w:lineRule="auto"/>
+              <w:jc w:val="center"/>
+            </w:pPr>
+            <w:r>
+              <w:rPr>
+                <w:rFonts w:ascii="Times New Roman" w:hAnsi="Times New Roman"/>
+                <w:b w:val="0"/>
+                <w:sz w:val="24"/>
+              </w:rPr>
+              <w:t>—</w:t>
+            </w:r>
+          </w:p>
+        </w:tc>
+        <w:tc>
+          <w:tcPr>
+            <w:tcW w:type="dxa" w:w="680"/>
+            <w:vAlign w:val="center"/>
+          </w:tcPr>
+          <w:p>
+            <w:pPr>
+              <w:spacing w:before="0" w:after="20" w:line="240" w:lineRule="auto"/>
+              <w:jc w:val="center"/>
+            </w:pPr>
+            <w:r>
+              <w:rPr>
+                <w:rFonts w:ascii="Times New Roman" w:hAnsi="Times New Roman"/>
+                <w:b w:val="0"/>
+                <w:sz w:val="24"/>
+              </w:rPr>
+              <w:t>—</w:t>
+            </w:r>
+          </w:p>
+        </w:tc>
+        <w:tc>
+          <w:tcPr>
+            <w:tcW w:type="dxa" w:w="680"/>
+            <w:vAlign w:val="center"/>
+          </w:tcPr>
+          <w:p>
+            <w:pPr>
+              <w:spacing w:before="0" w:after="20" w:line="240" w:lineRule="auto"/>
+              <w:jc w:val="center"/>
+            </w:pPr>
+            <w:r>
+              <w:rPr>
+                <w:rFonts w:ascii="Times New Roman" w:hAnsi="Times New Roman"/>
+                <w:b w:val="0"/>
+                <w:sz w:val="24"/>
+              </w:rPr>
+              <w:t>—</w:t>
+            </w:r>
+          </w:p>
+        </w:tc>
+        <w:tc>
+          <w:tcPr>
+            <w:tcW w:type="dxa" w:w="680"/>
+            <w:vAlign w:val="center"/>
+          </w:tcPr>
+          <w:p>
+            <w:pPr>
+              <w:spacing w:before="0" w:after="20" w:line="240" w:lineRule="auto"/>
+              <w:jc w:val="center"/>
+            </w:pPr>
+            <w:r>
+              <w:rPr>
+                <w:rFonts w:ascii="Times New Roman" w:hAnsi="Times New Roman"/>
+                <w:b w:val="0"/>
+                <w:sz w:val="24"/>
+              </w:rPr>
+              <w:t>—</w:t>
+            </w:r>
+          </w:p>
+        </w:tc>
+        <w:tc>
+          <w:tcPr>
+            <w:tcW w:type="dxa" w:w="680"/>
+            <w:vAlign w:val="center"/>
+          </w:tcPr>
+          <w:p>
+            <w:pPr>
+              <w:spacing w:before="0" w:after="20" w:line="240" w:lineRule="auto"/>
+              <w:jc w:val="center"/>
+            </w:pPr>
+            <w:r>
+              <w:rPr>
+                <w:rFonts w:ascii="Times New Roman" w:hAnsi="Times New Roman"/>
+                <w:b w:val="0"/>
+                <w:sz w:val="24"/>
+              </w:rPr>
+              <w:t>—</w:t>
+            </w:r>
+          </w:p>
+        </w:tc>
+      </w:tr>
+      <w:tr>
+        <w:tc>
+          <w:tcPr>
+            <w:tcW w:type="dxa" w:w="454"/>
+            <w:vAlign w:val="center"/>
+          </w:tcPr>
+          <w:p>
+            <w:pPr>
+              <w:spacing w:before="0" w:after="20" w:line="240" w:lineRule="auto"/>
+              <w:jc w:val="center"/>
+            </w:pPr>
+            <w:r>
+              <w:rPr>
+                <w:rFonts w:ascii="Times New Roman" w:hAnsi="Times New Roman"/>
+                <w:b w:val="0"/>
+                <w:sz w:val="24"/>
+              </w:rPr>
+              <w:t>3</w:t>
+            </w:r>
+          </w:p>
+        </w:tc>
+        <w:tc>
+          <w:tcPr>
+            <w:tcW w:type="dxa" w:w="1814"/>
+            <w:vAlign w:val="center"/>
+          </w:tcPr>
+          <w:p>
+            <w:pPr>
+              <w:spacing w:before="0" w:after="20" w:line="240" w:lineRule="auto"/>
+              <w:jc w:val="left"/>
+            </w:pPr>
+            <w:r>
+              <w:rPr>
+                <w:rFonts w:ascii="Times New Roman" w:hAnsi="Times New Roman"/>
+                <w:b w:val="0"/>
+                <w:sz w:val="24"/>
+              </w:rPr>
+              <w:t>Промежуточная аттестация</w:t>
+            </w:r>
+          </w:p>
+        </w:tc>
+        <w:tc>
+          <w:tcPr>
+            <w:tcW w:type="dxa" w:w="1361"/>
+            <w:vAlign w:val="center"/>
+          </w:tcPr>
+          <w:p>
+            <w:pPr>
+              <w:spacing w:before="0" w:after="20" w:line="240" w:lineRule="auto"/>
+              <w:jc w:val="center"/>
+            </w:pPr>
+            <w:r>
+              <w:rPr>
+                <w:rFonts w:ascii="Times New Roman" w:hAnsi="Times New Roman"/>
+                <w:b w:val="0"/>
+                <w:sz w:val="24"/>
+              </w:rPr>
+              <w:t>экзамен (Э)</w:t>
+            </w:r>
+          </w:p>
+        </w:tc>
+        <w:tc>
+          <w:tcPr>
+            <w:tcW w:type="dxa" w:w="737"/>
+            <w:vAlign w:val="center"/>
+          </w:tcPr>
+          <w:p>
+            <w:pPr>
+              <w:spacing w:before="0" w:after="20" w:line="240" w:lineRule="auto"/>
+              <w:jc w:val="center"/>
+            </w:pPr>
+            <w:r>
+              <w:rPr>
+                <w:rFonts w:ascii="Times New Roman" w:hAnsi="Times New Roman"/>
+                <w:b w:val="0"/>
+                <w:sz w:val="24"/>
+              </w:rPr>
+              <w:t>—</w:t>
+            </w:r>
+          </w:p>
+        </w:tc>
+        <w:tc>
+          <w:tcPr>
+            <w:tcW w:type="dxa" w:w="1587"/>
+            <w:vAlign w:val="center"/>
+          </w:tcPr>
+          <w:p>
+            <w:pPr>
+              <w:spacing w:before="0" w:after="20" w:line="240" w:lineRule="auto"/>
+              <w:jc w:val="center"/>
+            </w:pPr>
+            <w:r>
+              <w:rPr>
+                <w:rFonts w:ascii="Times New Roman" w:hAnsi="Times New Roman"/>
+                <w:b w:val="0"/>
+                <w:sz w:val="24"/>
+              </w:rPr>
+              <w:t>—</w:t>
+            </w:r>
+          </w:p>
+        </w:tc>
+        <w:tc>
+          <w:tcPr>
+            <w:tcW w:type="dxa" w:w="680"/>
+            <w:vAlign w:val="center"/>
+          </w:tcPr>
+          <w:p>
+            <w:pPr>
+              <w:spacing w:before="0" w:after="20" w:line="240" w:lineRule="auto"/>
+              <w:jc w:val="center"/>
+            </w:pPr>
+            <w:r>
+              <w:rPr>
+                <w:rFonts w:ascii="Times New Roman" w:hAnsi="Times New Roman"/>
+                <w:b w:val="0"/>
+                <w:sz w:val="24"/>
+              </w:rPr>
+              <w:t>—</w:t>
+            </w:r>
+          </w:p>
+        </w:tc>
+        <w:tc>
+          <w:tcPr>
+            <w:tcW w:type="dxa" w:w="680"/>
+            <w:vAlign w:val="center"/>
+          </w:tcPr>
+          <w:p>
+            <w:pPr>
+              <w:spacing w:before="0" w:after="20" w:line="240" w:lineRule="auto"/>
+              <w:jc w:val="center"/>
+            </w:pPr>
+            <w:r>
+              <w:rPr>
+                <w:rFonts w:ascii="Times New Roman" w:hAnsi="Times New Roman"/>
+                <w:b w:val="0"/>
+                <w:sz w:val="24"/>
+              </w:rPr>
+              <w:t>—</w:t>
+            </w:r>
+          </w:p>
+        </w:tc>
+        <w:tc>
+          <w:tcPr>
+            <w:tcW w:type="dxa" w:w="680"/>
+            <w:vAlign w:val="center"/>
+          </w:tcPr>
+          <w:p>
+            <w:pPr>
+              <w:spacing w:before="0" w:after="20" w:line="240" w:lineRule="auto"/>
+              <w:jc w:val="center"/>
+            </w:pPr>
+            <w:r>
+              <w:rPr>
+                <w:rFonts w:ascii="Times New Roman" w:hAnsi="Times New Roman"/>
+                <w:b w:val="0"/>
+                <w:sz w:val="24"/>
+              </w:rPr>
+              <w:t>—</w:t>
+            </w:r>
+          </w:p>
+        </w:tc>
+        <w:tc>
+          <w:tcPr>
+            <w:tcW w:type="dxa" w:w="680"/>
+            <w:vAlign w:val="center"/>
+          </w:tcPr>
+          <w:p>
+            <w:pPr>
+              <w:spacing w:before="0" w:after="20" w:line="240" w:lineRule="auto"/>
+              <w:jc w:val="center"/>
+            </w:pPr>
+            <w:r>
+              <w:rPr>
+                <w:rFonts w:ascii="Times New Roman" w:hAnsi="Times New Roman"/>
+                <w:b w:val="0"/>
+                <w:sz w:val="24"/>
+              </w:rPr>
+              <w:t>—</w:t>
+            </w:r>
+          </w:p>
+        </w:tc>
+        <w:tc>
+          <w:tcPr>
+            <w:tcW w:type="dxa" w:w="680"/>
+            <w:vAlign w:val="center"/>
+          </w:tcPr>
+          <w:p>
+            <w:pPr>
+              <w:spacing w:before="0" w:after="20" w:line="240" w:lineRule="auto"/>
+              <w:jc w:val="center"/>
+            </w:pPr>
+            <w:r>
+              <w:rPr>
+                <w:rFonts w:ascii="Times New Roman" w:hAnsi="Times New Roman"/>
+                <w:b w:val="0"/>
+                <w:sz w:val="24"/>
+              </w:rPr>
+              <w:t>—</w:t>
+            </w:r>
+          </w:p>
+        </w:tc>
+      </w:tr>
+      <w:tr>
+        <w:tc>
+          <w:tcPr>
+            <w:tcW w:type="dxa" w:w="454"/>
+            <w:vAlign w:val="center"/>
+          </w:tcPr>
+          <w:p>
+            <w:pPr>
+              <w:spacing w:before="0" w:after="20" w:line="240" w:lineRule="auto"/>
+              <w:jc w:val="center"/>
+            </w:pPr>
+            <w:r>
+              <w:rPr>
+                <w:rFonts w:ascii="Times New Roman" w:hAnsi="Times New Roman"/>
+                <w:b w:val="0"/>
+                <w:sz w:val="24"/>
+              </w:rPr>
+            </w:r>
+          </w:p>
+        </w:tc>
+        <w:tc>
+          <w:tcPr>
+            <w:tcW w:type="dxa" w:w="3175"/>
+            <w:gridSpan w:val="2"/>
+            <w:vAlign w:val="center"/>
+          </w:tcPr>
+          <w:p>
+            <w:pPr>
+              <w:spacing w:before="0" w:after="20" w:line="240" w:lineRule="auto"/>
+              <w:jc w:val="left"/>
+            </w:pPr>
+            <w:r>
+              <w:rPr>
+                <w:rFonts w:ascii="Times New Roman" w:hAnsi="Times New Roman"/>
+                <w:b w:val="0"/>
+                <w:sz w:val="24"/>
+              </w:rPr>
+            </w:r>
+          </w:p>
+        </w:tc>
+        <w:tc>
+          <w:tcPr>
+            <w:tcW w:type="dxa" w:w="737"/>
+          </w:tcPr>
+          <w:p/>
+        </w:tc>
+        <w:tc>
+          <w:tcPr>
+            <w:tcW w:type="dxa" w:w="1587"/>
+          </w:tcPr>
+          <w:p/>
+        </w:tc>
+        <w:tc>
+          <w:tcPr>
+            <w:tcW w:type="dxa" w:w="680"/>
+          </w:tcPr>
+          <w:p/>
+        </w:tc>
+        <w:tc>
+          <w:tcPr>
+            <w:tcW w:type="dxa" w:w="680"/>
+          </w:tcPr>
+          <w:p/>
+        </w:tc>
+        <w:tc>
+          <w:tcPr>
+            <w:tcW w:type="dxa" w:w="680"/>
+          </w:tcPr>
+          <w:p/>
+        </w:tc>
+        <w:tc>
+          <w:tcPr>
+            <w:tcW w:type="dxa" w:w="680"/>
+          </w:tcPr>
+          <w:p/>
+        </w:tc>
+        <w:tc>
+          <w:tcPr>
+            <w:tcW w:type="dxa" w:w="680"/>
+          </w:tcPr>
+          <w:p/>
+        </w:tc>
+      </w:tr>
+      <w:tr>
+        <w:tc>
+          <w:tcPr>
+            <w:tcW w:type="dxa" w:w="454"/>
+            <w:vAlign w:val="center"/>
+          </w:tcPr>
+          <w:p>
+            <w:pPr>
+              <w:spacing w:before="0" w:after="20" w:line="240" w:lineRule="auto"/>
+              <w:jc w:val="center"/>
+            </w:pPr>
+            <w:r>
+              <w:rPr>
+                <w:rFonts w:ascii="Times New Roman" w:hAnsi="Times New Roman"/>
+                <w:b w:val="0"/>
+                <w:sz w:val="24"/>
+              </w:rPr>
+            </w:r>
+          </w:p>
+        </w:tc>
+        <w:tc>
+          <w:tcPr>
+            <w:tcW w:type="dxa" w:w="1814"/>
+            <w:vAlign w:val="center"/>
+          </w:tcPr>
+          <w:p>
+            <w:pPr>
+              <w:spacing w:before="0" w:after="20" w:line="240" w:lineRule="auto"/>
+              <w:jc w:val="left"/>
+            </w:pPr>
+            <w:r>
+              <w:rPr>
+                <w:rFonts w:ascii="Times New Roman" w:hAnsi="Times New Roman"/>
                 <w:b/>
-              </w:rPr>
-              <w:t>Общая трудоемкость, зачетных единиц</w:t>
-            </w:r>
-          </w:p>
-        </w:tc>
-        <w:tc>
-          <w:tcPr>
-            <w:tcW w:w="1001" w:type="dxa"/>
+                <w:sz w:val="24"/>
+              </w:rPr>
+              <w:t>ИТОГО: общая трудоёмкость</w:t>
+            </w:r>
+          </w:p>
+        </w:tc>
+        <w:tc>
+          <w:tcPr>
+            <w:tcW w:type="dxa" w:w="1361"/>
             <w:vAlign w:val="center"/>
           </w:tcPr>
           <w:p>
             <w:pPr>
-              <w:spacing w:before="0" w:after="0" w:line="240" w:lineRule="auto"/>
-              <w:jc w:val="center"/>
-            </w:pPr>
-            <w:r>
-              <w:rPr>
-                <w:rFonts w:ascii="Times New Roman" w:hAnsi="Times New Roman" w:cs="Times New Roman"/>
-                <w:sz w:val="22"/>
+              <w:spacing w:before="0" w:after="20" w:line="240" w:lineRule="auto"/>
+              <w:jc w:val="center"/>
+            </w:pPr>
+            <w:r>
+              <w:rPr>
+                <w:rFonts w:ascii="Times New Roman" w:hAnsi="Times New Roman"/>
+                <w:b w:val="0"/>
+                <w:sz w:val="24"/>
+              </w:rPr>
+              <w:t>часов</w:t>
+            </w:r>
+          </w:p>
+        </w:tc>
+        <w:tc>
+          <w:tcPr>
+            <w:tcW w:type="dxa" w:w="737"/>
+            <w:vAlign w:val="center"/>
+          </w:tcPr>
+          <w:p>
+            <w:pPr>
+              <w:spacing w:before="0" w:after="20" w:line="240" w:lineRule="auto"/>
+              <w:jc w:val="center"/>
+            </w:pPr>
+            <w:r>
+              <w:rPr>
+                <w:rFonts w:ascii="Times New Roman" w:hAnsi="Times New Roman"/>
                 <w:b/>
-              </w:rPr>
-              <w:t>–</w:t>
-            </w:r>
-          </w:p>
-        </w:tc>
-        <w:tc>
-          <w:tcPr>
-            <w:tcW w:w="1001" w:type="dxa"/>
+                <w:sz w:val="24"/>
+              </w:rPr>
+              <w:t>328</w:t>
+            </w:r>
+          </w:p>
+        </w:tc>
+        <w:tc>
+          <w:tcPr>
+            <w:tcW w:type="dxa" w:w="1587"/>
             <w:vAlign w:val="center"/>
           </w:tcPr>
           <w:p>
             <w:pPr>
-              <w:spacing w:before="0" w:after="0" w:line="240" w:lineRule="auto"/>
-              <w:jc w:val="center"/>
-            </w:pPr>
-            <w:r>
-              <w:rPr>
-                <w:rFonts w:ascii="Times New Roman" w:hAnsi="Times New Roman" w:cs="Times New Roman"/>
-                <w:sz w:val="22"/>
+              <w:spacing w:before="0" w:after="20" w:line="240" w:lineRule="auto"/>
+              <w:jc w:val="center"/>
+            </w:pPr>
+            <w:r>
+              <w:rPr>
+                <w:rFonts w:ascii="Times New Roman" w:hAnsi="Times New Roman"/>
+                <w:b w:val="0"/>
+                <w:sz w:val="24"/>
+              </w:rPr>
+              <w:t>0</w:t>
+            </w:r>
+          </w:p>
+        </w:tc>
+        <w:tc>
+          <w:tcPr>
+            <w:tcW w:type="dxa" w:w="680"/>
+            <w:vAlign w:val="center"/>
+          </w:tcPr>
+          <w:p>
+            <w:pPr>
+              <w:spacing w:before="0" w:after="20" w:line="240" w:lineRule="auto"/>
+              <w:jc w:val="center"/>
+            </w:pPr>
+            <w:r>
+              <w:rPr>
+                <w:rFonts w:ascii="Times New Roman" w:hAnsi="Times New Roman"/>
                 <w:b/>
-              </w:rPr>
-              <w:t>–</w:t>
-            </w:r>
-          </w:p>
-        </w:tc>
-        <w:tc>
-          <w:tcPr>
-            <w:tcW w:w="1001" w:type="dxa"/>
+                <w:sz w:val="24"/>
+              </w:rPr>
+              <w:t>64</w:t>
+            </w:r>
+          </w:p>
+        </w:tc>
+        <w:tc>
+          <w:tcPr>
+            <w:tcW w:type="dxa" w:w="680"/>
             <w:vAlign w:val="center"/>
           </w:tcPr>
           <w:p>
             <w:pPr>
-              <w:spacing w:before="0" w:after="0" w:line="240" w:lineRule="auto"/>
-              <w:jc w:val="center"/>
-            </w:pPr>
-            <w:r>
-              <w:rPr>
-                <w:rFonts w:ascii="Times New Roman" w:hAnsi="Times New Roman" w:cs="Times New Roman"/>
-                <w:sz w:val="22"/>
+              <w:spacing w:before="0" w:after="20" w:line="240" w:lineRule="auto"/>
+              <w:jc w:val="center"/>
+            </w:pPr>
+            <w:r>
+              <w:rPr>
+                <w:rFonts w:ascii="Times New Roman" w:hAnsi="Times New Roman"/>
                 <w:b/>
-              </w:rPr>
-              <w:t>–</w:t>
-            </w:r>
-          </w:p>
-        </w:tc>
-        <w:tc>
-          <w:tcPr>
-            <w:tcW w:w="1001" w:type="dxa"/>
+                <w:sz w:val="24"/>
+              </w:rPr>
+              <w:t>68</w:t>
+            </w:r>
+          </w:p>
+        </w:tc>
+        <w:tc>
+          <w:tcPr>
+            <w:tcW w:type="dxa" w:w="680"/>
             <w:vAlign w:val="center"/>
           </w:tcPr>
           <w:p>
             <w:pPr>
-              <w:spacing w:before="0" w:after="0" w:line="240" w:lineRule="auto"/>
-              <w:jc w:val="center"/>
-            </w:pPr>
-            <w:r>
-              <w:rPr>
-                <w:rFonts w:ascii="Times New Roman" w:hAnsi="Times New Roman" w:cs="Times New Roman"/>
-                <w:sz w:val="22"/>
+              <w:spacing w:before="0" w:after="20" w:line="240" w:lineRule="auto"/>
+              <w:jc w:val="center"/>
+            </w:pPr>
+            <w:r>
+              <w:rPr>
+                <w:rFonts w:ascii="Times New Roman" w:hAnsi="Times New Roman"/>
                 <w:b/>
-              </w:rPr>
-              <w:t>–</w:t>
-            </w:r>
-          </w:p>
-        </w:tc>
-        <w:tc>
-          <w:tcPr>
-            <w:tcW w:w="1001" w:type="dxa"/>
+                <w:sz w:val="24"/>
+              </w:rPr>
+              <w:t>64</w:t>
+            </w:r>
+          </w:p>
+        </w:tc>
+        <w:tc>
+          <w:tcPr>
+            <w:tcW w:type="dxa" w:w="680"/>
             <w:vAlign w:val="center"/>
           </w:tcPr>
           <w:p>
             <w:pPr>
-              <w:spacing w:before="0" w:after="0" w:line="240" w:lineRule="auto"/>
-              <w:jc w:val="center"/>
-            </w:pPr>
-            <w:r>
-              <w:rPr>
-                <w:rFonts w:ascii="Times New Roman" w:hAnsi="Times New Roman" w:cs="Times New Roman"/>
-                <w:sz w:val="22"/>
+              <w:spacing w:before="0" w:after="20" w:line="240" w:lineRule="auto"/>
+              <w:jc w:val="center"/>
+            </w:pPr>
+            <w:r>
+              <w:rPr>
+                <w:rFonts w:ascii="Times New Roman" w:hAnsi="Times New Roman"/>
                 <w:b/>
-              </w:rPr>
-              <w:t>–</w:t>
-            </w:r>
-          </w:p>
-        </w:tc>
-        <w:tc>
-          <w:tcPr>
-            <w:tcW w:w="1001" w:type="dxa"/>
+                <w:sz w:val="24"/>
+              </w:rPr>
+              <w:t>68</w:t>
+            </w:r>
+          </w:p>
+        </w:tc>
+        <w:tc>
+          <w:tcPr>
+            <w:tcW w:type="dxa" w:w="680"/>
             <w:vAlign w:val="center"/>
           </w:tcPr>
           <w:p>
             <w:pPr>
-              <w:spacing w:before="0" w:after="0" w:line="240" w:lineRule="auto"/>
-              <w:jc w:val="center"/>
-            </w:pPr>
-            <w:r>
-              <w:rPr>
-                <w:rFonts w:ascii="Times New Roman" w:hAnsi="Times New Roman" w:cs="Times New Roman"/>
-                <w:sz w:val="22"/>
+              <w:spacing w:before="0" w:after="20" w:line="240" w:lineRule="auto"/>
+              <w:jc w:val="center"/>
+            </w:pPr>
+            <w:r>
+              <w:rPr>
+                <w:rFonts w:ascii="Times New Roman" w:hAnsi="Times New Roman"/>
                 <w:b/>
-              </w:rPr>
-              <w:t>–</w:t>
+                <w:sz w:val="24"/>
+              </w:rPr>
+              <w:t>64</w:t>
+            </w:r>
+          </w:p>
+        </w:tc>
+      </w:tr>
+      <w:tr>
+        <w:tc>
+          <w:tcPr>
+            <w:tcW w:type="dxa" w:w="454"/>
+            <w:vAlign w:val="center"/>
+          </w:tcPr>
+          <w:p>
+            <w:pPr>
+              <w:spacing w:before="0" w:after="20" w:line="240" w:lineRule="auto"/>
+              <w:jc w:val="center"/>
+            </w:pPr>
+            <w:r>
+              <w:rPr>
+                <w:rFonts w:ascii="Times New Roman" w:hAnsi="Times New Roman"/>
+                <w:b w:val="0"/>
+                <w:sz w:val="24"/>
+              </w:rPr>
+            </w:r>
+          </w:p>
+        </w:tc>
+        <w:tc>
+          <w:tcPr>
+            <w:tcW w:type="dxa" w:w="1814"/>
+            <w:vAlign w:val="center"/>
+          </w:tcPr>
+          <w:p>
+            <w:pPr>
+              <w:spacing w:before="0" w:after="20" w:line="240" w:lineRule="auto"/>
+              <w:jc w:val="left"/>
+            </w:pPr>
+            <w:r>
+              <w:rPr>
+                <w:rFonts w:ascii="Times New Roman" w:hAnsi="Times New Roman"/>
+                <w:b/>
+                <w:sz w:val="24"/>
+              </w:rPr>
+              <w:t>ИТОГО: общая трудоёмкость</w:t>
+            </w:r>
+          </w:p>
+        </w:tc>
+        <w:tc>
+          <w:tcPr>
+            <w:tcW w:type="dxa" w:w="1361"/>
+            <w:vAlign w:val="center"/>
+          </w:tcPr>
+          <w:p>
+            <w:pPr>
+              <w:spacing w:before="0" w:after="20" w:line="240" w:lineRule="auto"/>
+              <w:jc w:val="center"/>
+            </w:pPr>
+            <w:r>
+              <w:rPr>
+                <w:rFonts w:ascii="Times New Roman" w:hAnsi="Times New Roman"/>
+                <w:b w:val="0"/>
+                <w:sz w:val="24"/>
+              </w:rPr>
+              <w:t>з.е.</w:t>
+            </w:r>
+          </w:p>
+        </w:tc>
+        <w:tc>
+          <w:tcPr>
+            <w:tcW w:type="dxa" w:w="737"/>
+            <w:vAlign w:val="center"/>
+          </w:tcPr>
+          <w:p>
+            <w:pPr>
+              <w:spacing w:before="0" w:after="20" w:line="240" w:lineRule="auto"/>
+              <w:jc w:val="center"/>
+            </w:pPr>
+            <w:r>
+              <w:rPr>
+                <w:rFonts w:ascii="Times New Roman" w:hAnsi="Times New Roman"/>
+                <w:b/>
+                <w:sz w:val="24"/>
+              </w:rPr>
+              <w:t>0</w:t>
+            </w:r>
+          </w:p>
+        </w:tc>
+        <w:tc>
+          <w:tcPr>
+            <w:tcW w:type="dxa" w:w="1587"/>
+            <w:vAlign w:val="center"/>
+          </w:tcPr>
+          <w:p>
+            <w:pPr>
+              <w:spacing w:before="0" w:after="20" w:line="240" w:lineRule="auto"/>
+              <w:jc w:val="center"/>
+            </w:pPr>
+            <w:r>
+              <w:rPr>
+                <w:rFonts w:ascii="Times New Roman" w:hAnsi="Times New Roman"/>
+                <w:b w:val="0"/>
+                <w:sz w:val="24"/>
+              </w:rPr>
+              <w:t>—</w:t>
+            </w:r>
+          </w:p>
+        </w:tc>
+        <w:tc>
+          <w:tcPr>
+            <w:tcW w:type="dxa" w:w="680"/>
+            <w:vAlign w:val="center"/>
+          </w:tcPr>
+          <w:p>
+            <w:pPr>
+              <w:spacing w:before="0" w:after="20" w:line="240" w:lineRule="auto"/>
+              <w:jc w:val="center"/>
+            </w:pPr>
+            <w:r>
+              <w:rPr>
+                <w:rFonts w:ascii="Times New Roman" w:hAnsi="Times New Roman"/>
+                <w:b/>
+                <w:sz w:val="24"/>
+              </w:rPr>
+              <w:t>0</w:t>
+            </w:r>
+          </w:p>
+        </w:tc>
+        <w:tc>
+          <w:tcPr>
+            <w:tcW w:type="dxa" w:w="680"/>
+            <w:vAlign w:val="center"/>
+          </w:tcPr>
+          <w:p>
+            <w:pPr>
+              <w:spacing w:before="0" w:after="20" w:line="240" w:lineRule="auto"/>
+              <w:jc w:val="center"/>
+            </w:pPr>
+            <w:r>
+              <w:rPr>
+                <w:rFonts w:ascii="Times New Roman" w:hAnsi="Times New Roman"/>
+                <w:b/>
+                <w:sz w:val="24"/>
+              </w:rPr>
+              <w:t>0</w:t>
+            </w:r>
+          </w:p>
+        </w:tc>
+        <w:tc>
+          <w:tcPr>
+            <w:tcW w:type="dxa" w:w="680"/>
+            <w:vAlign w:val="center"/>
+          </w:tcPr>
+          <w:p>
+            <w:pPr>
+              <w:spacing w:before="0" w:after="20" w:line="240" w:lineRule="auto"/>
+              <w:jc w:val="center"/>
+            </w:pPr>
+            <w:r>
+              <w:rPr>
+                <w:rFonts w:ascii="Times New Roman" w:hAnsi="Times New Roman"/>
+                <w:b/>
+                <w:sz w:val="24"/>
+              </w:rPr>
+              <w:t>0</w:t>
+            </w:r>
+          </w:p>
+        </w:tc>
+        <w:tc>
+          <w:tcPr>
+            <w:tcW w:type="dxa" w:w="680"/>
+            <w:vAlign w:val="center"/>
+          </w:tcPr>
+          <w:p>
+            <w:pPr>
+              <w:spacing w:before="0" w:after="20" w:line="240" w:lineRule="auto"/>
+              <w:jc w:val="center"/>
+            </w:pPr>
+            <w:r>
+              <w:rPr>
+                <w:rFonts w:ascii="Times New Roman" w:hAnsi="Times New Roman"/>
+                <w:b/>
+                <w:sz w:val="24"/>
+              </w:rPr>
+              <w:t>0</w:t>
+            </w:r>
+          </w:p>
+        </w:tc>
+        <w:tc>
+          <w:tcPr>
+            <w:tcW w:type="dxa" w:w="680"/>
+            <w:vAlign w:val="center"/>
+          </w:tcPr>
+          <w:p>
+            <w:pPr>
+              <w:spacing w:before="0" w:after="20" w:line="240" w:lineRule="auto"/>
+              <w:jc w:val="center"/>
+            </w:pPr>
+            <w:r>
+              <w:rPr>
+                <w:rFonts w:ascii="Times New Roman" w:hAnsi="Times New Roman"/>
+                <w:b/>
+                <w:sz w:val="24"/>
+              </w:rPr>
+              <w:t>0</w:t>
             </w:r>
           </w:p>
         </w:tc>
@@ -4177,6 +5734,7 @@
     </w:p>
     <w:p>
       <w:pPr>
+        <w:keepNext/>
         <w:spacing w:after="0" w:line="240" w:lineRule="auto"/>
         <w:ind w:firstLine="567"/>
         <w:jc w:val="both"/>
@@ -4189,48 +5747,17 @@
       <w:r>
         <w:rPr>
           <w:rFonts w:ascii="Times New Roman" w:hAnsi="Times New Roman"/>
-          <w:sz w:val="28"/>
-          <w:szCs w:val="28"/>
-        </w:rPr>
-        <w:br w:type="page"/>
-      </w:r>
-      <w:r>
-        <w:rPr>
-          <w:rFonts w:ascii="Times New Roman" w:hAnsi="Times New Roman"/>
-          <w:sz w:val="28"/>
-          <w:szCs w:val="28"/>
-        </w:rPr>
-        <w:lastRenderedPageBreak/>
-        <w:t>2</w:t>
-      </w:r>
-      <w:r>
-        <w:rPr>
-          <w:rFonts w:ascii="Times New Roman" w:hAnsi="Times New Roman"/>
-          <w:sz w:val="28"/>
-          <w:szCs w:val="28"/>
-        </w:rPr>
-        <w:t xml:space="preserve">. </w:t>
-      </w:r>
-      <w:r>
-        <w:rPr>
-          <w:rFonts w:ascii="Times New Roman" w:hAnsi="Times New Roman"/>
-          <w:sz w:val="28"/>
-          <w:szCs w:val="28"/>
-        </w:rPr>
-        <w:tab/>
-        <w:t>СОДЕРЖАНИЕ ДИСЦИПЛИНЫ</w:t>
-      </w:r>
-      <w:r>
-        <w:rPr>
-          <w:rFonts w:ascii="Times New Roman" w:hAnsi="Times New Roman"/>
-          <w:sz w:val="28"/>
-          <w:szCs w:val="28"/>
-        </w:rPr>
-        <w:t xml:space="preserve"> </w:t>
+          <w:b/>
+          <w:color w:val="000000"/>
+          <w:sz w:val="28"/>
+          <w:szCs w:val="28"/>
+        </w:rPr>
+        <w:t xml:space="preserve">2. СОДЕРЖАНИЕ ДИСЦИПЛИНЫ (МОДУЛЯ)</w:t>
       </w:r>
     </w:p>
     <w:p>
       <w:pPr>
+        <w:keepNext/>
         <w:spacing w:after="0" w:line="240" w:lineRule="auto"/>
         <w:ind w:firstLine="567"/>
         <w:jc w:val="both"/>
@@ -4243,18 +5770,12 @@
       <w:r>
         <w:rPr>
           <w:rFonts w:ascii="Times New Roman" w:hAnsi="Times New Roman"/>
-          <w:sz w:val="28"/>
-          <w:szCs w:val="28"/>
-        </w:rPr>
-        <w:t xml:space="preserve">2.1. </w:t>
-      </w:r>
-      <w:r>
-        <w:rPr>
-          <w:rFonts w:ascii="Times New Roman" w:hAnsi="Times New Roman"/>
-          <w:sz w:val="28"/>
-          <w:szCs w:val="28"/>
-        </w:rPr>
-        <w:t xml:space="preserve">Содержание разделов учебной дисциплины </w:t>
+          <w:b/>
+          <w:color w:val="000000"/>
+          <w:sz w:val="28"/>
+          <w:szCs w:val="28"/>
+        </w:rPr>
+        <w:t xml:space="preserve">2.1. Содержание разделов дисциплины (модуля)</w:t>
       </w:r>
     </w:p>
     <w:tbl>
@@ -4294,33 +5815,20 @@
               <w:right w:w="108" w:type="dxa"/>
             </w:tcMar>
             <w:textDirection w:val="btLr"/>
-          </w:tcPr>
-          <w:p>
-            <w:pPr>
-              <w:spacing w:after="0" w:line="240" w:lineRule="auto"/>
-              <w:ind w:left="113" w:right="113"/>
-              <w:jc w:val="center"/>
-              <w:rPr>
-                <w:rFonts w:ascii="Times New Roman" w:hAnsi="Times New Roman"/>
-                <w:sz w:val="24"/>
-                <w:szCs w:val="24"/>
-              </w:rPr>
-            </w:pPr>
-            <w:r>
-              <w:rPr>
-                <w:rFonts w:ascii="Times New Roman" w:eastAsia="Segoe UI Symbol" w:hAnsi="Times New Roman"/>
-                <w:sz w:val="24"/>
-                <w:szCs w:val="24"/>
-              </w:rPr>
-              <w:t>№</w:t>
-            </w:r>
-            <w:r>
-              <w:rPr>
-                <w:rFonts w:ascii="Times New Roman" w:eastAsia="Times New Roman" w:hAnsi="Times New Roman"/>
-                <w:sz w:val="24"/>
-                <w:szCs w:val="24"/>
-              </w:rPr>
-              <w:t xml:space="preserve"> семестра</w:t>
+            <w:vAlign w:val="center"/>
+          </w:tcPr>
+          <w:p>
+            <w:pPr>
+              <w:spacing w:before="0" w:after="20" w:line="240" w:lineRule="auto"/>
+              <w:jc w:val="center"/>
+            </w:pPr>
+            <w:r>
+              <w:rPr>
+                <w:rFonts w:ascii="Times New Roman" w:hAnsi="Times New Roman"/>
+                <w:b/>
+                <w:sz w:val="24"/>
+              </w:rPr>
+              <w:t>№ семестра/курса</w:t>
             </w:r>
           </w:p>
         </w:tc>
@@ -6459,50 +7967,15 @@
         <w:jc w:val="both"/>
         <w:rPr>
           <w:rFonts w:ascii="Times New Roman" w:hAnsi="Times New Roman"/>
-          <w:i/>
-          <w:iCs/>
-          <w:sz w:val="28"/>
-          <w:szCs w:val="28"/>
-        </w:rPr>
-      </w:pPr>
-      <w:r>
-        <w:rPr>
-          <w:rFonts w:ascii="Times New Roman" w:hAnsi="Times New Roman"/>
-          <w:sz w:val="28"/>
-          <w:szCs w:val="28"/>
-        </w:rPr>
-        <w:t xml:space="preserve">2.2. Перечень лабораторных работ, примерная тематика курсовых работ. </w:t>
-      </w:r>
-      <w:r>
-        <w:rPr>
-          <w:rFonts w:ascii="Times New Roman" w:hAnsi="Times New Roman"/>
-          <w:i/>
-          <w:iCs/>
-          <w:sz w:val="28"/>
-          <w:szCs w:val="28"/>
-        </w:rPr>
-        <w:t>Не предусмотрены</w:t>
-      </w:r>
+          <w:sz w:val="28"/>
+          <w:szCs w:val="28"/>
+        </w:rPr>
+      </w:pPr>
     </w:p>
     <w:p>
       <w:pPr>
-        <w:spacing w:after="0" w:line="240" w:lineRule="auto"/>
-        <w:ind w:firstLine="567"/>
-        <w:jc w:val="both"/>
-        <w:rPr>
-          <w:rFonts w:ascii="Times New Roman" w:hAnsi="Times New Roman"/>
-          <w:sz w:val="28"/>
-          <w:szCs w:val="28"/>
-        </w:rPr>
-      </w:pPr>
-    </w:p>
-    <w:p>
-      <w:pPr>
         <w:pStyle w:val="ac"/>
-        <w:numPr>
-          <w:ilvl w:val="0"/>
-          <w:numId w:val="10"/>
-        </w:numPr>
+        <w:keepNext/>
         <w:ind w:left="0" w:firstLine="0"/>
         <w:jc w:val="center"/>
         <w:rPr>
@@ -6513,11 +7986,14 @@
       </w:pPr>
       <w:r>
         <w:rPr>
+          <w:rFonts w:ascii="Times New Roman" w:hAnsi="Times New Roman"/>
+          <w:b/>
+          <w:color w:val="000000"/>
           <w:sz w:val="28"/>
           <w:szCs w:val="28"/>
           <w:lang w:val="ru-RU"/>
         </w:rPr>
-        <w:t>САМОСТОЯТЕЛЬНАЯ РАБОТА СТУДЕНТА</w:t>
+        <w:t xml:space="preserve">3. САМОСТОЯТЕЛЬНАЯ РАБОТА ОБУЧАЮЩЕГОСЯ</w:t>
       </w:r>
     </w:p>
     <w:p>
@@ -6531,6 +8007,7 @@
           <w:szCs w:val="24"/>
           <w:lang w:val="ru-RU"/>
         </w:rPr>
+        <w:keepNext/>
       </w:pPr>
     </w:p>
     <w:p>
@@ -6567,18 +8044,11 @@
       <w:r>
         <w:rPr>
           <w:rFonts w:ascii="Times New Roman" w:hAnsi="Times New Roman"/>
-          <w:sz w:val="28"/>
-          <w:szCs w:val="28"/>
-        </w:rPr>
-        <w:t>Видами СРС являются</w:t>
-      </w:r>
-      <w:r>
-        <w:rPr>
-          <w:rFonts w:ascii="Times New Roman" w:hAnsi="Times New Roman"/>
-          <w:sz w:val="28"/>
-          <w:szCs w:val="28"/>
-        </w:rPr>
-        <w:t>:</w:t>
+          <w:color w:val="000000"/>
+          <w:sz w:val="28"/>
+          <w:szCs w:val="28"/>
+        </w:rPr>
+        <w:t xml:space="preserve">Видами самостоятельной работы обучающегося являются:</w:t>
       </w:r>
     </w:p>
     <w:p>
@@ -6718,213 +8188,69 @@
     </w:p>
     <w:p>
       <w:pPr>
-        <w:pStyle w:val="ac"/>
-        <w:numPr>
-          <w:ilvl w:val="0"/>
-          <w:numId w:val="10"/>
-        </w:numPr>
-        <w:ind w:left="0" w:right="-2" w:firstLine="0"/>
-        <w:jc w:val="center"/>
-        <w:rPr>
-          <w:sz w:val="28"/>
-          <w:szCs w:val="28"/>
-          <w:lang w:val="ru-RU"/>
-        </w:rPr>
-      </w:pPr>
-      <w:r>
-        <w:rPr>
-          <w:sz w:val="28"/>
-          <w:szCs w:val="28"/>
-          <w:lang w:val="ru-RU"/>
-        </w:rPr>
-        <w:t xml:space="preserve">ОЦЕНОЧНЫЕ СРЕДСТВА ДЛЯ </w:t>
-      </w:r>
-      <w:r>
-        <w:rPr>
-          <w:sz w:val="28"/>
-          <w:szCs w:val="28"/>
-          <w:lang w:val="ru-RU"/>
-        </w:rPr>
-        <w:t>ТЕКУЩЕГО КОНТРОЛЯ УСПЕВАЕМОСТИ И ПРОМЕЖУТОЧНОЙ АТТЕСТАЦИИ</w:t>
+        <w:keepNext/>
+        <w:spacing w:after="160"/>
+      </w:pPr>
+      <w:r>
+        <w:rPr>
+          <w:rFonts w:ascii="Times New Roman" w:hAnsi="Times New Roman"/>
+          <w:b/>
+          <w:sz w:val="28"/>
+        </w:rPr>
+        <w:t>4. ОЦЕНОЧНЫЕ СРЕДСТВА ДЛЯ ТЕКУЩЕГО КОНТРОЛЯ УСПЕВАЕМОСТИ И ПРОМЕЖУТОЧНОЙ АТТЕСТАЦИИ</w:t>
       </w:r>
     </w:p>
     <w:p>
       <w:pPr>
-        <w:pStyle w:val="ac"/>
-        <w:ind w:left="0" w:right="-2" w:firstLine="0"/>
-        <w:jc w:val="center"/>
-        <w:rPr>
-          <w:sz w:val="28"/>
-          <w:szCs w:val="28"/>
-          <w:lang w:val="ru-RU"/>
-        </w:rPr>
-      </w:pPr>
-      <w:r>
-        <w:rPr>
-          <w:sz w:val="28"/>
-          <w:szCs w:val="28"/>
-          <w:lang w:val="ru-RU"/>
-        </w:rPr>
-        <w:t xml:space="preserve"> </w:t>
-      </w:r>
-      <w:r>
-        <w:rPr>
-          <w:sz w:val="28"/>
-          <w:szCs w:val="28"/>
-          <w:lang w:val="ru-RU"/>
-        </w:rPr>
-        <w:t>(</w:t>
-      </w:r>
-      <w:r>
-        <w:rPr>
-          <w:i/>
-          <w:sz w:val="28"/>
-          <w:szCs w:val="28"/>
-          <w:lang w:val="ru-RU"/>
-        </w:rPr>
-        <w:t>см</w:t>
-      </w:r>
-      <w:r>
-        <w:rPr>
-          <w:sz w:val="28"/>
-          <w:szCs w:val="28"/>
-          <w:lang w:val="ru-RU"/>
-        </w:rPr>
-        <w:t xml:space="preserve">. </w:t>
-      </w:r>
-      <w:r>
-        <w:rPr>
-          <w:i/>
-          <w:sz w:val="28"/>
-          <w:szCs w:val="28"/>
-          <w:lang w:val="ru-RU"/>
-        </w:rPr>
-        <w:t>Оценочные средства</w:t>
-      </w:r>
-      <w:r>
-        <w:rPr>
-          <w:sz w:val="28"/>
-          <w:szCs w:val="28"/>
-          <w:lang w:val="ru-RU"/>
-        </w:rPr>
-        <w:t>)</w:t>
+        <w:spacing w:after="160"/>
+      </w:pPr>
+      <w:r>
+        <w:rPr>
+          <w:rFonts w:ascii="Times New Roman" w:hAnsi="Times New Roman"/>
+          <w:b w:val="0"/>
+          <w:sz w:val="28"/>
+        </w:rPr>
+        <w:t>4.1. Формы текущего контроля успеваемости указаны в Оценочных средствах.</w:t>
       </w:r>
     </w:p>
     <w:p>
       <w:pPr>
-        <w:pStyle w:val="ac"/>
-        <w:ind w:left="0" w:right="-2" w:firstLine="0"/>
-        <w:rPr>
-          <w:sz w:val="28"/>
-          <w:lang w:val="ru-RU"/>
-        </w:rPr>
-      </w:pPr>
-      <w:r>
-        <w:rPr>
-          <w:sz w:val="28"/>
-          <w:szCs w:val="28"/>
-          <w:lang w:val="ru-RU"/>
-        </w:rPr>
-        <w:t xml:space="preserve">4.1. </w:t>
-      </w:r>
-      <w:r>
-        <w:rPr>
-          <w:sz w:val="28"/>
-          <w:lang w:val="ru-RU"/>
-        </w:rPr>
-        <w:t>Рейтинговая система оценки знаний обучающихся по дисциплине</w:t>
+        <w:spacing w:after="160"/>
+      </w:pPr>
+      <w:r>
+        <w:rPr>
+          <w:rFonts w:ascii="Times New Roman" w:hAnsi="Times New Roman"/>
+          <w:b w:val="0"/>
+          <w:sz w:val="28"/>
+        </w:rPr>
+        <w:t>4.2. Рейтинговая система оценки знаний обучающихся по дисциплине (модулю): нет.</w:t>
       </w:r>
     </w:p>
     <w:p>
       <w:pPr>
-        <w:pStyle w:val="ac"/>
-        <w:ind w:left="0" w:right="-2" w:firstLine="0"/>
-        <w:rPr>
-          <w:i/>
-          <w:sz w:val="28"/>
-          <w:szCs w:val="28"/>
-          <w:lang w:val="ru-RU"/>
-        </w:rPr>
-      </w:pPr>
-      <w:r>
-        <w:rPr>
-          <w:i/>
-          <w:sz w:val="28"/>
-          <w:lang w:val="ru-RU"/>
-        </w:rPr>
-        <w:t>Рейтинговая система не используется</w:t>
+        <w:spacing w:after="160"/>
+      </w:pPr>
+      <w:r>
+        <w:rPr>
+          <w:rFonts w:ascii="Times New Roman" w:hAnsi="Times New Roman"/>
+          <w:b w:val="0"/>
+          <w:sz w:val="28"/>
+        </w:rPr>
+        <w:t>4.3. Лабораторные работы: нет.</w:t>
       </w:r>
     </w:p>
     <w:p>
       <w:pPr>
-        <w:pStyle w:val="ac"/>
-        <w:ind w:left="0" w:right="-2" w:firstLine="0"/>
-        <w:jc w:val="center"/>
-        <w:rPr>
-          <w:sz w:val="28"/>
-          <w:szCs w:val="28"/>
-          <w:lang w:val="ru-RU"/>
-        </w:rPr>
-      </w:pPr>
-    </w:p>
-    <w:p>
-      <w:pPr>
-        <w:pStyle w:val="ac"/>
-        <w:numPr>
-          <w:ilvl w:val="1"/>
-          <w:numId w:val="10"/>
-        </w:numPr>
-        <w:ind w:right="-2" w:hanging="222"/>
-        <w:jc w:val="both"/>
-        <w:rPr>
-          <w:sz w:val="28"/>
-          <w:szCs w:val="28"/>
-          <w:lang w:val="ru-RU"/>
-        </w:rPr>
-      </w:pPr>
-      <w:bookmarkStart w:id="0" w:name="_Hlk102325634"/>
-      <w:r>
-        <w:rPr>
-          <w:sz w:val="28"/>
-          <w:lang w:val="ru-RU"/>
-        </w:rPr>
-        <w:t>Формы текущего контроля успеваемости по дисциплине</w:t>
-      </w:r>
-      <w:bookmarkEnd w:id="0"/>
-    </w:p>
-    <w:p>
-      <w:pPr>
-        <w:pStyle w:val="ac"/>
-        <w:ind w:left="0" w:right="-2" w:firstLine="0"/>
-        <w:jc w:val="both"/>
-        <w:rPr>
-          <w:color w:val="000000"/>
-          <w:sz w:val="27"/>
-          <w:szCs w:val="27"/>
-          <w:lang w:val="ru-RU"/>
-        </w:rPr>
-      </w:pPr>
-      <w:r>
-        <w:rPr>
-          <w:color w:val="000000"/>
-          <w:sz w:val="27"/>
-          <w:szCs w:val="27"/>
-          <w:lang w:val="ru-RU"/>
-        </w:rPr>
-        <w:t>Сдача контрольных нормативов (для групп спец. «Б» и освобожденных студентов от практических занятий – подготовка рефератов и презентаций)</w:t>
-      </w:r>
-    </w:p>
-    <w:p>
-      <w:pPr>
-        <w:pStyle w:val="ac"/>
-        <w:ind w:left="0" w:right="-2" w:firstLine="0"/>
-        <w:jc w:val="both"/>
-        <w:rPr>
-          <w:sz w:val="28"/>
-          <w:szCs w:val="28"/>
-          <w:lang w:val="ru-RU"/>
-        </w:rPr>
-      </w:pPr>
+        <w:spacing w:after="160"/>
+      </w:pPr>
+      <w:r>
+        <w:rPr>
+          <w:rFonts w:ascii="Times New Roman" w:hAnsi="Times New Roman"/>
+          <w:b w:val="0"/>
+          <w:sz w:val="28"/>
+        </w:rPr>
+        <w:t>4.4. Курсовая работа/курсовой проект: нет.</w:t>
+      </w:r>
     </w:p>
     <w:p>
       <w:pPr>
@@ -7137,6 +8463,7 @@
           </w:p>
         </w:tc>
       </w:tr>
+      <w:bookmarkEnd w:id="1"/>
       <w:tr>
         <w:trPr>
           <w:trHeight w:val="161"/>
@@ -7145,25 +8472,18 @@
           <w:tcPr>
             <w:tcW w:w="567" w:type="dxa"/>
             <w:shd w:val="clear" w:color="auto" w:fill="auto"/>
-          </w:tcPr>
-          <w:p>
-            <w:pPr>
-              <w:pStyle w:val="TableParagraph"/>
-              <w:ind w:left="14"/>
-              <w:jc w:val="center"/>
-              <w:rPr>
-                <w:i/>
-                <w:sz w:val="24"/>
-                <w:szCs w:val="24"/>
-                <w:lang w:val="ru-RU"/>
-              </w:rPr>
-            </w:pPr>
-            <w:r>
-              <w:rPr>
-                <w:i/>
-                <w:sz w:val="24"/>
-                <w:szCs w:val="24"/>
-                <w:lang w:val="ru-RU"/>
+            <w:vAlign w:val="center"/>
+          </w:tcPr>
+          <w:p>
+            <w:pPr>
+              <w:spacing w:before="0" w:after="20" w:line="240" w:lineRule="auto"/>
+              <w:jc w:val="center"/>
+            </w:pPr>
+            <w:r>
+              <w:rPr>
+                <w:rFonts w:ascii="Times New Roman" w:hAnsi="Times New Roman"/>
+                <w:b w:val="0"/>
+                <w:sz w:val="24"/>
               </w:rPr>
               <w:t>1</w:t>
             </w:r>
@@ -7206,13 +8526,34 @@
           <w:tcPr>
             <w:tcW w:w="567" w:type="dxa"/>
             <w:shd w:val="clear" w:color="auto" w:fill="auto"/>
+            <w:vAlign w:val="center"/>
+          </w:tcPr>
+          <w:p>
+            <w:pPr>
+              <w:spacing w:before="0" w:after="20" w:line="240" w:lineRule="auto"/>
+              <w:jc w:val="center"/>
+            </w:pPr>
+            <w:r>
+              <w:rPr>
+                <w:rFonts w:ascii="Times New Roman" w:hAnsi="Times New Roman"/>
+                <w:b w:val="0"/>
+                <w:sz w:val="24"/>
+              </w:rPr>
+              <w:t>2</w:t>
+            </w:r>
+          </w:p>
+        </w:tc>
+        <w:tc>
+          <w:tcPr>
+            <w:tcW w:w="9333" w:type="dxa"/>
+            <w:shd w:val="clear" w:color="auto" w:fill="auto"/>
           </w:tcPr>
           <w:p>
             <w:pPr>
               <w:pStyle w:val="TableParagraph"/>
               <w:ind w:left="113"/>
-              <w:rPr>
-                <w:bCs/>
+              <w:jc w:val="both"/>
+              <w:rPr>
                 <w:sz w:val="24"/>
                 <w:szCs w:val="24"/>
                 <w:lang w:val="ru-RU"/>
@@ -7220,12 +8561,359 @@
             </w:pPr>
             <w:r>
               <w:rPr>
-                <w:bCs/>
                 <w:sz w:val="24"/>
                 <w:szCs w:val="24"/>
                 <w:lang w:val="ru-RU"/>
               </w:rPr>
-              <w:t>1</w:t>
+              <w:t>Евсеев, Ю. И. Физическая культура [Электронный ресурс]: учебное пособие / Ю.</w:t>
+            </w:r>
+            <w:r>
+              <w:rPr>
+                <w:spacing w:val="-8"/>
+                <w:sz w:val="24"/>
+                <w:szCs w:val="24"/>
+                <w:lang w:val="ru-RU"/>
+              </w:rPr>
+              <w:t xml:space="preserve"> </w:t>
+            </w:r>
+            <w:r>
+              <w:rPr>
+                <w:sz w:val="24"/>
+                <w:szCs w:val="24"/>
+                <w:lang w:val="ru-RU"/>
+              </w:rPr>
+              <w:t>И.</w:t>
+            </w:r>
+            <w:r>
+              <w:rPr>
+                <w:spacing w:val="-8"/>
+                <w:sz w:val="24"/>
+                <w:szCs w:val="24"/>
+                <w:lang w:val="ru-RU"/>
+              </w:rPr>
+              <w:t xml:space="preserve"> </w:t>
+            </w:r>
+            <w:r>
+              <w:rPr>
+                <w:sz w:val="24"/>
+                <w:szCs w:val="24"/>
+                <w:lang w:val="ru-RU"/>
+              </w:rPr>
+              <w:t>Евсеев.</w:t>
+            </w:r>
+            <w:r>
+              <w:rPr>
+                <w:spacing w:val="-9"/>
+                <w:sz w:val="24"/>
+                <w:szCs w:val="24"/>
+                <w:lang w:val="ru-RU"/>
+              </w:rPr>
+              <w:t xml:space="preserve"> </w:t>
+            </w:r>
+            <w:r>
+              <w:rPr>
+                <w:sz w:val="24"/>
+                <w:szCs w:val="24"/>
+                <w:lang w:val="ru-RU"/>
+              </w:rPr>
+              <w:t>-</w:t>
+            </w:r>
+            <w:r>
+              <w:rPr>
+                <w:spacing w:val="-6"/>
+                <w:sz w:val="24"/>
+                <w:szCs w:val="24"/>
+                <w:lang w:val="ru-RU"/>
+              </w:rPr>
+              <w:t xml:space="preserve"> </w:t>
+            </w:r>
+            <w:r>
+              <w:rPr>
+                <w:sz w:val="24"/>
+                <w:szCs w:val="24"/>
+                <w:lang w:val="ru-RU"/>
+              </w:rPr>
+              <w:t>9-е</w:t>
+            </w:r>
+            <w:r>
+              <w:rPr>
+                <w:spacing w:val="-10"/>
+                <w:sz w:val="24"/>
+                <w:szCs w:val="24"/>
+                <w:lang w:val="ru-RU"/>
+              </w:rPr>
+              <w:t xml:space="preserve"> </w:t>
+            </w:r>
+            <w:r>
+              <w:rPr>
+                <w:sz w:val="24"/>
+                <w:szCs w:val="24"/>
+                <w:lang w:val="ru-RU"/>
+              </w:rPr>
+              <w:t>изд.,</w:t>
+            </w:r>
+            <w:r>
+              <w:rPr>
+                <w:spacing w:val="-7"/>
+                <w:sz w:val="24"/>
+                <w:szCs w:val="24"/>
+                <w:lang w:val="ru-RU"/>
+              </w:rPr>
+              <w:t xml:space="preserve"> </w:t>
+            </w:r>
+            <w:r>
+              <w:rPr>
+                <w:sz w:val="24"/>
+                <w:szCs w:val="24"/>
+                <w:lang w:val="ru-RU"/>
+              </w:rPr>
+              <w:t>стер.</w:t>
+            </w:r>
+            <w:r>
+              <w:rPr>
+                <w:spacing w:val="-6"/>
+                <w:sz w:val="24"/>
+                <w:szCs w:val="24"/>
+                <w:lang w:val="ru-RU"/>
+              </w:rPr>
+              <w:t xml:space="preserve"> </w:t>
+            </w:r>
+            <w:r>
+              <w:rPr>
+                <w:sz w:val="24"/>
+                <w:szCs w:val="24"/>
+                <w:lang w:val="ru-RU"/>
+              </w:rPr>
+              <w:t>-</w:t>
+            </w:r>
+            <w:r>
+              <w:rPr>
+                <w:spacing w:val="-8"/>
+                <w:sz w:val="24"/>
+                <w:szCs w:val="24"/>
+                <w:lang w:val="ru-RU"/>
+              </w:rPr>
+              <w:t xml:space="preserve"> </w:t>
+            </w:r>
+            <w:r>
+              <w:rPr>
+                <w:sz w:val="24"/>
+                <w:szCs w:val="24"/>
+                <w:lang w:val="ru-RU"/>
+              </w:rPr>
+              <w:t xml:space="preserve">Ростов-н/Д: Феникс, 2014. - 448 с.: – Режим доступа: </w:t>
+            </w:r>
+            <w:r>
+              <w:rPr>
+                <w:sz w:val="24"/>
+                <w:szCs w:val="24"/>
+              </w:rPr>
+              <w:t>http</w:t>
+            </w:r>
+            <w:r>
+              <w:rPr>
+                <w:sz w:val="24"/>
+                <w:szCs w:val="24"/>
+                <w:lang w:val="ru-RU"/>
+              </w:rPr>
+              <w:t>://</w:t>
+            </w:r>
+            <w:r>
+              <w:rPr>
+                <w:sz w:val="24"/>
+                <w:szCs w:val="24"/>
+              </w:rPr>
+              <w:t>biblioclub</w:t>
+            </w:r>
+            <w:r>
+              <w:rPr>
+                <w:sz w:val="24"/>
+                <w:szCs w:val="24"/>
+                <w:lang w:val="ru-RU"/>
+              </w:rPr>
+              <w:t>.</w:t>
+            </w:r>
+            <w:r>
+              <w:rPr>
+                <w:sz w:val="24"/>
+                <w:szCs w:val="24"/>
+              </w:rPr>
+              <w:t>ru</w:t>
+            </w:r>
+            <w:r>
+              <w:rPr>
+                <w:sz w:val="24"/>
+                <w:szCs w:val="24"/>
+                <w:lang w:val="ru-RU"/>
+              </w:rPr>
+              <w:t>/</w:t>
+            </w:r>
+            <w:r>
+              <w:rPr>
+                <w:sz w:val="24"/>
+                <w:szCs w:val="24"/>
+              </w:rPr>
+              <w:t>index</w:t>
+            </w:r>
+            <w:r>
+              <w:rPr>
+                <w:sz w:val="24"/>
+                <w:szCs w:val="24"/>
+                <w:lang w:val="ru-RU"/>
+              </w:rPr>
+              <w:t>.</w:t>
+            </w:r>
+            <w:r>
+              <w:rPr>
+                <w:sz w:val="24"/>
+                <w:szCs w:val="24"/>
+              </w:rPr>
+              <w:t>php</w:t>
+            </w:r>
+            <w:r>
+              <w:rPr>
+                <w:sz w:val="24"/>
+                <w:szCs w:val="24"/>
+                <w:lang w:val="ru-RU"/>
+              </w:rPr>
+              <w:t>?</w:t>
+            </w:r>
+            <w:r>
+              <w:rPr>
+                <w:sz w:val="24"/>
+                <w:szCs w:val="24"/>
+              </w:rPr>
+              <w:t>page</w:t>
+            </w:r>
+            <w:r>
+              <w:rPr>
+                <w:sz w:val="24"/>
+                <w:szCs w:val="24"/>
+                <w:lang w:val="ru-RU"/>
+              </w:rPr>
+              <w:t>=</w:t>
+            </w:r>
+            <w:r>
+              <w:rPr>
+                <w:sz w:val="24"/>
+                <w:szCs w:val="24"/>
+              </w:rPr>
+              <w:t>book</w:t>
+            </w:r>
+            <w:r>
+              <w:rPr>
+                <w:sz w:val="24"/>
+                <w:szCs w:val="24"/>
+                <w:lang w:val="ru-RU"/>
+              </w:rPr>
+              <w:t>_</w:t>
+            </w:r>
+            <w:r>
+              <w:rPr>
+                <w:sz w:val="24"/>
+                <w:szCs w:val="24"/>
+              </w:rPr>
+              <w:t>red</w:t>
+            </w:r>
+            <w:r>
+              <w:rPr>
+                <w:sz w:val="24"/>
+                <w:szCs w:val="24"/>
+                <w:lang w:val="ru-RU"/>
+              </w:rPr>
+              <w:t>&amp;</w:t>
+            </w:r>
+            <w:r>
+              <w:rPr>
+                <w:sz w:val="24"/>
+                <w:szCs w:val="24"/>
+              </w:rPr>
+              <w:t>id</w:t>
+            </w:r>
+            <w:r>
+              <w:rPr>
+                <w:sz w:val="24"/>
+                <w:szCs w:val="24"/>
+                <w:lang w:val="ru-RU"/>
+              </w:rPr>
+              <w:t>=271591&amp;</w:t>
+            </w:r>
+            <w:proofErr w:type="spellStart"/>
+            <w:r>
+              <w:rPr>
+                <w:sz w:val="24"/>
+                <w:szCs w:val="24"/>
+              </w:rPr>
+              <w:t>sr</w:t>
+            </w:r>
+            <w:proofErr w:type="spellEnd"/>
+            <w:r>
+              <w:rPr>
+                <w:sz w:val="24"/>
+                <w:szCs w:val="24"/>
+                <w:lang w:val="ru-RU"/>
+              </w:rPr>
+              <w:t xml:space="preserve">=1 (дата обращения: </w:t>
+            </w:r>
+            <w:r>
+              <w:rPr>
+                <w:sz w:val="24"/>
+                <w:szCs w:val="24"/>
+                <w:lang w:val="ru-RU"/>
+              </w:rPr>
+              <w:t>21.03.2025</w:t>
+            </w:r>
+            <w:r>
+              <w:rPr>
+                <w:sz w:val="24"/>
+                <w:szCs w:val="24"/>
+                <w:lang w:val="ru-RU"/>
+              </w:rPr>
+              <w:t xml:space="preserve">). Режим доступа: для </w:t>
+            </w:r>
+            <w:proofErr w:type="spellStart"/>
+            <w:r>
+              <w:rPr>
+                <w:sz w:val="24"/>
+                <w:szCs w:val="24"/>
+                <w:lang w:val="ru-RU"/>
+              </w:rPr>
+              <w:t>авториз</w:t>
+            </w:r>
+            <w:proofErr w:type="spellEnd"/>
+            <w:r>
+              <w:rPr>
+                <w:sz w:val="24"/>
+                <w:szCs w:val="24"/>
+                <w:lang w:val="ru-RU"/>
+              </w:rPr>
+              <w:t>. пользователей. – Текст: электронный</w:t>
+            </w:r>
+          </w:p>
+        </w:tc>
+      </w:tr>
+      <w:tr>
+        <w:trPr>
+          <w:trHeight w:val="269"/>
+        </w:trPr>
+        <w:tc>
+          <w:tcPr>
+            <w:tcW w:w="567" w:type="dxa"/>
+            <w:shd w:val="clear" w:color="auto" w:fill="auto"/>
+            <w:vAlign w:val="center"/>
+          </w:tcPr>
+          <w:p>
+            <w:pPr>
+              <w:spacing w:before="0" w:after="20" w:line="240" w:lineRule="auto"/>
+              <w:jc w:val="center"/>
+            </w:pPr>
+            <w:r>
+              <w:rPr>
+                <w:rFonts w:ascii="Times New Roman" w:hAnsi="Times New Roman"/>
+                <w:b w:val="0"/>
+                <w:sz w:val="24"/>
+              </w:rPr>
+              <w:t>3</w:t>
             </w:r>
           </w:p>
         </w:tc>
@@ -7527,406 +9215,20 @@
           <w:tcPr>
             <w:tcW w:w="567" w:type="dxa"/>
             <w:shd w:val="clear" w:color="auto" w:fill="auto"/>
-          </w:tcPr>
-          <w:p>
-            <w:pPr>
-              <w:pStyle w:val="TableParagraph"/>
-              <w:ind w:left="113"/>
-              <w:rPr>
-                <w:bCs/>
-                <w:sz w:val="24"/>
-                <w:szCs w:val="24"/>
-                <w:lang w:val="ru-RU"/>
-              </w:rPr>
-            </w:pPr>
-            <w:r>
-              <w:rPr>
-                <w:bCs/>
-                <w:sz w:val="24"/>
-                <w:szCs w:val="24"/>
-                <w:lang w:val="ru-RU"/>
-              </w:rPr>
-              <w:t>2</w:t>
-            </w:r>
-          </w:p>
-        </w:tc>
-        <w:tc>
-          <w:tcPr>
-            <w:tcW w:w="9333" w:type="dxa"/>
-            <w:shd w:val="clear" w:color="auto" w:fill="auto"/>
-          </w:tcPr>
-          <w:p>
-            <w:pPr>
-              <w:pStyle w:val="TableParagraph"/>
-              <w:ind w:left="113"/>
-              <w:jc w:val="both"/>
-              <w:rPr>
-                <w:sz w:val="24"/>
-                <w:szCs w:val="24"/>
-                <w:lang w:val="ru-RU"/>
-              </w:rPr>
-            </w:pPr>
-            <w:r>
-              <w:rPr>
-                <w:sz w:val="24"/>
-                <w:szCs w:val="24"/>
-                <w:lang w:val="ru-RU"/>
-              </w:rPr>
-              <w:t>Евсеев, Ю. И. Физическая культура [Электронный ресурс]: учебное пособие / Ю.</w:t>
-            </w:r>
-            <w:r>
-              <w:rPr>
-                <w:spacing w:val="-8"/>
-                <w:sz w:val="24"/>
-                <w:szCs w:val="24"/>
-                <w:lang w:val="ru-RU"/>
-              </w:rPr>
-              <w:t xml:space="preserve"> </w:t>
-            </w:r>
-            <w:r>
-              <w:rPr>
-                <w:sz w:val="24"/>
-                <w:szCs w:val="24"/>
-                <w:lang w:val="ru-RU"/>
-              </w:rPr>
-              <w:t>И.</w:t>
-            </w:r>
-            <w:r>
-              <w:rPr>
-                <w:spacing w:val="-8"/>
-                <w:sz w:val="24"/>
-                <w:szCs w:val="24"/>
-                <w:lang w:val="ru-RU"/>
-              </w:rPr>
-              <w:t xml:space="preserve"> </w:t>
-            </w:r>
-            <w:r>
-              <w:rPr>
-                <w:sz w:val="24"/>
-                <w:szCs w:val="24"/>
-                <w:lang w:val="ru-RU"/>
-              </w:rPr>
-              <w:t>Евсеев.</w:t>
-            </w:r>
-            <w:r>
-              <w:rPr>
-                <w:spacing w:val="-9"/>
-                <w:sz w:val="24"/>
-                <w:szCs w:val="24"/>
-                <w:lang w:val="ru-RU"/>
-              </w:rPr>
-              <w:t xml:space="preserve"> </w:t>
-            </w:r>
-            <w:r>
-              <w:rPr>
-                <w:sz w:val="24"/>
-                <w:szCs w:val="24"/>
-                <w:lang w:val="ru-RU"/>
-              </w:rPr>
-              <w:t>-</w:t>
-            </w:r>
-            <w:r>
-              <w:rPr>
-                <w:spacing w:val="-6"/>
-                <w:sz w:val="24"/>
-                <w:szCs w:val="24"/>
-                <w:lang w:val="ru-RU"/>
-              </w:rPr>
-              <w:t xml:space="preserve"> </w:t>
-            </w:r>
-            <w:r>
-              <w:rPr>
-                <w:sz w:val="24"/>
-                <w:szCs w:val="24"/>
-                <w:lang w:val="ru-RU"/>
-              </w:rPr>
-              <w:t>9-е</w:t>
-            </w:r>
-            <w:r>
-              <w:rPr>
-                <w:spacing w:val="-10"/>
-                <w:sz w:val="24"/>
-                <w:szCs w:val="24"/>
-                <w:lang w:val="ru-RU"/>
-              </w:rPr>
-              <w:t xml:space="preserve"> </w:t>
-            </w:r>
-            <w:r>
-              <w:rPr>
-                <w:sz w:val="24"/>
-                <w:szCs w:val="24"/>
-                <w:lang w:val="ru-RU"/>
-              </w:rPr>
-              <w:t>изд.,</w:t>
-            </w:r>
-            <w:r>
-              <w:rPr>
-                <w:spacing w:val="-7"/>
-                <w:sz w:val="24"/>
-                <w:szCs w:val="24"/>
-                <w:lang w:val="ru-RU"/>
-              </w:rPr>
-              <w:t xml:space="preserve"> </w:t>
-            </w:r>
-            <w:r>
-              <w:rPr>
-                <w:sz w:val="24"/>
-                <w:szCs w:val="24"/>
-                <w:lang w:val="ru-RU"/>
-              </w:rPr>
-              <w:t>стер.</w:t>
-            </w:r>
-            <w:r>
-              <w:rPr>
-                <w:spacing w:val="-6"/>
-                <w:sz w:val="24"/>
-                <w:szCs w:val="24"/>
-                <w:lang w:val="ru-RU"/>
-              </w:rPr>
-              <w:t xml:space="preserve"> </w:t>
-            </w:r>
-            <w:r>
-              <w:rPr>
-                <w:sz w:val="24"/>
-                <w:szCs w:val="24"/>
-                <w:lang w:val="ru-RU"/>
-              </w:rPr>
-              <w:t>-</w:t>
-            </w:r>
-            <w:r>
-              <w:rPr>
-                <w:spacing w:val="-8"/>
-                <w:sz w:val="24"/>
-                <w:szCs w:val="24"/>
-                <w:lang w:val="ru-RU"/>
-              </w:rPr>
-              <w:t xml:space="preserve"> </w:t>
-            </w:r>
-            <w:r>
-              <w:rPr>
-                <w:sz w:val="24"/>
-                <w:szCs w:val="24"/>
-                <w:lang w:val="ru-RU"/>
-              </w:rPr>
-              <w:t xml:space="preserve">Ростов-н/Д: Феникс, 2014. - 448 с.: – Режим доступа: </w:t>
-            </w:r>
-            <w:r>
-              <w:rPr>
-                <w:sz w:val="24"/>
-                <w:szCs w:val="24"/>
-              </w:rPr>
-              <w:t>http</w:t>
-            </w:r>
-            <w:r>
-              <w:rPr>
-                <w:sz w:val="24"/>
-                <w:szCs w:val="24"/>
-                <w:lang w:val="ru-RU"/>
-              </w:rPr>
-              <w:t>://</w:t>
-            </w:r>
-            <w:r>
-              <w:rPr>
-                <w:sz w:val="24"/>
-                <w:szCs w:val="24"/>
-              </w:rPr>
-              <w:t>biblioclub</w:t>
-            </w:r>
-            <w:r>
-              <w:rPr>
-                <w:sz w:val="24"/>
-                <w:szCs w:val="24"/>
-                <w:lang w:val="ru-RU"/>
-              </w:rPr>
-              <w:t>.</w:t>
-            </w:r>
-            <w:r>
-              <w:rPr>
-                <w:sz w:val="24"/>
-                <w:szCs w:val="24"/>
-              </w:rPr>
-              <w:t>ru</w:t>
-            </w:r>
-            <w:r>
-              <w:rPr>
-                <w:sz w:val="24"/>
-                <w:szCs w:val="24"/>
-                <w:lang w:val="ru-RU"/>
-              </w:rPr>
-              <w:t>/</w:t>
-            </w:r>
-            <w:r>
-              <w:rPr>
-                <w:sz w:val="24"/>
-                <w:szCs w:val="24"/>
-              </w:rPr>
-              <w:t>index</w:t>
-            </w:r>
-            <w:r>
-              <w:rPr>
-                <w:sz w:val="24"/>
-                <w:szCs w:val="24"/>
-                <w:lang w:val="ru-RU"/>
-              </w:rPr>
-              <w:t>.</w:t>
-            </w:r>
-            <w:r>
-              <w:rPr>
-                <w:sz w:val="24"/>
-                <w:szCs w:val="24"/>
-              </w:rPr>
-              <w:t>php</w:t>
-            </w:r>
-            <w:r>
-              <w:rPr>
-                <w:sz w:val="24"/>
-                <w:szCs w:val="24"/>
-                <w:lang w:val="ru-RU"/>
-              </w:rPr>
-              <w:t>?</w:t>
-            </w:r>
-            <w:r>
-              <w:rPr>
-                <w:sz w:val="24"/>
-                <w:szCs w:val="24"/>
-              </w:rPr>
-              <w:t>page</w:t>
-            </w:r>
-            <w:r>
-              <w:rPr>
-                <w:sz w:val="24"/>
-                <w:szCs w:val="24"/>
-                <w:lang w:val="ru-RU"/>
-              </w:rPr>
-              <w:t>=</w:t>
-            </w:r>
-            <w:r>
-              <w:rPr>
-                <w:sz w:val="24"/>
-                <w:szCs w:val="24"/>
-              </w:rPr>
-              <w:t>book</w:t>
-            </w:r>
-            <w:r>
-              <w:rPr>
-                <w:sz w:val="24"/>
-                <w:szCs w:val="24"/>
-                <w:lang w:val="ru-RU"/>
-              </w:rPr>
-              <w:t>_</w:t>
-            </w:r>
-            <w:r>
-              <w:rPr>
-                <w:sz w:val="24"/>
-                <w:szCs w:val="24"/>
-              </w:rPr>
-              <w:t>red</w:t>
-            </w:r>
-            <w:r>
-              <w:rPr>
-                <w:sz w:val="24"/>
-                <w:szCs w:val="24"/>
-                <w:lang w:val="ru-RU"/>
-              </w:rPr>
-              <w:t>&amp;</w:t>
-            </w:r>
-            <w:r>
-              <w:rPr>
-                <w:sz w:val="24"/>
-                <w:szCs w:val="24"/>
-              </w:rPr>
-              <w:t>id</w:t>
-            </w:r>
-            <w:r>
-              <w:rPr>
-                <w:sz w:val="24"/>
-                <w:szCs w:val="24"/>
-                <w:lang w:val="ru-RU"/>
-              </w:rPr>
-              <w:t>=271591&amp;</w:t>
-            </w:r>
-            <w:proofErr w:type="spellStart"/>
-            <w:r>
-              <w:rPr>
-                <w:sz w:val="24"/>
-                <w:szCs w:val="24"/>
-              </w:rPr>
-              <w:t>sr</w:t>
-            </w:r>
-            <w:proofErr w:type="spellEnd"/>
-            <w:r>
-              <w:rPr>
-                <w:sz w:val="24"/>
-                <w:szCs w:val="24"/>
-                <w:lang w:val="ru-RU"/>
-              </w:rPr>
-              <w:t xml:space="preserve">=1 (дата обращения: </w:t>
-            </w:r>
-            <w:r>
-              <w:rPr>
-                <w:sz w:val="24"/>
-                <w:szCs w:val="24"/>
-                <w:lang w:val="ru-RU"/>
-              </w:rPr>
-              <w:t>21.03.2025</w:t>
-            </w:r>
-            <w:r>
-              <w:rPr>
-                <w:sz w:val="24"/>
-                <w:szCs w:val="24"/>
-                <w:lang w:val="ru-RU"/>
-              </w:rPr>
-              <w:t xml:space="preserve">). Режим доступа: для </w:t>
-            </w:r>
-            <w:proofErr w:type="spellStart"/>
-            <w:r>
-              <w:rPr>
-                <w:sz w:val="24"/>
-                <w:szCs w:val="24"/>
-                <w:lang w:val="ru-RU"/>
-              </w:rPr>
-              <w:t>авториз</w:t>
-            </w:r>
-            <w:proofErr w:type="spellEnd"/>
-            <w:r>
-              <w:rPr>
-                <w:sz w:val="24"/>
-                <w:szCs w:val="24"/>
-                <w:lang w:val="ru-RU"/>
-              </w:rPr>
-              <w:t>. пользователей. – Текст: электронный</w:t>
-            </w:r>
-          </w:p>
-        </w:tc>
-      </w:tr>
-      <w:tr>
-        <w:trPr>
-          <w:trHeight w:val="269"/>
-        </w:trPr>
-        <w:tc>
-          <w:tcPr>
-            <w:tcW w:w="567" w:type="dxa"/>
-            <w:shd w:val="clear" w:color="auto" w:fill="auto"/>
-          </w:tcPr>
-          <w:p>
-            <w:pPr>
-              <w:pStyle w:val="TableParagraph"/>
-              <w:ind w:left="113"/>
-              <w:rPr>
-                <w:bCs/>
-                <w:sz w:val="24"/>
-                <w:szCs w:val="24"/>
-                <w:lang w:val="ru-RU"/>
-              </w:rPr>
-            </w:pPr>
-            <w:r>
-              <w:rPr>
-                <w:bCs/>
-                <w:sz w:val="24"/>
-                <w:szCs w:val="24"/>
-                <w:lang w:val="ru-RU"/>
-              </w:rPr>
-              <w:t>3</w:t>
+            <w:vAlign w:val="center"/>
+          </w:tcPr>
+          <w:p>
+            <w:pPr>
+              <w:spacing w:before="0" w:after="20" w:line="240" w:lineRule="auto"/>
+              <w:jc w:val="center"/>
+            </w:pPr>
+            <w:r>
+              <w:rPr>
+                <w:rFonts w:ascii="Times New Roman" w:hAnsi="Times New Roman"/>
+                <w:b w:val="0"/>
+                <w:sz w:val="24"/>
+              </w:rPr>
+              <w:t>4</w:t>
             </w:r>
           </w:p>
         </w:tc>
@@ -8201,7 +9503,6 @@
           </w:p>
         </w:tc>
       </w:tr>
-      <w:bookmarkEnd w:id="1"/>
     </w:tbl>
     <w:p>
       <w:pPr>
@@ -8359,23 +9660,18 @@
         <w:tc>
           <w:tcPr>
             <w:tcW w:w="567" w:type="dxa"/>
-          </w:tcPr>
-          <w:p>
-            <w:pPr>
-              <w:pStyle w:val="TableParagraph"/>
-              <w:ind w:left="9"/>
-              <w:jc w:val="center"/>
-              <w:rPr>
-                <w:i/>
-                <w:sz w:val="24"/>
-                <w:szCs w:val="24"/>
-              </w:rPr>
-            </w:pPr>
-            <w:r>
-              <w:rPr>
-                <w:i/>
-                <w:sz w:val="24"/>
-                <w:szCs w:val="24"/>
+            <w:vAlign w:val="center"/>
+          </w:tcPr>
+          <w:p>
+            <w:pPr>
+              <w:spacing w:before="0" w:after="20" w:line="240" w:lineRule="auto"/>
+              <w:jc w:val="center"/>
+            </w:pPr>
+            <w:r>
+              <w:rPr>
+                <w:rFonts w:ascii="Times New Roman" w:hAnsi="Times New Roman"/>
+                <w:b w:val="0"/>
+                <w:sz w:val="24"/>
               </w:rPr>
               <w:t>1</w:t>
             </w:r>
@@ -8403,370 +9699,6 @@
                 <w:szCs w:val="24"/>
               </w:rPr>
               <w:t>2</w:t>
-            </w:r>
-          </w:p>
-        </w:tc>
-      </w:tr>
-      <w:tr>
-        <w:trPr>
-          <w:trHeight w:val="639"/>
-        </w:trPr>
-        <w:tc>
-          <w:tcPr>
-            <w:tcW w:w="567" w:type="dxa"/>
-          </w:tcPr>
-          <w:p>
-            <w:pPr>
-              <w:pStyle w:val="TableParagraph"/>
-              <w:ind w:left="9"/>
-              <w:rPr>
-                <w:sz w:val="24"/>
-                <w:szCs w:val="24"/>
-              </w:rPr>
-            </w:pPr>
-            <w:r>
-              <w:rPr>
-                <w:sz w:val="24"/>
-                <w:szCs w:val="24"/>
-              </w:rPr>
-              <w:t>1</w:t>
-            </w:r>
-          </w:p>
-        </w:tc>
-        <w:tc>
-          <w:tcPr>
-            <w:tcW w:w="9333" w:type="dxa"/>
-          </w:tcPr>
-          <w:p>
-            <w:pPr>
-              <w:pStyle w:val="TableParagraph"/>
-              <w:ind w:left="107" w:right="328"/>
-              <w:jc w:val="both"/>
-              <w:rPr>
-                <w:sz w:val="24"/>
-                <w:szCs w:val="24"/>
-                <w:lang w:val="ru-RU"/>
-              </w:rPr>
-            </w:pPr>
-            <w:r>
-              <w:rPr>
-                <w:sz w:val="24"/>
-                <w:szCs w:val="24"/>
-                <w:lang w:val="ru-RU"/>
-              </w:rPr>
-              <w:t xml:space="preserve">Современные физкультурно-оздоровительные технологии : учебное пособие / А. Е. Подоляка, О. Б. Подоляка, Е. В. </w:t>
-            </w:r>
-            <w:proofErr w:type="spellStart"/>
-            <w:r>
-              <w:rPr>
-                <w:sz w:val="24"/>
-                <w:szCs w:val="24"/>
-                <w:lang w:val="ru-RU"/>
-              </w:rPr>
-              <w:t>Максимихина</w:t>
-            </w:r>
-            <w:proofErr w:type="spellEnd"/>
-            <w:r>
-              <w:rPr>
-                <w:sz w:val="24"/>
-                <w:szCs w:val="24"/>
-                <w:lang w:val="ru-RU"/>
-              </w:rPr>
-              <w:t xml:space="preserve"> [и др.] ; под общей редакцией З. С. Варфоломеевой. — Череповец : ЧГУ, 2021. — 122 с.</w:t>
-            </w:r>
-            <w:r>
-              <w:rPr>
-                <w:sz w:val="24"/>
-                <w:szCs w:val="24"/>
-              </w:rPr>
-              <w:t> </w:t>
-            </w:r>
-            <w:r>
-              <w:rPr>
-                <w:sz w:val="24"/>
-                <w:szCs w:val="24"/>
-                <w:lang w:val="ru-RU"/>
-              </w:rPr>
-              <w:t xml:space="preserve">// Лань : электронно-библиотечная система. — </w:t>
-            </w:r>
-            <w:r>
-              <w:rPr>
-                <w:sz w:val="24"/>
-                <w:szCs w:val="24"/>
-              </w:rPr>
-              <w:t>URL</w:t>
-            </w:r>
-            <w:r>
-              <w:rPr>
-                <w:sz w:val="24"/>
-                <w:szCs w:val="24"/>
-                <w:lang w:val="ru-RU"/>
-              </w:rPr>
-              <w:t xml:space="preserve">: </w:t>
-            </w:r>
-            <w:hyperlink r:id="rId12" w:history="1">
-              <w:r>
-                <w:rPr>
-                  <w:rStyle w:val="ab"/>
-                  <w:color w:val="auto"/>
-                  <w:sz w:val="24"/>
-                  <w:szCs w:val="24"/>
-                  <w:u w:val="none"/>
-                </w:rPr>
-                <w:t>https</w:t>
-              </w:r>
-              <w:r>
-                <w:rPr>
-                  <w:rStyle w:val="ab"/>
-                  <w:color w:val="auto"/>
-                  <w:sz w:val="24"/>
-                  <w:szCs w:val="24"/>
-                  <w:u w:val="none"/>
-                  <w:lang w:val="ru-RU"/>
-                </w:rPr>
-                <w:t>://</w:t>
-              </w:r>
-              <w:r>
-                <w:rPr>
-                  <w:rStyle w:val="ab"/>
-                  <w:color w:val="auto"/>
-                  <w:sz w:val="24"/>
-                  <w:szCs w:val="24"/>
-                  <w:u w:val="none"/>
-                </w:rPr>
-                <w:t>e</w:t>
-              </w:r>
-              <w:r>
-                <w:rPr>
-                  <w:rStyle w:val="ab"/>
-                  <w:color w:val="auto"/>
-                  <w:sz w:val="24"/>
-                  <w:szCs w:val="24"/>
-                  <w:u w:val="none"/>
-                  <w:lang w:val="ru-RU"/>
-                </w:rPr>
-                <w:t>.</w:t>
-              </w:r>
-              <w:proofErr w:type="spellStart"/>
-              <w:r>
-                <w:rPr>
-                  <w:rStyle w:val="ab"/>
-                  <w:color w:val="auto"/>
-                  <w:sz w:val="24"/>
-                  <w:szCs w:val="24"/>
-                  <w:u w:val="none"/>
-                </w:rPr>
-                <w:t>lanbook</w:t>
-              </w:r>
-              <w:proofErr w:type="spellEnd"/>
-              <w:r>
-                <w:rPr>
-                  <w:rStyle w:val="ab"/>
-                  <w:color w:val="auto"/>
-                  <w:sz w:val="24"/>
-                  <w:szCs w:val="24"/>
-                  <w:u w:val="none"/>
-                  <w:lang w:val="ru-RU"/>
-                </w:rPr>
-                <w:t>.</w:t>
-              </w:r>
-              <w:r>
-                <w:rPr>
-                  <w:rStyle w:val="ab"/>
-                  <w:color w:val="auto"/>
-                  <w:sz w:val="24"/>
-                  <w:szCs w:val="24"/>
-                  <w:u w:val="none"/>
-                </w:rPr>
-                <w:t>com</w:t>
-              </w:r>
-              <w:r>
-                <w:rPr>
-                  <w:rStyle w:val="ab"/>
-                  <w:color w:val="auto"/>
-                  <w:sz w:val="24"/>
-                  <w:szCs w:val="24"/>
-                  <w:u w:val="none"/>
-                  <w:lang w:val="ru-RU"/>
-                </w:rPr>
-                <w:t>/</w:t>
-              </w:r>
-              <w:r>
-                <w:rPr>
-                  <w:rStyle w:val="ab"/>
-                  <w:color w:val="auto"/>
-                  <w:sz w:val="24"/>
-                  <w:szCs w:val="24"/>
-                  <w:u w:val="none"/>
-                </w:rPr>
-                <w:t>book</w:t>
-              </w:r>
-              <w:r>
-                <w:rPr>
-                  <w:rStyle w:val="ab"/>
-                  <w:color w:val="auto"/>
-                  <w:sz w:val="24"/>
-                  <w:szCs w:val="24"/>
-                  <w:u w:val="none"/>
-                  <w:lang w:val="ru-RU"/>
-                </w:rPr>
-                <w:t>/180958</w:t>
-              </w:r>
-            </w:hyperlink>
-            <w:r>
-              <w:rPr>
-                <w:sz w:val="24"/>
-                <w:szCs w:val="24"/>
-                <w:lang w:val="ru-RU"/>
-              </w:rPr>
-              <w:t xml:space="preserve">  (дата обращения: </w:t>
-            </w:r>
-            <w:r>
-              <w:rPr>
-                <w:sz w:val="24"/>
-                <w:szCs w:val="24"/>
-                <w:lang w:val="ru-RU"/>
-              </w:rPr>
-              <w:t>21.03.2025</w:t>
-            </w:r>
-            <w:r>
-              <w:rPr>
-                <w:sz w:val="24"/>
-                <w:szCs w:val="24"/>
-                <w:lang w:val="ru-RU"/>
-              </w:rPr>
-              <w:t xml:space="preserve">). — Режим доступа: для </w:t>
-            </w:r>
-            <w:proofErr w:type="spellStart"/>
-            <w:r>
-              <w:rPr>
-                <w:sz w:val="24"/>
-                <w:szCs w:val="24"/>
-                <w:lang w:val="ru-RU"/>
-              </w:rPr>
-              <w:t>авториз</w:t>
-            </w:r>
-            <w:proofErr w:type="spellEnd"/>
-            <w:r>
-              <w:rPr>
-                <w:sz w:val="24"/>
-                <w:szCs w:val="24"/>
-                <w:lang w:val="ru-RU"/>
-              </w:rPr>
-              <w:t xml:space="preserve">. пользователей. — </w:t>
-            </w:r>
-            <w:r>
-              <w:rPr>
-                <w:sz w:val="24"/>
-                <w:szCs w:val="24"/>
-              </w:rPr>
-              <w:t>ISBN</w:t>
-            </w:r>
-            <w:r>
-              <w:rPr>
-                <w:sz w:val="24"/>
-                <w:szCs w:val="24"/>
-                <w:lang w:val="ru-RU"/>
-              </w:rPr>
-              <w:t xml:space="preserve"> 978&amp;</w:t>
-            </w:r>
-            <w:proofErr w:type="spellStart"/>
-            <w:r>
-              <w:rPr>
-                <w:sz w:val="24"/>
-                <w:szCs w:val="24"/>
-              </w:rPr>
-              <w:t>ndash</w:t>
-            </w:r>
-            <w:proofErr w:type="spellEnd"/>
-            <w:r>
-              <w:rPr>
-                <w:sz w:val="24"/>
-                <w:szCs w:val="24"/>
-                <w:lang w:val="ru-RU"/>
-              </w:rPr>
-              <w:t>;5&amp;</w:t>
-            </w:r>
-            <w:proofErr w:type="spellStart"/>
-            <w:r>
-              <w:rPr>
-                <w:sz w:val="24"/>
-                <w:szCs w:val="24"/>
-              </w:rPr>
-              <w:t>ndash</w:t>
-            </w:r>
-            <w:proofErr w:type="spellEnd"/>
-            <w:r>
-              <w:rPr>
-                <w:sz w:val="24"/>
-                <w:szCs w:val="24"/>
-                <w:lang w:val="ru-RU"/>
-              </w:rPr>
-              <w:t>;85341&amp;</w:t>
-            </w:r>
-            <w:proofErr w:type="spellStart"/>
-            <w:r>
-              <w:rPr>
-                <w:sz w:val="24"/>
-                <w:szCs w:val="24"/>
-              </w:rPr>
-              <w:t>ndash</w:t>
-            </w:r>
-            <w:proofErr w:type="spellEnd"/>
-            <w:r>
-              <w:rPr>
-                <w:sz w:val="24"/>
-                <w:szCs w:val="24"/>
-                <w:lang w:val="ru-RU"/>
-              </w:rPr>
-              <w:t>;898&amp;</w:t>
-            </w:r>
-            <w:proofErr w:type="spellStart"/>
-            <w:r>
-              <w:rPr>
-                <w:sz w:val="24"/>
-                <w:szCs w:val="24"/>
-              </w:rPr>
-              <w:t>ndash</w:t>
-            </w:r>
-            <w:proofErr w:type="spellEnd"/>
-            <w:r>
-              <w:rPr>
-                <w:sz w:val="24"/>
-                <w:szCs w:val="24"/>
-                <w:lang w:val="ru-RU"/>
-              </w:rPr>
-              <w:t>;1.</w:t>
-            </w:r>
-            <w:r>
-              <w:rPr>
-                <w:sz w:val="24"/>
-                <w:szCs w:val="24"/>
-              </w:rPr>
-              <w:t> </w:t>
-            </w:r>
-            <w:r>
-              <w:rPr>
-                <w:sz w:val="24"/>
-                <w:szCs w:val="24"/>
-                <w:lang w:val="ru-RU"/>
-              </w:rPr>
-              <w:t>— Текст</w:t>
-            </w:r>
-            <w:r>
-              <w:rPr>
-                <w:sz w:val="24"/>
-                <w:szCs w:val="24"/>
-              </w:rPr>
-              <w:t> </w:t>
-            </w:r>
-            <w:r>
-              <w:rPr>
-                <w:sz w:val="24"/>
-                <w:szCs w:val="24"/>
-                <w:lang w:val="ru-RU"/>
-              </w:rPr>
-              <w:t>: электронный</w:t>
             </w:r>
           </w:p>
         </w:tc>
@@ -8778,20 +9710,18 @@
         <w:tc>
           <w:tcPr>
             <w:tcW w:w="567" w:type="dxa"/>
-          </w:tcPr>
-          <w:p>
-            <w:pPr>
-              <w:pStyle w:val="TableParagraph"/>
-              <w:ind w:left="9"/>
-              <w:rPr>
-                <w:sz w:val="24"/>
-                <w:szCs w:val="24"/>
-              </w:rPr>
-            </w:pPr>
-            <w:r>
-              <w:rPr>
-                <w:sz w:val="24"/>
-                <w:szCs w:val="24"/>
+            <w:vAlign w:val="center"/>
+          </w:tcPr>
+          <w:p>
+            <w:pPr>
+              <w:spacing w:before="0" w:after="20" w:line="240" w:lineRule="auto"/>
+              <w:jc w:val="center"/>
+            </w:pPr>
+            <w:r>
+              <w:rPr>
+                <w:rFonts w:ascii="Times New Roman" w:hAnsi="Times New Roman"/>
+                <w:b w:val="0"/>
+                <w:sz w:val="24"/>
               </w:rPr>
               <w:t>2</w:t>
             </w:r>
@@ -9022,30 +9952,572 @@
       </w:tr>
       <w:tr>
         <w:trPr>
+          <w:trHeight w:val="1100"/>
+        </w:trPr>
+        <w:tc>
+          <w:tcPr>
+            <w:tcW w:w="567" w:type="dxa"/>
+            <w:vAlign w:val="center"/>
+          </w:tcPr>
+          <w:p>
+            <w:pPr>
+              <w:spacing w:before="0" w:after="20" w:line="240" w:lineRule="auto"/>
+              <w:jc w:val="center"/>
+            </w:pPr>
+            <w:r>
+              <w:rPr>
+                <w:rFonts w:ascii="Times New Roman" w:hAnsi="Times New Roman"/>
+                <w:b w:val="0"/>
+                <w:sz w:val="24"/>
+              </w:rPr>
+              <w:t>3</w:t>
+            </w:r>
+          </w:p>
+        </w:tc>
+        <w:tc>
+          <w:tcPr>
+            <w:tcW w:w="9333" w:type="dxa"/>
+          </w:tcPr>
+          <w:p>
+            <w:pPr>
+              <w:pStyle w:val="TableParagraph"/>
+              <w:ind w:left="107" w:right="157"/>
+              <w:jc w:val="both"/>
+              <w:rPr>
+                <w:sz w:val="24"/>
+                <w:szCs w:val="24"/>
+                <w:lang w:val="ru-RU"/>
+              </w:rPr>
+            </w:pPr>
+            <w:proofErr w:type="spellStart"/>
+            <w:r>
+              <w:rPr>
+                <w:sz w:val="24"/>
+                <w:szCs w:val="24"/>
+                <w:lang w:val="ru-RU"/>
+              </w:rPr>
+              <w:t>Голякова</w:t>
+            </w:r>
+            <w:proofErr w:type="spellEnd"/>
+            <w:r>
+              <w:rPr>
+                <w:sz w:val="24"/>
+                <w:szCs w:val="24"/>
+                <w:lang w:val="ru-RU"/>
+              </w:rPr>
+              <w:t xml:space="preserve">, Н. Н. Оздоровительная аэробика [Электронный ресурс]: учебно-методическое пособие / Н. Н. </w:t>
+            </w:r>
+            <w:proofErr w:type="spellStart"/>
+            <w:r>
+              <w:rPr>
+                <w:sz w:val="24"/>
+                <w:szCs w:val="24"/>
+                <w:lang w:val="ru-RU"/>
+              </w:rPr>
+              <w:t>Голякова</w:t>
+            </w:r>
+            <w:proofErr w:type="spellEnd"/>
+            <w:r>
+              <w:rPr>
+                <w:sz w:val="24"/>
+                <w:szCs w:val="24"/>
+                <w:lang w:val="ru-RU"/>
+              </w:rPr>
+              <w:t xml:space="preserve">. - М.; Берлин: Директ- Медиа, 2015. - 145 с.. - Режим доступа: </w:t>
+            </w:r>
+            <w:hyperlink r:id="rId15">
+              <w:r>
+                <w:rPr>
+                  <w:sz w:val="24"/>
+                  <w:szCs w:val="24"/>
+                </w:rPr>
+                <w:t>http</w:t>
+              </w:r>
+              <w:r>
+                <w:rPr>
+                  <w:sz w:val="24"/>
+                  <w:szCs w:val="24"/>
+                  <w:lang w:val="ru-RU"/>
+                </w:rPr>
+                <w:t>://</w:t>
+              </w:r>
+              <w:r>
+                <w:rPr>
+                  <w:sz w:val="24"/>
+                  <w:szCs w:val="24"/>
+                </w:rPr>
+                <w:t>biblioclub</w:t>
+              </w:r>
+              <w:r>
+                <w:rPr>
+                  <w:sz w:val="24"/>
+                  <w:szCs w:val="24"/>
+                  <w:lang w:val="ru-RU"/>
+                </w:rPr>
+                <w:t>.</w:t>
+              </w:r>
+              <w:r>
+                <w:rPr>
+                  <w:sz w:val="24"/>
+                  <w:szCs w:val="24"/>
+                </w:rPr>
+                <w:t>ru</w:t>
+              </w:r>
+              <w:r>
+                <w:rPr>
+                  <w:sz w:val="24"/>
+                  <w:szCs w:val="24"/>
+                  <w:lang w:val="ru-RU"/>
+                </w:rPr>
+                <w:t>/</w:t>
+              </w:r>
+              <w:r>
+                <w:rPr>
+                  <w:sz w:val="24"/>
+                  <w:szCs w:val="24"/>
+                </w:rPr>
+                <w:t>index</w:t>
+              </w:r>
+              <w:r>
+                <w:rPr>
+                  <w:sz w:val="24"/>
+                  <w:szCs w:val="24"/>
+                  <w:lang w:val="ru-RU"/>
+                </w:rPr>
+                <w:t>.</w:t>
+              </w:r>
+              <w:r>
+                <w:rPr>
+                  <w:sz w:val="24"/>
+                  <w:szCs w:val="24"/>
+                </w:rPr>
+                <w:t>php</w:t>
+              </w:r>
+              <w:r>
+                <w:rPr>
+                  <w:sz w:val="24"/>
+                  <w:szCs w:val="24"/>
+                  <w:lang w:val="ru-RU"/>
+                </w:rPr>
+                <w:t>?</w:t>
+              </w:r>
+              <w:r>
+                <w:rPr>
+                  <w:sz w:val="24"/>
+                  <w:szCs w:val="24"/>
+                </w:rPr>
+                <w:t>page</w:t>
+              </w:r>
+              <w:r>
+                <w:rPr>
+                  <w:sz w:val="24"/>
+                  <w:szCs w:val="24"/>
+                  <w:lang w:val="ru-RU"/>
+                </w:rPr>
+                <w:t>=</w:t>
+              </w:r>
+              <w:r>
+                <w:rPr>
+                  <w:sz w:val="24"/>
+                  <w:szCs w:val="24"/>
+                </w:rPr>
+                <w:t>book</w:t>
+              </w:r>
+              <w:r>
+                <w:rPr>
+                  <w:sz w:val="24"/>
+                  <w:szCs w:val="24"/>
+                  <w:lang w:val="ru-RU"/>
+                </w:rPr>
+                <w:t>&amp;</w:t>
+              </w:r>
+              <w:r>
+                <w:rPr>
+                  <w:sz w:val="24"/>
+                  <w:szCs w:val="24"/>
+                </w:rPr>
+                <w:t>id</w:t>
+              </w:r>
+              <w:r>
+                <w:rPr>
+                  <w:sz w:val="24"/>
+                  <w:szCs w:val="24"/>
+                  <w:lang w:val="ru-RU"/>
+                </w:rPr>
+                <w:t>=426428</w:t>
+              </w:r>
+            </w:hyperlink>
+            <w:r>
+              <w:rPr>
+                <w:sz w:val="24"/>
+                <w:szCs w:val="24"/>
+                <w:lang w:val="ru-RU"/>
+              </w:rPr>
+              <w:t xml:space="preserve"> (дата обращения: </w:t>
+            </w:r>
+            <w:r>
+              <w:rPr>
+                <w:sz w:val="24"/>
+                <w:szCs w:val="24"/>
+                <w:lang w:val="ru-RU"/>
+              </w:rPr>
+              <w:t>21.03.2025</w:t>
+            </w:r>
+            <w:r>
+              <w:rPr>
+                <w:sz w:val="24"/>
+                <w:szCs w:val="24"/>
+                <w:lang w:val="ru-RU"/>
+              </w:rPr>
+              <w:t>). — Текст: электронный</w:t>
+            </w:r>
+          </w:p>
+        </w:tc>
+      </w:tr>
+      <w:tr>
+        <w:trPr>
+          <w:trHeight w:val="274"/>
+        </w:trPr>
+        <w:tc>
+          <w:tcPr>
+            <w:tcW w:w="567" w:type="dxa"/>
+            <w:vAlign w:val="center"/>
+          </w:tcPr>
+          <w:p>
+            <w:pPr>
+              <w:spacing w:before="0" w:after="20" w:line="240" w:lineRule="auto"/>
+              <w:jc w:val="center"/>
+            </w:pPr>
+            <w:r>
+              <w:rPr>
+                <w:rFonts w:ascii="Times New Roman" w:hAnsi="Times New Roman"/>
+                <w:b w:val="0"/>
+                <w:sz w:val="24"/>
+              </w:rPr>
+              <w:t>4</w:t>
+            </w:r>
+          </w:p>
+        </w:tc>
+        <w:tc>
+          <w:tcPr>
+            <w:tcW w:w="9333" w:type="dxa"/>
+          </w:tcPr>
+          <w:p>
+            <w:pPr>
+              <w:pStyle w:val="TableParagraph"/>
+              <w:ind w:left="107" w:right="175"/>
+              <w:jc w:val="both"/>
+              <w:rPr>
+                <w:sz w:val="24"/>
+                <w:szCs w:val="24"/>
+                <w:lang w:val="ru-RU"/>
+              </w:rPr>
+            </w:pPr>
+            <w:r>
+              <w:rPr>
+                <w:sz w:val="24"/>
+                <w:szCs w:val="24"/>
+                <w:lang w:val="ru-RU"/>
+              </w:rPr>
+              <w:t>Николаев, В. С. Двигательная активность и здоровье человека: Электронный ресурс (теоретико-методические основы оздоровительной физической тренировки): учебное пособие /</w:t>
+            </w:r>
+            <w:r>
+              <w:rPr>
+                <w:spacing w:val="-6"/>
+                <w:sz w:val="24"/>
+                <w:szCs w:val="24"/>
+                <w:lang w:val="ru-RU"/>
+              </w:rPr>
+              <w:t xml:space="preserve"> </w:t>
+            </w:r>
+            <w:r>
+              <w:rPr>
+                <w:sz w:val="24"/>
+                <w:szCs w:val="24"/>
+                <w:lang w:val="ru-RU"/>
+              </w:rPr>
+              <w:t xml:space="preserve">В.С. Николаев, А. А. </w:t>
+            </w:r>
+            <w:proofErr w:type="spellStart"/>
+            <w:r>
+              <w:rPr>
+                <w:sz w:val="24"/>
+                <w:szCs w:val="24"/>
+                <w:lang w:val="ru-RU"/>
+              </w:rPr>
+              <w:t>Щанкин</w:t>
+            </w:r>
+            <w:proofErr w:type="spellEnd"/>
+            <w:r>
+              <w:rPr>
+                <w:sz w:val="24"/>
+                <w:szCs w:val="24"/>
+                <w:lang w:val="ru-RU"/>
+              </w:rPr>
+              <w:t>. - Москва;</w:t>
+            </w:r>
+            <w:r>
+              <w:rPr>
+                <w:spacing w:val="-16"/>
+                <w:sz w:val="24"/>
+                <w:szCs w:val="24"/>
+                <w:lang w:val="ru-RU"/>
+              </w:rPr>
+              <w:t xml:space="preserve"> </w:t>
+            </w:r>
+            <w:r>
+              <w:rPr>
+                <w:sz w:val="24"/>
+                <w:szCs w:val="24"/>
+                <w:lang w:val="ru-RU"/>
+              </w:rPr>
+              <w:t xml:space="preserve">Берлин: Директ-Медиа, 2019. - 80 с. – Режим доступа: </w:t>
+            </w:r>
+            <w:hyperlink r:id="rId16">
+              <w:r>
+                <w:rPr>
+                  <w:sz w:val="24"/>
+                  <w:szCs w:val="24"/>
+                </w:rPr>
+                <w:t>http</w:t>
+              </w:r>
+              <w:r>
+                <w:rPr>
+                  <w:sz w:val="24"/>
+                  <w:szCs w:val="24"/>
+                  <w:lang w:val="ru-RU"/>
+                </w:rPr>
+                <w:t>://</w:t>
+              </w:r>
+              <w:r>
+                <w:rPr>
+                  <w:sz w:val="24"/>
+                  <w:szCs w:val="24"/>
+                </w:rPr>
+                <w:t>biblioclub</w:t>
+              </w:r>
+              <w:r>
+                <w:rPr>
+                  <w:sz w:val="24"/>
+                  <w:szCs w:val="24"/>
+                  <w:lang w:val="ru-RU"/>
+                </w:rPr>
+                <w:t>.</w:t>
+              </w:r>
+              <w:r>
+                <w:rPr>
+                  <w:sz w:val="24"/>
+                  <w:szCs w:val="24"/>
+                </w:rPr>
+                <w:t>ru</w:t>
+              </w:r>
+              <w:r>
+                <w:rPr>
+                  <w:sz w:val="24"/>
+                  <w:szCs w:val="24"/>
+                  <w:lang w:val="ru-RU"/>
+                </w:rPr>
+                <w:t>/</w:t>
+              </w:r>
+              <w:r>
+                <w:rPr>
+                  <w:sz w:val="24"/>
+                  <w:szCs w:val="24"/>
+                </w:rPr>
+                <w:t>index</w:t>
+              </w:r>
+              <w:r>
+                <w:rPr>
+                  <w:sz w:val="24"/>
+                  <w:szCs w:val="24"/>
+                  <w:lang w:val="ru-RU"/>
+                </w:rPr>
+                <w:t>.</w:t>
+              </w:r>
+              <w:r>
+                <w:rPr>
+                  <w:sz w:val="24"/>
+                  <w:szCs w:val="24"/>
+                </w:rPr>
+                <w:t>php</w:t>
+              </w:r>
+              <w:r>
+                <w:rPr>
+                  <w:sz w:val="24"/>
+                  <w:szCs w:val="24"/>
+                  <w:lang w:val="ru-RU"/>
+                </w:rPr>
+                <w:t>?</w:t>
+              </w:r>
+              <w:r>
+                <w:rPr>
+                  <w:sz w:val="24"/>
+                  <w:szCs w:val="24"/>
+                </w:rPr>
+                <w:t>page</w:t>
+              </w:r>
+              <w:r>
+                <w:rPr>
+                  <w:sz w:val="24"/>
+                  <w:szCs w:val="24"/>
+                  <w:lang w:val="ru-RU"/>
+                </w:rPr>
+                <w:t>=</w:t>
+              </w:r>
+              <w:r>
+                <w:rPr>
+                  <w:sz w:val="24"/>
+                  <w:szCs w:val="24"/>
+                </w:rPr>
+                <w:t>book</w:t>
+              </w:r>
+              <w:r>
+                <w:rPr>
+                  <w:sz w:val="24"/>
+                  <w:szCs w:val="24"/>
+                  <w:lang w:val="ru-RU"/>
+                </w:rPr>
+                <w:t>&amp;</w:t>
+              </w:r>
+              <w:r>
+                <w:rPr>
+                  <w:sz w:val="24"/>
+                  <w:szCs w:val="24"/>
+                </w:rPr>
+                <w:t>id</w:t>
+              </w:r>
+            </w:hyperlink>
+          </w:p>
+          <w:p>
+            <w:pPr>
+              <w:pStyle w:val="TableParagraph"/>
+              <w:ind w:left="107"/>
+              <w:jc w:val="both"/>
+              <w:rPr>
+                <w:sz w:val="24"/>
+                <w:szCs w:val="24"/>
+                <w:lang w:val="ru-RU"/>
+              </w:rPr>
+            </w:pPr>
+            <w:hyperlink r:id="rId17">
+              <w:r>
+                <w:rPr>
+                  <w:sz w:val="24"/>
+                  <w:szCs w:val="24"/>
+                </w:rPr>
+                <w:t xml:space="preserve">=362769 </w:t>
+              </w:r>
+            </w:hyperlink>
+            <w:r>
+              <w:rPr>
+                <w:sz w:val="24"/>
+                <w:szCs w:val="24"/>
+              </w:rPr>
+              <w:t>(</w:t>
+            </w:r>
+            <w:proofErr w:type="spellStart"/>
+            <w:r>
+              <w:rPr>
+                <w:sz w:val="24"/>
+                <w:szCs w:val="24"/>
+              </w:rPr>
+              <w:t>дата</w:t>
+            </w:r>
+            <w:proofErr w:type="spellEnd"/>
+            <w:r>
+              <w:rPr>
+                <w:sz w:val="24"/>
+                <w:szCs w:val="24"/>
+              </w:rPr>
+              <w:t xml:space="preserve"> </w:t>
+            </w:r>
+            <w:proofErr w:type="spellStart"/>
+            <w:r>
+              <w:rPr>
+                <w:sz w:val="24"/>
+                <w:szCs w:val="24"/>
+              </w:rPr>
+              <w:t>обращения</w:t>
+            </w:r>
+            <w:proofErr w:type="spellEnd"/>
+            <w:r>
+              <w:rPr>
+                <w:sz w:val="24"/>
+                <w:szCs w:val="24"/>
+              </w:rPr>
+              <w:t xml:space="preserve">: </w:t>
+            </w:r>
+            <w:r>
+              <w:rPr>
+                <w:sz w:val="24"/>
+                <w:szCs w:val="24"/>
+                <w:lang w:val="ru-RU"/>
+              </w:rPr>
+              <w:t>21.03.2025</w:t>
+            </w:r>
+            <w:r>
+              <w:rPr>
+                <w:sz w:val="24"/>
+                <w:szCs w:val="24"/>
+              </w:rPr>
+              <w:t xml:space="preserve">). — </w:t>
+            </w:r>
+            <w:proofErr w:type="spellStart"/>
+            <w:r>
+              <w:rPr>
+                <w:sz w:val="24"/>
+                <w:szCs w:val="24"/>
+              </w:rPr>
+              <w:t>Текст</w:t>
+            </w:r>
+            <w:proofErr w:type="spellEnd"/>
+            <w:r>
+              <w:rPr>
+                <w:sz w:val="24"/>
+                <w:szCs w:val="24"/>
+              </w:rPr>
+              <w:t xml:space="preserve"> : </w:t>
+            </w:r>
+            <w:proofErr w:type="spellStart"/>
+            <w:r>
+              <w:rPr>
+                <w:sz w:val="24"/>
+                <w:szCs w:val="24"/>
+              </w:rPr>
+              <w:t>электронный</w:t>
+            </w:r>
+            <w:proofErr w:type="spellEnd"/>
+            <w:r>
+              <w:rPr>
+                <w:sz w:val="24"/>
+                <w:szCs w:val="24"/>
+              </w:rPr>
+              <w:t xml:space="preserve"> </w:t>
+            </w:r>
+          </w:p>
+        </w:tc>
+      </w:tr>
+      <w:tr>
+        <w:trPr>
           <w:trHeight w:val="777"/>
         </w:trPr>
         <w:tc>
           <w:tcPr>
             <w:tcW w:w="567" w:type="dxa"/>
-          </w:tcPr>
-          <w:p>
-            <w:pPr>
-              <w:pStyle w:val="TableParagraph"/>
-              <w:ind w:left="9"/>
-              <w:jc w:val="center"/>
-              <w:rPr>
-                <w:sz w:val="24"/>
-                <w:szCs w:val="24"/>
-                <w:lang w:val="ru-RU"/>
-              </w:rPr>
-            </w:pPr>
-            <w:r>
-              <w:rPr>
-                <w:sz w:val="24"/>
-                <w:szCs w:val="24"/>
-                <w:lang w:val="ru-RU"/>
-              </w:rPr>
-              <w:t>3</w:t>
+            <w:vAlign w:val="center"/>
+          </w:tcPr>
+          <w:p>
+            <w:pPr>
+              <w:spacing w:before="0" w:after="20" w:line="240" w:lineRule="auto"/>
+              <w:jc w:val="center"/>
+            </w:pPr>
+            <w:r>
+              <w:rPr>
+                <w:rFonts w:ascii="Times New Roman" w:hAnsi="Times New Roman"/>
+                <w:b w:val="0"/>
+                <w:sz w:val="24"/>
+              </w:rPr>
+              <w:t>5</w:t>
             </w:r>
           </w:p>
         </w:tc>
@@ -9326,583 +10798,23 @@
       </w:tr>
       <w:tr>
         <w:trPr>
-          <w:trHeight w:val="1100"/>
-        </w:trPr>
-        <w:tc>
-          <w:tcPr>
-            <w:tcW w:w="567" w:type="dxa"/>
-          </w:tcPr>
-          <w:p>
-            <w:pPr>
-              <w:pStyle w:val="TableParagraph"/>
-              <w:ind w:left="9"/>
-              <w:jc w:val="center"/>
-              <w:rPr>
-                <w:sz w:val="24"/>
-                <w:szCs w:val="24"/>
-                <w:lang w:val="ru-RU"/>
-              </w:rPr>
-            </w:pPr>
-            <w:r>
-              <w:rPr>
-                <w:sz w:val="24"/>
-                <w:szCs w:val="24"/>
-                <w:lang w:val="ru-RU"/>
-              </w:rPr>
-              <w:t>4.</w:t>
-            </w:r>
-          </w:p>
-        </w:tc>
-        <w:tc>
-          <w:tcPr>
-            <w:tcW w:w="9333" w:type="dxa"/>
-          </w:tcPr>
-          <w:p>
-            <w:pPr>
-              <w:pStyle w:val="TableParagraph"/>
-              <w:ind w:left="107" w:right="157"/>
-              <w:jc w:val="both"/>
-              <w:rPr>
-                <w:sz w:val="24"/>
-                <w:szCs w:val="24"/>
-                <w:lang w:val="ru-RU"/>
-              </w:rPr>
-            </w:pPr>
-            <w:proofErr w:type="spellStart"/>
-            <w:r>
-              <w:rPr>
-                <w:sz w:val="24"/>
-                <w:szCs w:val="24"/>
-                <w:lang w:val="ru-RU"/>
-              </w:rPr>
-              <w:t>Голякова</w:t>
-            </w:r>
-            <w:proofErr w:type="spellEnd"/>
-            <w:r>
-              <w:rPr>
-                <w:sz w:val="24"/>
-                <w:szCs w:val="24"/>
-                <w:lang w:val="ru-RU"/>
-              </w:rPr>
-              <w:t xml:space="preserve">, Н. Н. Оздоровительная аэробика [Электронный ресурс]: учебно-методическое пособие / Н. Н. </w:t>
-            </w:r>
-            <w:proofErr w:type="spellStart"/>
-            <w:r>
-              <w:rPr>
-                <w:sz w:val="24"/>
-                <w:szCs w:val="24"/>
-                <w:lang w:val="ru-RU"/>
-              </w:rPr>
-              <w:t>Голякова</w:t>
-            </w:r>
-            <w:proofErr w:type="spellEnd"/>
-            <w:r>
-              <w:rPr>
-                <w:sz w:val="24"/>
-                <w:szCs w:val="24"/>
-                <w:lang w:val="ru-RU"/>
-              </w:rPr>
-              <w:t xml:space="preserve">. - М.; Берлин: Директ- Медиа, 2015. - 145 с.. - Режим доступа: </w:t>
-            </w:r>
-            <w:hyperlink r:id="rId15">
-              <w:r>
-                <w:rPr>
-                  <w:sz w:val="24"/>
-                  <w:szCs w:val="24"/>
-                </w:rPr>
-                <w:t>http</w:t>
-              </w:r>
-              <w:r>
-                <w:rPr>
-                  <w:sz w:val="24"/>
-                  <w:szCs w:val="24"/>
-                  <w:lang w:val="ru-RU"/>
-                </w:rPr>
-                <w:t>://</w:t>
-              </w:r>
-              <w:r>
-                <w:rPr>
-                  <w:sz w:val="24"/>
-                  <w:szCs w:val="24"/>
-                </w:rPr>
-                <w:t>biblioclub</w:t>
-              </w:r>
-              <w:r>
-                <w:rPr>
-                  <w:sz w:val="24"/>
-                  <w:szCs w:val="24"/>
-                  <w:lang w:val="ru-RU"/>
-                </w:rPr>
-                <w:t>.</w:t>
-              </w:r>
-              <w:r>
-                <w:rPr>
-                  <w:sz w:val="24"/>
-                  <w:szCs w:val="24"/>
-                </w:rPr>
-                <w:t>ru</w:t>
-              </w:r>
-              <w:r>
-                <w:rPr>
-                  <w:sz w:val="24"/>
-                  <w:szCs w:val="24"/>
-                  <w:lang w:val="ru-RU"/>
-                </w:rPr>
-                <w:t>/</w:t>
-              </w:r>
-              <w:r>
-                <w:rPr>
-                  <w:sz w:val="24"/>
-                  <w:szCs w:val="24"/>
-                </w:rPr>
-                <w:t>index</w:t>
-              </w:r>
-              <w:r>
-                <w:rPr>
-                  <w:sz w:val="24"/>
-                  <w:szCs w:val="24"/>
-                  <w:lang w:val="ru-RU"/>
-                </w:rPr>
-                <w:t>.</w:t>
-              </w:r>
-              <w:r>
-                <w:rPr>
-                  <w:sz w:val="24"/>
-                  <w:szCs w:val="24"/>
-                </w:rPr>
-                <w:t>php</w:t>
-              </w:r>
-              <w:r>
-                <w:rPr>
-                  <w:sz w:val="24"/>
-                  <w:szCs w:val="24"/>
-                  <w:lang w:val="ru-RU"/>
-                </w:rPr>
-                <w:t>?</w:t>
-              </w:r>
-              <w:r>
-                <w:rPr>
-                  <w:sz w:val="24"/>
-                  <w:szCs w:val="24"/>
-                </w:rPr>
-                <w:t>page</w:t>
-              </w:r>
-              <w:r>
-                <w:rPr>
-                  <w:sz w:val="24"/>
-                  <w:szCs w:val="24"/>
-                  <w:lang w:val="ru-RU"/>
-                </w:rPr>
-                <w:t>=</w:t>
-              </w:r>
-              <w:r>
-                <w:rPr>
-                  <w:sz w:val="24"/>
-                  <w:szCs w:val="24"/>
-                </w:rPr>
-                <w:t>book</w:t>
-              </w:r>
-              <w:r>
-                <w:rPr>
-                  <w:sz w:val="24"/>
-                  <w:szCs w:val="24"/>
-                  <w:lang w:val="ru-RU"/>
-                </w:rPr>
-                <w:t>&amp;</w:t>
-              </w:r>
-              <w:r>
-                <w:rPr>
-                  <w:sz w:val="24"/>
-                  <w:szCs w:val="24"/>
-                </w:rPr>
-                <w:t>id</w:t>
-              </w:r>
-              <w:r>
-                <w:rPr>
-                  <w:sz w:val="24"/>
-                  <w:szCs w:val="24"/>
-                  <w:lang w:val="ru-RU"/>
-                </w:rPr>
-                <w:t>=426428</w:t>
-              </w:r>
-            </w:hyperlink>
-            <w:r>
-              <w:rPr>
-                <w:sz w:val="24"/>
-                <w:szCs w:val="24"/>
-                <w:lang w:val="ru-RU"/>
-              </w:rPr>
-              <w:t xml:space="preserve"> (дата обращения: </w:t>
-            </w:r>
-            <w:r>
-              <w:rPr>
-                <w:sz w:val="24"/>
-                <w:szCs w:val="24"/>
-                <w:lang w:val="ru-RU"/>
-              </w:rPr>
-              <w:t>21.03.2025</w:t>
-            </w:r>
-            <w:r>
-              <w:rPr>
-                <w:sz w:val="24"/>
-                <w:szCs w:val="24"/>
-                <w:lang w:val="ru-RU"/>
-              </w:rPr>
-              <w:t>). — Текст: электронный</w:t>
-            </w:r>
-          </w:p>
-        </w:tc>
-      </w:tr>
-      <w:tr>
-        <w:trPr>
-          <w:trHeight w:val="274"/>
-        </w:trPr>
-        <w:tc>
-          <w:tcPr>
-            <w:tcW w:w="567" w:type="dxa"/>
-          </w:tcPr>
-          <w:p>
-            <w:pPr>
-              <w:pStyle w:val="TableParagraph"/>
-              <w:ind w:left="9"/>
-              <w:jc w:val="center"/>
-              <w:rPr>
-                <w:sz w:val="24"/>
-                <w:szCs w:val="24"/>
-              </w:rPr>
-            </w:pPr>
-            <w:r>
-              <w:rPr>
-                <w:sz w:val="24"/>
-                <w:szCs w:val="24"/>
-              </w:rPr>
-              <w:t>5</w:t>
-            </w:r>
-          </w:p>
-        </w:tc>
-        <w:tc>
-          <w:tcPr>
-            <w:tcW w:w="9333" w:type="dxa"/>
-          </w:tcPr>
-          <w:p>
-            <w:pPr>
-              <w:pStyle w:val="TableParagraph"/>
-              <w:ind w:left="107" w:right="175"/>
-              <w:jc w:val="both"/>
-              <w:rPr>
-                <w:sz w:val="24"/>
-                <w:szCs w:val="24"/>
-                <w:lang w:val="ru-RU"/>
-              </w:rPr>
-            </w:pPr>
-            <w:r>
-              <w:rPr>
-                <w:sz w:val="24"/>
-                <w:szCs w:val="24"/>
-                <w:lang w:val="ru-RU"/>
-              </w:rPr>
-              <w:t>Николаев, В. С. Двигательная активность и здоровье человека: Электронный ресурс (теоретико-методические основы оздоровительной физической тренировки): учебное пособие /</w:t>
-            </w:r>
-            <w:r>
-              <w:rPr>
-                <w:spacing w:val="-6"/>
-                <w:sz w:val="24"/>
-                <w:szCs w:val="24"/>
-                <w:lang w:val="ru-RU"/>
-              </w:rPr>
-              <w:t xml:space="preserve"> </w:t>
-            </w:r>
-            <w:r>
-              <w:rPr>
-                <w:sz w:val="24"/>
-                <w:szCs w:val="24"/>
-                <w:lang w:val="ru-RU"/>
-              </w:rPr>
-              <w:t xml:space="preserve">В.С. Николаев, А. А. </w:t>
-            </w:r>
-            <w:proofErr w:type="spellStart"/>
-            <w:r>
-              <w:rPr>
-                <w:sz w:val="24"/>
-                <w:szCs w:val="24"/>
-                <w:lang w:val="ru-RU"/>
-              </w:rPr>
-              <w:t>Щанкин</w:t>
-            </w:r>
-            <w:proofErr w:type="spellEnd"/>
-            <w:r>
-              <w:rPr>
-                <w:sz w:val="24"/>
-                <w:szCs w:val="24"/>
-                <w:lang w:val="ru-RU"/>
-              </w:rPr>
-              <w:t>. - Москва;</w:t>
-            </w:r>
-            <w:r>
-              <w:rPr>
-                <w:spacing w:val="-16"/>
-                <w:sz w:val="24"/>
-                <w:szCs w:val="24"/>
-                <w:lang w:val="ru-RU"/>
-              </w:rPr>
-              <w:t xml:space="preserve"> </w:t>
-            </w:r>
-            <w:r>
-              <w:rPr>
-                <w:sz w:val="24"/>
-                <w:szCs w:val="24"/>
-                <w:lang w:val="ru-RU"/>
-              </w:rPr>
-              <w:t xml:space="preserve">Берлин: Директ-Медиа, 2019. - 80 с. – Режим доступа: </w:t>
-            </w:r>
-            <w:hyperlink r:id="rId16">
-              <w:r>
-                <w:rPr>
-                  <w:sz w:val="24"/>
-                  <w:szCs w:val="24"/>
-                </w:rPr>
-                <w:t>http</w:t>
-              </w:r>
-              <w:r>
-                <w:rPr>
-                  <w:sz w:val="24"/>
-                  <w:szCs w:val="24"/>
-                  <w:lang w:val="ru-RU"/>
-                </w:rPr>
-                <w:t>://</w:t>
-              </w:r>
-              <w:r>
-                <w:rPr>
-                  <w:sz w:val="24"/>
-                  <w:szCs w:val="24"/>
-                </w:rPr>
-                <w:t>biblioclub</w:t>
-              </w:r>
-              <w:r>
-                <w:rPr>
-                  <w:sz w:val="24"/>
-                  <w:szCs w:val="24"/>
-                  <w:lang w:val="ru-RU"/>
-                </w:rPr>
-                <w:t>.</w:t>
-              </w:r>
-              <w:r>
-                <w:rPr>
-                  <w:sz w:val="24"/>
-                  <w:szCs w:val="24"/>
-                </w:rPr>
-                <w:t>ru</w:t>
-              </w:r>
-              <w:r>
-                <w:rPr>
-                  <w:sz w:val="24"/>
-                  <w:szCs w:val="24"/>
-                  <w:lang w:val="ru-RU"/>
-                </w:rPr>
-                <w:t>/</w:t>
-              </w:r>
-              <w:r>
-                <w:rPr>
-                  <w:sz w:val="24"/>
-                  <w:szCs w:val="24"/>
-                </w:rPr>
-                <w:t>index</w:t>
-              </w:r>
-              <w:r>
-                <w:rPr>
-                  <w:sz w:val="24"/>
-                  <w:szCs w:val="24"/>
-                  <w:lang w:val="ru-RU"/>
-                </w:rPr>
-                <w:t>.</w:t>
-              </w:r>
-              <w:r>
-                <w:rPr>
-                  <w:sz w:val="24"/>
-                  <w:szCs w:val="24"/>
-                </w:rPr>
-                <w:t>php</w:t>
-              </w:r>
-              <w:r>
-                <w:rPr>
-                  <w:sz w:val="24"/>
-                  <w:szCs w:val="24"/>
-                  <w:lang w:val="ru-RU"/>
-                </w:rPr>
-                <w:t>?</w:t>
-              </w:r>
-              <w:r>
-                <w:rPr>
-                  <w:sz w:val="24"/>
-                  <w:szCs w:val="24"/>
-                </w:rPr>
-                <w:t>page</w:t>
-              </w:r>
-              <w:r>
-                <w:rPr>
-                  <w:sz w:val="24"/>
-                  <w:szCs w:val="24"/>
-                  <w:lang w:val="ru-RU"/>
-                </w:rPr>
-                <w:t>=</w:t>
-              </w:r>
-              <w:r>
-                <w:rPr>
-                  <w:sz w:val="24"/>
-                  <w:szCs w:val="24"/>
-                </w:rPr>
-                <w:t>book</w:t>
-              </w:r>
-              <w:r>
-                <w:rPr>
-                  <w:sz w:val="24"/>
-                  <w:szCs w:val="24"/>
-                  <w:lang w:val="ru-RU"/>
-                </w:rPr>
-                <w:t>&amp;</w:t>
-              </w:r>
-              <w:r>
-                <w:rPr>
-                  <w:sz w:val="24"/>
-                  <w:szCs w:val="24"/>
-                </w:rPr>
-                <w:t>id</w:t>
-              </w:r>
-            </w:hyperlink>
-          </w:p>
-          <w:p>
-            <w:pPr>
-              <w:pStyle w:val="TableParagraph"/>
-              <w:ind w:left="107"/>
-              <w:jc w:val="both"/>
-              <w:rPr>
-                <w:sz w:val="24"/>
-                <w:szCs w:val="24"/>
-                <w:lang w:val="ru-RU"/>
-              </w:rPr>
-            </w:pPr>
-            <w:hyperlink r:id="rId17">
-              <w:r>
-                <w:rPr>
-                  <w:sz w:val="24"/>
-                  <w:szCs w:val="24"/>
-                </w:rPr>
-                <w:t xml:space="preserve">=362769 </w:t>
-              </w:r>
-            </w:hyperlink>
-            <w:r>
-              <w:rPr>
-                <w:sz w:val="24"/>
-                <w:szCs w:val="24"/>
-              </w:rPr>
-              <w:t>(</w:t>
-            </w:r>
-            <w:proofErr w:type="spellStart"/>
-            <w:r>
-              <w:rPr>
-                <w:sz w:val="24"/>
-                <w:szCs w:val="24"/>
-              </w:rPr>
-              <w:t>дата</w:t>
-            </w:r>
-            <w:proofErr w:type="spellEnd"/>
-            <w:r>
-              <w:rPr>
-                <w:sz w:val="24"/>
-                <w:szCs w:val="24"/>
-              </w:rPr>
-              <w:t xml:space="preserve"> </w:t>
-            </w:r>
-            <w:proofErr w:type="spellStart"/>
-            <w:r>
-              <w:rPr>
-                <w:sz w:val="24"/>
-                <w:szCs w:val="24"/>
-              </w:rPr>
-              <w:t>обращения</w:t>
-            </w:r>
-            <w:proofErr w:type="spellEnd"/>
-            <w:r>
-              <w:rPr>
-                <w:sz w:val="24"/>
-                <w:szCs w:val="24"/>
-              </w:rPr>
-              <w:t xml:space="preserve">: </w:t>
-            </w:r>
-            <w:r>
-              <w:rPr>
-                <w:sz w:val="24"/>
-                <w:szCs w:val="24"/>
-                <w:lang w:val="ru-RU"/>
-              </w:rPr>
-              <w:t>21.03.2025</w:t>
-            </w:r>
-            <w:r>
-              <w:rPr>
-                <w:sz w:val="24"/>
-                <w:szCs w:val="24"/>
-              </w:rPr>
-              <w:t xml:space="preserve">). — </w:t>
-            </w:r>
-            <w:proofErr w:type="spellStart"/>
-            <w:r>
-              <w:rPr>
-                <w:sz w:val="24"/>
-                <w:szCs w:val="24"/>
-              </w:rPr>
-              <w:t>Текст</w:t>
-            </w:r>
-            <w:proofErr w:type="spellEnd"/>
-            <w:r>
-              <w:rPr>
-                <w:sz w:val="24"/>
-                <w:szCs w:val="24"/>
-              </w:rPr>
-              <w:t xml:space="preserve"> : </w:t>
-            </w:r>
-            <w:proofErr w:type="spellStart"/>
-            <w:r>
-              <w:rPr>
-                <w:sz w:val="24"/>
-                <w:szCs w:val="24"/>
-              </w:rPr>
-              <w:t>электронный</w:t>
-            </w:r>
-            <w:proofErr w:type="spellEnd"/>
-            <w:r>
-              <w:rPr>
-                <w:sz w:val="24"/>
-                <w:szCs w:val="24"/>
-              </w:rPr>
-              <w:t xml:space="preserve"> </w:t>
-            </w:r>
-          </w:p>
-        </w:tc>
-      </w:tr>
-      <w:tr>
-        <w:trPr>
           <w:trHeight w:val="764"/>
         </w:trPr>
         <w:tc>
           <w:tcPr>
             <w:tcW w:w="567" w:type="dxa"/>
-          </w:tcPr>
-          <w:p>
-            <w:pPr>
-              <w:pStyle w:val="TableParagraph"/>
-              <w:ind w:left="112" w:right="103"/>
-              <w:jc w:val="center"/>
-              <w:rPr>
-                <w:sz w:val="24"/>
-                <w:szCs w:val="24"/>
-                <w:lang w:val="ru-RU"/>
-              </w:rPr>
-            </w:pPr>
-            <w:r>
-              <w:rPr>
-                <w:sz w:val="24"/>
-                <w:szCs w:val="24"/>
-                <w:lang w:val="ru-RU"/>
+            <w:vAlign w:val="center"/>
+          </w:tcPr>
+          <w:p>
+            <w:pPr>
+              <w:spacing w:before="0" w:after="20" w:line="240" w:lineRule="auto"/>
+              <w:jc w:val="center"/>
+            </w:pPr>
+            <w:r>
+              <w:rPr>
+                <w:rFonts w:ascii="Times New Roman" w:hAnsi="Times New Roman"/>
+                <w:b w:val="0"/>
+                <w:sz w:val="24"/>
               </w:rPr>
               <w:t>6</w:t>
             </w:r>
@@ -10148,6 +11060,368 @@
           </w:p>
         </w:tc>
       </w:tr>
+      <w:tr>
+        <w:trPr>
+          <w:trHeight w:val="639"/>
+        </w:trPr>
+        <w:tc>
+          <w:tcPr>
+            <w:tcW w:w="567" w:type="dxa"/>
+            <w:vAlign w:val="center"/>
+          </w:tcPr>
+          <w:p>
+            <w:pPr>
+              <w:spacing w:before="0" w:after="20" w:line="240" w:lineRule="auto"/>
+              <w:jc w:val="center"/>
+            </w:pPr>
+            <w:r>
+              <w:rPr>
+                <w:rFonts w:ascii="Times New Roman" w:hAnsi="Times New Roman"/>
+                <w:b w:val="0"/>
+                <w:sz w:val="24"/>
+              </w:rPr>
+              <w:t>7</w:t>
+            </w:r>
+          </w:p>
+        </w:tc>
+        <w:tc>
+          <w:tcPr>
+            <w:tcW w:w="9333" w:type="dxa"/>
+          </w:tcPr>
+          <w:p>
+            <w:pPr>
+              <w:pStyle w:val="TableParagraph"/>
+              <w:ind w:left="107" w:right="328"/>
+              <w:jc w:val="both"/>
+              <w:rPr>
+                <w:sz w:val="24"/>
+                <w:szCs w:val="24"/>
+                <w:lang w:val="ru-RU"/>
+              </w:rPr>
+            </w:pPr>
+            <w:r>
+              <w:rPr>
+                <w:sz w:val="24"/>
+                <w:szCs w:val="24"/>
+                <w:lang w:val="ru-RU"/>
+              </w:rPr>
+              <w:t xml:space="preserve">Современные физкультурно-оздоровительные технологии : учебное пособие / А. Е. Подоляка, О. Б. Подоляка, Е. В. </w:t>
+            </w:r>
+            <w:proofErr w:type="spellStart"/>
+            <w:r>
+              <w:rPr>
+                <w:sz w:val="24"/>
+                <w:szCs w:val="24"/>
+                <w:lang w:val="ru-RU"/>
+              </w:rPr>
+              <w:t>Максимихина</w:t>
+            </w:r>
+            <w:proofErr w:type="spellEnd"/>
+            <w:r>
+              <w:rPr>
+                <w:sz w:val="24"/>
+                <w:szCs w:val="24"/>
+                <w:lang w:val="ru-RU"/>
+              </w:rPr>
+              <w:t xml:space="preserve"> [и др.] ; под общей редакцией З. С. Варфоломеевой. — Череповец : ЧГУ, 2021. — 122 с.</w:t>
+            </w:r>
+            <w:r>
+              <w:rPr>
+                <w:sz w:val="24"/>
+                <w:szCs w:val="24"/>
+              </w:rPr>
+              <w:t> </w:t>
+            </w:r>
+            <w:r>
+              <w:rPr>
+                <w:sz w:val="24"/>
+                <w:szCs w:val="24"/>
+                <w:lang w:val="ru-RU"/>
+              </w:rPr>
+              <w:t xml:space="preserve">// Лань : электронно-библиотечная система. — </w:t>
+            </w:r>
+            <w:r>
+              <w:rPr>
+                <w:sz w:val="24"/>
+                <w:szCs w:val="24"/>
+              </w:rPr>
+              <w:t>URL</w:t>
+            </w:r>
+            <w:r>
+              <w:rPr>
+                <w:sz w:val="24"/>
+                <w:szCs w:val="24"/>
+                <w:lang w:val="ru-RU"/>
+              </w:rPr>
+              <w:t xml:space="preserve">: </w:t>
+            </w:r>
+            <w:hyperlink r:id="rId12" w:history="1">
+              <w:r>
+                <w:rPr>
+                  <w:rStyle w:val="ab"/>
+                  <w:color w:val="auto"/>
+                  <w:sz w:val="24"/>
+                  <w:szCs w:val="24"/>
+                  <w:u w:val="none"/>
+                </w:rPr>
+                <w:t>https</w:t>
+              </w:r>
+              <w:r>
+                <w:rPr>
+                  <w:rStyle w:val="ab"/>
+                  <w:color w:val="auto"/>
+                  <w:sz w:val="24"/>
+                  <w:szCs w:val="24"/>
+                  <w:u w:val="none"/>
+                  <w:lang w:val="ru-RU"/>
+                </w:rPr>
+                <w:t>://</w:t>
+              </w:r>
+              <w:r>
+                <w:rPr>
+                  <w:rStyle w:val="ab"/>
+                  <w:color w:val="auto"/>
+                  <w:sz w:val="24"/>
+                  <w:szCs w:val="24"/>
+                  <w:u w:val="none"/>
+                </w:rPr>
+                <w:t>e</w:t>
+              </w:r>
+              <w:r>
+                <w:rPr>
+                  <w:rStyle w:val="ab"/>
+                  <w:color w:val="auto"/>
+                  <w:sz w:val="24"/>
+                  <w:szCs w:val="24"/>
+                  <w:u w:val="none"/>
+                  <w:lang w:val="ru-RU"/>
+                </w:rPr>
+                <w:t>.</w:t>
+              </w:r>
+              <w:proofErr w:type="spellStart"/>
+              <w:r>
+                <w:rPr>
+                  <w:rStyle w:val="ab"/>
+                  <w:color w:val="auto"/>
+                  <w:sz w:val="24"/>
+                  <w:szCs w:val="24"/>
+                  <w:u w:val="none"/>
+                </w:rPr>
+                <w:t>lanbook</w:t>
+              </w:r>
+              <w:proofErr w:type="spellEnd"/>
+              <w:r>
+                <w:rPr>
+                  <w:rStyle w:val="ab"/>
+                  <w:color w:val="auto"/>
+                  <w:sz w:val="24"/>
+                  <w:szCs w:val="24"/>
+                  <w:u w:val="none"/>
+                  <w:lang w:val="ru-RU"/>
+                </w:rPr>
+                <w:t>.</w:t>
+              </w:r>
+              <w:r>
+                <w:rPr>
+                  <w:rStyle w:val="ab"/>
+                  <w:color w:val="auto"/>
+                  <w:sz w:val="24"/>
+                  <w:szCs w:val="24"/>
+                  <w:u w:val="none"/>
+                </w:rPr>
+                <w:t>com</w:t>
+              </w:r>
+              <w:r>
+                <w:rPr>
+                  <w:rStyle w:val="ab"/>
+                  <w:color w:val="auto"/>
+                  <w:sz w:val="24"/>
+                  <w:szCs w:val="24"/>
+                  <w:u w:val="none"/>
+                  <w:lang w:val="ru-RU"/>
+                </w:rPr>
+                <w:t>/</w:t>
+              </w:r>
+              <w:r>
+                <w:rPr>
+                  <w:rStyle w:val="ab"/>
+                  <w:color w:val="auto"/>
+                  <w:sz w:val="24"/>
+                  <w:szCs w:val="24"/>
+                  <w:u w:val="none"/>
+                </w:rPr>
+                <w:t>book</w:t>
+              </w:r>
+              <w:r>
+                <w:rPr>
+                  <w:rStyle w:val="ab"/>
+                  <w:color w:val="auto"/>
+                  <w:sz w:val="24"/>
+                  <w:szCs w:val="24"/>
+                  <w:u w:val="none"/>
+                  <w:lang w:val="ru-RU"/>
+                </w:rPr>
+                <w:t>/180958</w:t>
+              </w:r>
+            </w:hyperlink>
+            <w:r>
+              <w:rPr>
+                <w:sz w:val="24"/>
+                <w:szCs w:val="24"/>
+                <w:lang w:val="ru-RU"/>
+              </w:rPr>
+              <w:t xml:space="preserve">  (дата обращения: </w:t>
+            </w:r>
+            <w:r>
+              <w:rPr>
+                <w:sz w:val="24"/>
+                <w:szCs w:val="24"/>
+                <w:lang w:val="ru-RU"/>
+              </w:rPr>
+              <w:t>21.03.2025</w:t>
+            </w:r>
+            <w:r>
+              <w:rPr>
+                <w:sz w:val="24"/>
+                <w:szCs w:val="24"/>
+                <w:lang w:val="ru-RU"/>
+              </w:rPr>
+              <w:t xml:space="preserve">). — Режим доступа: для </w:t>
+            </w:r>
+            <w:proofErr w:type="spellStart"/>
+            <w:r>
+              <w:rPr>
+                <w:sz w:val="24"/>
+                <w:szCs w:val="24"/>
+                <w:lang w:val="ru-RU"/>
+              </w:rPr>
+              <w:t>авториз</w:t>
+            </w:r>
+            <w:proofErr w:type="spellEnd"/>
+            <w:r>
+              <w:rPr>
+                <w:sz w:val="24"/>
+                <w:szCs w:val="24"/>
+                <w:lang w:val="ru-RU"/>
+              </w:rPr>
+              <w:t xml:space="preserve">. пользователей. — </w:t>
+            </w:r>
+            <w:r>
+              <w:rPr>
+                <w:sz w:val="24"/>
+                <w:szCs w:val="24"/>
+              </w:rPr>
+              <w:t>ISBN</w:t>
+            </w:r>
+            <w:r>
+              <w:rPr>
+                <w:sz w:val="24"/>
+                <w:szCs w:val="24"/>
+                <w:lang w:val="ru-RU"/>
+              </w:rPr>
+              <w:t xml:space="preserve"> 978&amp;</w:t>
+            </w:r>
+            <w:proofErr w:type="spellStart"/>
+            <w:r>
+              <w:rPr>
+                <w:sz w:val="24"/>
+                <w:szCs w:val="24"/>
+              </w:rPr>
+              <w:t>ndash</w:t>
+            </w:r>
+            <w:proofErr w:type="spellEnd"/>
+            <w:r>
+              <w:rPr>
+                <w:sz w:val="24"/>
+                <w:szCs w:val="24"/>
+                <w:lang w:val="ru-RU"/>
+              </w:rPr>
+              <w:t>;5&amp;</w:t>
+            </w:r>
+            <w:proofErr w:type="spellStart"/>
+            <w:r>
+              <w:rPr>
+                <w:sz w:val="24"/>
+                <w:szCs w:val="24"/>
+              </w:rPr>
+              <w:t>ndash</w:t>
+            </w:r>
+            <w:proofErr w:type="spellEnd"/>
+            <w:r>
+              <w:rPr>
+                <w:sz w:val="24"/>
+                <w:szCs w:val="24"/>
+                <w:lang w:val="ru-RU"/>
+              </w:rPr>
+              <w:t>;85341&amp;</w:t>
+            </w:r>
+            <w:proofErr w:type="spellStart"/>
+            <w:r>
+              <w:rPr>
+                <w:sz w:val="24"/>
+                <w:szCs w:val="24"/>
+              </w:rPr>
+              <w:t>ndash</w:t>
+            </w:r>
+            <w:proofErr w:type="spellEnd"/>
+            <w:r>
+              <w:rPr>
+                <w:sz w:val="24"/>
+                <w:szCs w:val="24"/>
+                <w:lang w:val="ru-RU"/>
+              </w:rPr>
+              <w:t>;898&amp;</w:t>
+            </w:r>
+            <w:proofErr w:type="spellStart"/>
+            <w:r>
+              <w:rPr>
+                <w:sz w:val="24"/>
+                <w:szCs w:val="24"/>
+              </w:rPr>
+              <w:t>ndash</w:t>
+            </w:r>
+            <w:proofErr w:type="spellEnd"/>
+            <w:r>
+              <w:rPr>
+                <w:sz w:val="24"/>
+                <w:szCs w:val="24"/>
+                <w:lang w:val="ru-RU"/>
+              </w:rPr>
+              <w:t>;1.</w:t>
+            </w:r>
+            <w:r>
+              <w:rPr>
+                <w:sz w:val="24"/>
+                <w:szCs w:val="24"/>
+              </w:rPr>
+              <w:t> </w:t>
+            </w:r>
+            <w:r>
+              <w:rPr>
+                <w:sz w:val="24"/>
+                <w:szCs w:val="24"/>
+                <w:lang w:val="ru-RU"/>
+              </w:rPr>
+              <w:t>— Текст</w:t>
+            </w:r>
+            <w:r>
+              <w:rPr>
+                <w:sz w:val="24"/>
+                <w:szCs w:val="24"/>
+              </w:rPr>
+              <w:t> </w:t>
+            </w:r>
+            <w:r>
+              <w:rPr>
+                <w:sz w:val="24"/>
+                <w:szCs w:val="24"/>
+                <w:lang w:val="ru-RU"/>
+              </w:rPr>
+              <w:t>: электронный</w:t>
+            </w:r>
+          </w:p>
+        </w:tc>
+      </w:tr>
     </w:tbl>
     <w:p>
       <w:pPr>
@@ -10463,28 +11737,12 @@
       <w:r>
         <w:rPr>
           <w:rFonts w:ascii="Times New Roman" w:hAnsi="Times New Roman"/>
+          <w:color w:val="000000"/>
           <w:sz w:val="28"/>
           <w:szCs w:val="28"/>
           <w:shd w:val="clear" w:color="auto" w:fill="FFFFFF"/>
         </w:rPr>
-        <w:t xml:space="preserve">Электронный каталог НБ РГУ имени С. А. Есенина [Электронный ресурс]: база данных содержит сведения о всех видах литературы, поступающих в фонд НБ РГУ имени С.А. Есенина. – Рязань, [1990]. – Режим доступа: http://library.rsu.edu.ru/marc, свободный (дата обращения: </w:t>
-      </w:r>
-      <w:r>
-        <w:rPr>
-          <w:rFonts w:ascii="Times New Roman" w:hAnsi="Times New Roman"/>
-          <w:sz w:val="28"/>
-          <w:szCs w:val="28"/>
-        </w:rPr>
-        <w:t>21.03.2025</w:t>
-      </w:r>
-      <w:r>
-        <w:rPr>
-          <w:rFonts w:ascii="Times New Roman" w:hAnsi="Times New Roman"/>
-          <w:sz w:val="28"/>
-          <w:szCs w:val="28"/>
-          <w:shd w:val="clear" w:color="auto" w:fill="FFFFFF"/>
-        </w:rPr>
-        <w:t>).</w:t>
+        <w:t xml:space="preserve">Электронный каталог НБ РГУ имени С. А. Есенина [Электронный ресурс]: база данных содержит сведения о всех видах литературы, поступающих в фонд НБ РГУ имени С.А. Есенина. – Рязань, [1990]. – Режим доступа: https://library.rsu-rzn.ru/marc/Default.aspmarc, свободный (дата обращения: 21.03.2025).</w:t>
       </w:r>
     </w:p>
     <w:p>
@@ -10508,26 +11766,11 @@
       <w:r>
         <w:rPr>
           <w:rFonts w:ascii="Times New Roman" w:hAnsi="Times New Roman"/>
-          <w:sz w:val="28"/>
-          <w:szCs w:val="28"/>
-        </w:rPr>
-        <w:t xml:space="preserve">Юрайт [Электронный ресурс]: электронная библиотека. – Доступ к полным текстам по паролю. – Режим доступа: https://www.biblio-online.ru (дата обращения: </w:t>
-      </w:r>
-      <w:r>
-        <w:rPr>
-          <w:rFonts w:ascii="Times New Roman" w:hAnsi="Times New Roman"/>
-          <w:sz w:val="28"/>
-          <w:szCs w:val="28"/>
-        </w:rPr>
-        <w:t>21.03.2025</w:t>
-      </w:r>
-      <w:r>
-        <w:rPr>
-          <w:rFonts w:ascii="Times New Roman" w:hAnsi="Times New Roman"/>
-          <w:sz w:val="28"/>
-          <w:szCs w:val="28"/>
-        </w:rPr>
-        <w:t>)</w:t>
+          <w:color w:val="000000"/>
+          <w:sz w:val="28"/>
+          <w:szCs w:val="28"/>
+        </w:rPr>
+        <w:t xml:space="preserve">Юрайт [Электронный ресурс]: электронная библиотека. – Доступ к полным текстам по паролю. – Режим доступа: https://urait.ru/ (дата обращения: 21.03.2025)</w:t>
       </w:r>
     </w:p>
     <w:p>
@@ -13151,7 +14394,7 @@
       <w:headerReference w:type="default" r:id="rId21"/>
       <w:headerReference w:type="first" r:id="rId22"/>
       <w:pgSz w:w="11906" w:h="16838"/>
-      <w:pgMar w:top="1134" w:right="1134" w:bottom="1134" w:left="1276" w:header="709" w:footer="709" w:gutter="0"/>
+      <w:pgMar w:top="1134" w:right="851" w:bottom="1134" w:left="1701" w:header="709" w:footer="709" w:gutter="0"/>
       <w:cols w:space="708"/>
       <w:titlePg/>
       <w:docGrid w:linePitch="360"/>

--- a/МатМодиИИ/rpd__doc_docx/Б1.О.03.03_Прикладная физическая культура (элективные дисциплины по физической культуре и спорту).docx
+++ b/МатМодиИИ/rpd__doc_docx/Б1.О.03.03_Прикладная физическая культура (элективные дисциплины по физической культуре и спорту).docx
@@ -4200,6 +4200,7 @@
           <w:tcPr>
             <w:tcW w:type="dxa" w:w="454"/>
             <w:vAlign w:val="center"/>
+            <w:vMerge w:val="restart"/>
           </w:tcPr>
           <w:p>
             <w:pPr>
@@ -4220,6 +4221,7 @@
           <w:tcPr>
             <w:tcW w:type="dxa" w:w="1814"/>
             <w:vAlign w:val="center"/>
+            <w:vMerge w:val="restart"/>
           </w:tcPr>
           <w:p>
             <w:pPr>
@@ -4402,26 +4404,206 @@
           <w:tcPr>
             <w:tcW w:type="dxa" w:w="454"/>
             <w:vAlign w:val="center"/>
-          </w:tcPr>
-          <w:p>
-            <w:pPr>
-              <w:spacing w:before="0" w:after="20" w:line="240" w:lineRule="auto"/>
-              <w:jc w:val="center"/>
-            </w:pPr>
-            <w:r>
-              <w:rPr>
-                <w:rFonts w:ascii="Times New Roman" w:hAnsi="Times New Roman"/>
-                <w:b w:val="0"/>
-                <w:sz w:val="24"/>
-              </w:rPr>
-              <w:t>2.1</w:t>
-            </w:r>
-          </w:p>
+            <w:vMerge w:val="continue"/>
+          </w:tcPr>
+          <w:p/>
         </w:tc>
         <w:tc>
           <w:tcPr>
             <w:tcW w:type="dxa" w:w="1814"/>
             <w:vAlign w:val="center"/>
+            <w:vMerge w:val="continue"/>
+          </w:tcPr>
+          <w:p/>
+        </w:tc>
+        <w:tc>
+          <w:tcPr>
+            <w:tcW w:type="dxa" w:w="1361"/>
+            <w:vAlign w:val="center"/>
+          </w:tcPr>
+          <w:p>
+            <w:pPr>
+              <w:spacing w:before="0" w:after="20" w:line="240" w:lineRule="auto"/>
+              <w:jc w:val="center"/>
+            </w:pPr>
+            <w:r>
+              <w:rPr>
+                <w:rFonts w:ascii="Times New Roman" w:hAnsi="Times New Roman"/>
+                <w:b w:val="0"/>
+                <w:sz w:val="24"/>
+              </w:rPr>
+              <w:t>КП</w:t>
+            </w:r>
+          </w:p>
+        </w:tc>
+        <w:tc>
+          <w:tcPr>
+            <w:tcW w:type="dxa" w:w="737"/>
+            <w:vAlign w:val="center"/>
+          </w:tcPr>
+          <w:p>
+            <w:pPr>
+              <w:spacing w:before="0" w:after="20" w:line="240" w:lineRule="auto"/>
+              <w:jc w:val="center"/>
+            </w:pPr>
+            <w:r>
+              <w:rPr>
+                <w:rFonts w:ascii="Times New Roman" w:hAnsi="Times New Roman"/>
+                <w:b w:val="0"/>
+                <w:sz w:val="24"/>
+              </w:rPr>
+              <w:t>—</w:t>
+            </w:r>
+          </w:p>
+        </w:tc>
+        <w:tc>
+          <w:tcPr>
+            <w:tcW w:type="dxa" w:w="1587"/>
+            <w:vAlign w:val="center"/>
+          </w:tcPr>
+          <w:p>
+            <w:pPr>
+              <w:spacing w:before="0" w:after="20" w:line="240" w:lineRule="auto"/>
+              <w:jc w:val="center"/>
+            </w:pPr>
+            <w:r>
+              <w:rPr>
+                <w:rFonts w:ascii="Times New Roman" w:hAnsi="Times New Roman"/>
+                <w:b w:val="0"/>
+                <w:sz w:val="24"/>
+              </w:rPr>
+              <w:t>—</w:t>
+            </w:r>
+          </w:p>
+        </w:tc>
+        <w:tc>
+          <w:tcPr>
+            <w:tcW w:type="dxa" w:w="680"/>
+            <w:vAlign w:val="center"/>
+          </w:tcPr>
+          <w:p>
+            <w:pPr>
+              <w:spacing w:before="0" w:after="20" w:line="240" w:lineRule="auto"/>
+              <w:jc w:val="center"/>
+            </w:pPr>
+            <w:r>
+              <w:rPr>
+                <w:rFonts w:ascii="Times New Roman" w:hAnsi="Times New Roman"/>
+                <w:b w:val="0"/>
+                <w:sz w:val="24"/>
+              </w:rPr>
+              <w:t>—</w:t>
+            </w:r>
+          </w:p>
+        </w:tc>
+        <w:tc>
+          <w:tcPr>
+            <w:tcW w:type="dxa" w:w="680"/>
+            <w:vAlign w:val="center"/>
+          </w:tcPr>
+          <w:p>
+            <w:pPr>
+              <w:spacing w:before="0" w:after="20" w:line="240" w:lineRule="auto"/>
+              <w:jc w:val="center"/>
+            </w:pPr>
+            <w:r>
+              <w:rPr>
+                <w:rFonts w:ascii="Times New Roman" w:hAnsi="Times New Roman"/>
+                <w:b w:val="0"/>
+                <w:sz w:val="24"/>
+              </w:rPr>
+              <w:t>—</w:t>
+            </w:r>
+          </w:p>
+        </w:tc>
+        <w:tc>
+          <w:tcPr>
+            <w:tcW w:type="dxa" w:w="680"/>
+            <w:vAlign w:val="center"/>
+          </w:tcPr>
+          <w:p>
+            <w:pPr>
+              <w:spacing w:before="0" w:after="20" w:line="240" w:lineRule="auto"/>
+              <w:jc w:val="center"/>
+            </w:pPr>
+            <w:r>
+              <w:rPr>
+                <w:rFonts w:ascii="Times New Roman" w:hAnsi="Times New Roman"/>
+                <w:b w:val="0"/>
+                <w:sz w:val="24"/>
+              </w:rPr>
+              <w:t>—</w:t>
+            </w:r>
+          </w:p>
+        </w:tc>
+        <w:tc>
+          <w:tcPr>
+            <w:tcW w:type="dxa" w:w="680"/>
+            <w:vAlign w:val="center"/>
+          </w:tcPr>
+          <w:p>
+            <w:pPr>
+              <w:spacing w:before="0" w:after="20" w:line="240" w:lineRule="auto"/>
+              <w:jc w:val="center"/>
+            </w:pPr>
+            <w:r>
+              <w:rPr>
+                <w:rFonts w:ascii="Times New Roman" w:hAnsi="Times New Roman"/>
+                <w:b w:val="0"/>
+                <w:sz w:val="24"/>
+              </w:rPr>
+              <w:t>—</w:t>
+            </w:r>
+          </w:p>
+        </w:tc>
+        <w:tc>
+          <w:tcPr>
+            <w:tcW w:type="dxa" w:w="680"/>
+            <w:vAlign w:val="center"/>
+          </w:tcPr>
+          <w:p>
+            <w:pPr>
+              <w:spacing w:before="0" w:after="20" w:line="240" w:lineRule="auto"/>
+              <w:jc w:val="center"/>
+            </w:pPr>
+            <w:r>
+              <w:rPr>
+                <w:rFonts w:ascii="Times New Roman" w:hAnsi="Times New Roman"/>
+                <w:b w:val="0"/>
+                <w:sz w:val="24"/>
+              </w:rPr>
+              <w:t>—</w:t>
+            </w:r>
+          </w:p>
+        </w:tc>
+      </w:tr>
+      <w:tr>
+        <w:tc>
+          <w:tcPr>
+            <w:tcW w:type="dxa" w:w="454"/>
+            <w:vAlign w:val="center"/>
+            <w:vMerge w:val="restart"/>
+          </w:tcPr>
+          <w:p>
+            <w:pPr>
+              <w:spacing w:before="0" w:after="20" w:line="240" w:lineRule="auto"/>
+              <w:jc w:val="center"/>
+            </w:pPr>
+            <w:r>
+              <w:rPr>
+                <w:rFonts w:ascii="Times New Roman" w:hAnsi="Times New Roman"/>
+                <w:b w:val="0"/>
+                <w:sz w:val="24"/>
+              </w:rPr>
+              <w:t>3</w:t>
+            </w:r>
+          </w:p>
+        </w:tc>
+        <w:tc>
+          <w:tcPr>
+            <w:tcW w:type="dxa" w:w="1814"/>
+            <w:vAlign w:val="center"/>
+            <w:vMerge w:val="restart"/>
           </w:tcPr>
           <w:p>
             <w:pPr>
@@ -4434,7 +4616,7 @@
                 <w:b w:val="0"/>
                 <w:sz w:val="24"/>
               </w:rPr>
-              <w:t>Курсовая работа/проект (при наличии)</w:t>
+              <w:t>Промежуточная аттестация</w:t>
             </w:r>
           </w:p>
         </w:tc>
@@ -4454,7 +4636,7 @@
                 <w:b w:val="0"/>
                 <w:sz w:val="24"/>
               </w:rPr>
-              <w:t>КП</w:t>
+              <w:t>зачёт (З)</w:t>
             </w:r>
           </w:p>
         </w:tc>
@@ -4474,7 +4656,7 @@
                 <w:b w:val="0"/>
                 <w:sz w:val="24"/>
               </w:rPr>
-              <w:t>—</w:t>
+              <w:t>0</w:t>
             </w:r>
           </w:p>
         </w:tc>
@@ -4494,7 +4676,7 @@
                 <w:b w:val="0"/>
                 <w:sz w:val="24"/>
               </w:rPr>
-              <w:t>—</w:t>
+              <w:t>0</w:t>
             </w:r>
           </w:p>
         </w:tc>
@@ -4514,7 +4696,7 @@
                 <w:b w:val="0"/>
                 <w:sz w:val="24"/>
               </w:rPr>
-              <w:t>—</w:t>
+              <w:t>0</w:t>
             </w:r>
           </w:p>
         </w:tc>
@@ -4534,7 +4716,7 @@
                 <w:b w:val="0"/>
                 <w:sz w:val="24"/>
               </w:rPr>
-              <w:t>—</w:t>
+              <w:t>0</w:t>
             </w:r>
           </w:p>
         </w:tc>
@@ -4554,7 +4736,7 @@
                 <w:b w:val="0"/>
                 <w:sz w:val="24"/>
               </w:rPr>
-              <w:t>—</w:t>
+              <w:t>0</w:t>
             </w:r>
           </w:p>
         </w:tc>
@@ -4574,7 +4756,7 @@
                 <w:b w:val="0"/>
                 <w:sz w:val="24"/>
               </w:rPr>
-              <w:t>—</w:t>
+              <w:t>0</w:t>
             </w:r>
           </w:p>
         </w:tc>
@@ -4594,7 +4776,7 @@
                 <w:b w:val="0"/>
                 <w:sz w:val="24"/>
               </w:rPr>
-              <w:t>—</w:t>
+              <w:t>0</w:t>
             </w:r>
           </w:p>
         </w:tc>
@@ -4604,41 +4786,17 @@
           <w:tcPr>
             <w:tcW w:type="dxa" w:w="454"/>
             <w:vAlign w:val="center"/>
-          </w:tcPr>
-          <w:p>
-            <w:pPr>
-              <w:spacing w:before="0" w:after="20" w:line="240" w:lineRule="auto"/>
-              <w:jc w:val="center"/>
-            </w:pPr>
-            <w:r>
-              <w:rPr>
-                <w:rFonts w:ascii="Times New Roman" w:hAnsi="Times New Roman"/>
-                <w:b w:val="0"/>
-                <w:sz w:val="24"/>
-              </w:rPr>
-              <w:t>3</w:t>
-            </w:r>
-          </w:p>
+            <w:vMerge w:val="continue"/>
+          </w:tcPr>
+          <w:p/>
         </w:tc>
         <w:tc>
           <w:tcPr>
             <w:tcW w:type="dxa" w:w="1814"/>
             <w:vAlign w:val="center"/>
-          </w:tcPr>
-          <w:p>
-            <w:pPr>
-              <w:spacing w:before="0" w:after="20" w:line="240" w:lineRule="auto"/>
-              <w:jc w:val="left"/>
-            </w:pPr>
-            <w:r>
-              <w:rPr>
-                <w:rFonts w:ascii="Times New Roman" w:hAnsi="Times New Roman"/>
-                <w:b w:val="0"/>
-                <w:sz w:val="24"/>
-              </w:rPr>
-              <w:t>Промежуточная аттестация</w:t>
-            </w:r>
-          </w:p>
+            <w:vMerge w:val="continue"/>
+          </w:tcPr>
+          <w:p/>
         </w:tc>
         <w:tc>
           <w:tcPr>
@@ -4656,7 +4814,7 @@
                 <w:b w:val="0"/>
                 <w:sz w:val="24"/>
               </w:rPr>
-              <w:t>зачёт (З)</w:t>
+              <w:t>зачёт с оценкой (ЗаО)</w:t>
             </w:r>
           </w:p>
         </w:tc>
@@ -4676,7 +4834,7 @@
                 <w:b w:val="0"/>
                 <w:sz w:val="24"/>
               </w:rPr>
-              <w:t>0</w:t>
+              <w:t>—</w:t>
             </w:r>
           </w:p>
         </w:tc>
@@ -4696,7 +4854,7 @@
                 <w:b w:val="0"/>
                 <w:sz w:val="24"/>
               </w:rPr>
-              <w:t>0</w:t>
+              <w:t>—</w:t>
             </w:r>
           </w:p>
         </w:tc>
@@ -4716,7 +4874,7 @@
                 <w:b w:val="0"/>
                 <w:sz w:val="24"/>
               </w:rPr>
-              <w:t>0</w:t>
+              <w:t>—</w:t>
             </w:r>
           </w:p>
         </w:tc>
@@ -4736,7 +4894,7 @@
                 <w:b w:val="0"/>
                 <w:sz w:val="24"/>
               </w:rPr>
-              <w:t>0</w:t>
+              <w:t>—</w:t>
             </w:r>
           </w:p>
         </w:tc>
@@ -4756,7 +4914,7 @@
                 <w:b w:val="0"/>
                 <w:sz w:val="24"/>
               </w:rPr>
-              <w:t>0</w:t>
+              <w:t>—</w:t>
             </w:r>
           </w:p>
         </w:tc>
@@ -4776,7 +4934,7 @@
                 <w:b w:val="0"/>
                 <w:sz w:val="24"/>
               </w:rPr>
-              <w:t>0</w:t>
+              <w:t>—</w:t>
             </w:r>
           </w:p>
         </w:tc>
@@ -4796,7 +4954,7 @@
                 <w:b w:val="0"/>
                 <w:sz w:val="24"/>
               </w:rPr>
-              <w:t>0</w:t>
+              <w:t>—</w:t>
             </w:r>
           </w:p>
         </w:tc>
@@ -4806,243 +4964,17 @@
           <w:tcPr>
             <w:tcW w:type="dxa" w:w="454"/>
             <w:vAlign w:val="center"/>
-          </w:tcPr>
-          <w:p>
-            <w:pPr>
-              <w:spacing w:before="0" w:after="20" w:line="240" w:lineRule="auto"/>
-              <w:jc w:val="center"/>
-            </w:pPr>
-            <w:r>
-              <w:rPr>
-                <w:rFonts w:ascii="Times New Roman" w:hAnsi="Times New Roman"/>
-                <w:b w:val="0"/>
-                <w:sz w:val="24"/>
-              </w:rPr>
-              <w:t>3</w:t>
-            </w:r>
-          </w:p>
+            <w:vMerge w:val="continue"/>
+          </w:tcPr>
+          <w:p/>
         </w:tc>
         <w:tc>
           <w:tcPr>
             <w:tcW w:type="dxa" w:w="1814"/>
             <w:vAlign w:val="center"/>
-          </w:tcPr>
-          <w:p>
-            <w:pPr>
-              <w:spacing w:before="0" w:after="20" w:line="240" w:lineRule="auto"/>
-              <w:jc w:val="left"/>
-            </w:pPr>
-            <w:r>
-              <w:rPr>
-                <w:rFonts w:ascii="Times New Roman" w:hAnsi="Times New Roman"/>
-                <w:b w:val="0"/>
-                <w:sz w:val="24"/>
-              </w:rPr>
-              <w:t>Промежуточная аттестация</w:t>
-            </w:r>
-          </w:p>
-        </w:tc>
-        <w:tc>
-          <w:tcPr>
-            <w:tcW w:type="dxa" w:w="1361"/>
-            <w:vAlign w:val="center"/>
-          </w:tcPr>
-          <w:p>
-            <w:pPr>
-              <w:spacing w:before="0" w:after="20" w:line="240" w:lineRule="auto"/>
-              <w:jc w:val="center"/>
-            </w:pPr>
-            <w:r>
-              <w:rPr>
-                <w:rFonts w:ascii="Times New Roman" w:hAnsi="Times New Roman"/>
-                <w:b w:val="0"/>
-                <w:sz w:val="24"/>
-              </w:rPr>
-              <w:t>зачёт с оценкой (ЗаО)</w:t>
-            </w:r>
-          </w:p>
-        </w:tc>
-        <w:tc>
-          <w:tcPr>
-            <w:tcW w:type="dxa" w:w="737"/>
-            <w:vAlign w:val="center"/>
-          </w:tcPr>
-          <w:p>
-            <w:pPr>
-              <w:spacing w:before="0" w:after="20" w:line="240" w:lineRule="auto"/>
-              <w:jc w:val="center"/>
-            </w:pPr>
-            <w:r>
-              <w:rPr>
-                <w:rFonts w:ascii="Times New Roman" w:hAnsi="Times New Roman"/>
-                <w:b w:val="0"/>
-                <w:sz w:val="24"/>
-              </w:rPr>
-              <w:t>—</w:t>
-            </w:r>
-          </w:p>
-        </w:tc>
-        <w:tc>
-          <w:tcPr>
-            <w:tcW w:type="dxa" w:w="1587"/>
-            <w:vAlign w:val="center"/>
-          </w:tcPr>
-          <w:p>
-            <w:pPr>
-              <w:spacing w:before="0" w:after="20" w:line="240" w:lineRule="auto"/>
-              <w:jc w:val="center"/>
-            </w:pPr>
-            <w:r>
-              <w:rPr>
-                <w:rFonts w:ascii="Times New Roman" w:hAnsi="Times New Roman"/>
-                <w:b w:val="0"/>
-                <w:sz w:val="24"/>
-              </w:rPr>
-              <w:t>—</w:t>
-            </w:r>
-          </w:p>
-        </w:tc>
-        <w:tc>
-          <w:tcPr>
-            <w:tcW w:type="dxa" w:w="680"/>
-            <w:vAlign w:val="center"/>
-          </w:tcPr>
-          <w:p>
-            <w:pPr>
-              <w:spacing w:before="0" w:after="20" w:line="240" w:lineRule="auto"/>
-              <w:jc w:val="center"/>
-            </w:pPr>
-            <w:r>
-              <w:rPr>
-                <w:rFonts w:ascii="Times New Roman" w:hAnsi="Times New Roman"/>
-                <w:b w:val="0"/>
-                <w:sz w:val="24"/>
-              </w:rPr>
-              <w:t>—</w:t>
-            </w:r>
-          </w:p>
-        </w:tc>
-        <w:tc>
-          <w:tcPr>
-            <w:tcW w:type="dxa" w:w="680"/>
-            <w:vAlign w:val="center"/>
-          </w:tcPr>
-          <w:p>
-            <w:pPr>
-              <w:spacing w:before="0" w:after="20" w:line="240" w:lineRule="auto"/>
-              <w:jc w:val="center"/>
-            </w:pPr>
-            <w:r>
-              <w:rPr>
-                <w:rFonts w:ascii="Times New Roman" w:hAnsi="Times New Roman"/>
-                <w:b w:val="0"/>
-                <w:sz w:val="24"/>
-              </w:rPr>
-              <w:t>—</w:t>
-            </w:r>
-          </w:p>
-        </w:tc>
-        <w:tc>
-          <w:tcPr>
-            <w:tcW w:type="dxa" w:w="680"/>
-            <w:vAlign w:val="center"/>
-          </w:tcPr>
-          <w:p>
-            <w:pPr>
-              <w:spacing w:before="0" w:after="20" w:line="240" w:lineRule="auto"/>
-              <w:jc w:val="center"/>
-            </w:pPr>
-            <w:r>
-              <w:rPr>
-                <w:rFonts w:ascii="Times New Roman" w:hAnsi="Times New Roman"/>
-                <w:b w:val="0"/>
-                <w:sz w:val="24"/>
-              </w:rPr>
-              <w:t>—</w:t>
-            </w:r>
-          </w:p>
-        </w:tc>
-        <w:tc>
-          <w:tcPr>
-            <w:tcW w:type="dxa" w:w="680"/>
-            <w:vAlign w:val="center"/>
-          </w:tcPr>
-          <w:p>
-            <w:pPr>
-              <w:spacing w:before="0" w:after="20" w:line="240" w:lineRule="auto"/>
-              <w:jc w:val="center"/>
-            </w:pPr>
-            <w:r>
-              <w:rPr>
-                <w:rFonts w:ascii="Times New Roman" w:hAnsi="Times New Roman"/>
-                <w:b w:val="0"/>
-                <w:sz w:val="24"/>
-              </w:rPr>
-              <w:t>—</w:t>
-            </w:r>
-          </w:p>
-        </w:tc>
-        <w:tc>
-          <w:tcPr>
-            <w:tcW w:type="dxa" w:w="680"/>
-            <w:vAlign w:val="center"/>
-          </w:tcPr>
-          <w:p>
-            <w:pPr>
-              <w:spacing w:before="0" w:after="20" w:line="240" w:lineRule="auto"/>
-              <w:jc w:val="center"/>
-            </w:pPr>
-            <w:r>
-              <w:rPr>
-                <w:rFonts w:ascii="Times New Roman" w:hAnsi="Times New Roman"/>
-                <w:b w:val="0"/>
-                <w:sz w:val="24"/>
-              </w:rPr>
-              <w:t>—</w:t>
-            </w:r>
-          </w:p>
-        </w:tc>
-      </w:tr>
-      <w:tr>
-        <w:tc>
-          <w:tcPr>
-            <w:tcW w:type="dxa" w:w="454"/>
-            <w:vAlign w:val="center"/>
-          </w:tcPr>
-          <w:p>
-            <w:pPr>
-              <w:spacing w:before="0" w:after="20" w:line="240" w:lineRule="auto"/>
-              <w:jc w:val="center"/>
-            </w:pPr>
-            <w:r>
-              <w:rPr>
-                <w:rFonts w:ascii="Times New Roman" w:hAnsi="Times New Roman"/>
-                <w:b w:val="0"/>
-                <w:sz w:val="24"/>
-              </w:rPr>
-              <w:t>3</w:t>
-            </w:r>
-          </w:p>
-        </w:tc>
-        <w:tc>
-          <w:tcPr>
-            <w:tcW w:type="dxa" w:w="1814"/>
-            <w:vAlign w:val="center"/>
-          </w:tcPr>
-          <w:p>
-            <w:pPr>
-              <w:spacing w:before="0" w:after="20" w:line="240" w:lineRule="auto"/>
-              <w:jc w:val="left"/>
-            </w:pPr>
-            <w:r>
-              <w:rPr>
-                <w:rFonts w:ascii="Times New Roman" w:hAnsi="Times New Roman"/>
-                <w:b w:val="0"/>
-                <w:sz w:val="24"/>
-              </w:rPr>
-              <w:t>Промежуточная аттестация</w:t>
-            </w:r>
-          </w:p>
+            <w:vMerge w:val="continue"/>
+          </w:tcPr>
+          <w:p/>
         </w:tc>
         <w:tc>
           <w:tcPr>

--- a/МатМодиИИ/rpd__doc_docx/Б1.О.03.03_Прикладная физическая культура (элективные дисциплины по физической культуре и спорту).docx
+++ b/МатМодиИИ/rpd__doc_docx/Б1.О.03.03_Прикладная физическая культура (элективные дисциплины по физической культуре и спорту).docx
@@ -11414,28 +11414,28 @@
       <w:r>
         <w:rPr>
           <w:rFonts w:ascii="Times New Roman" w:hAnsi="Times New Roman"/>
-          <w:sz w:val="28"/>
-          <w:szCs w:val="28"/>
-          <w:shd w:val="clear" w:color="auto" w:fill="FFFFFF"/>
-        </w:rPr>
-        <w:t xml:space="preserve">BOOK.ru [Электронный ресурс]: электронная библиотека. – Доступ к полным текстам по паролю. – Режим доступа: http://www.book.ru (дата обращения: </w:t>
-      </w:r>
+          <w:sz w:val="24"/>
+          <w:color w:val="000000"/>
+        </w:rPr>
+        <w:t xml:space="preserve">BOOK.ru [Электронный ресурс]: электронная библиотека. – Доступ к полным текстам по паролю. – Режим доступа: </w:t>
+      </w:r>
+      <w:hyperlink r:id="rIdResource1">
+        <w:r>
+          <w:rPr>
+            <w:rFonts w:ascii="Times New Roman" w:hAnsi="Times New Roman"/>
+            <w:sz w:val="24"/>
+            <w:color w:val="000000"/>
+          </w:rPr>
+          <w:t xml:space="preserve">https://book.ru/</w:t>
+        </w:r>
+      </w:hyperlink>
       <w:r>
         <w:rPr>
           <w:rFonts w:ascii="Times New Roman" w:hAnsi="Times New Roman"/>
-          <w:sz w:val="28"/>
-          <w:szCs w:val="28"/>
-        </w:rPr>
-        <w:t>21.03.2025</w:t>
-      </w:r>
-      <w:r>
-        <w:rPr>
-          <w:rFonts w:ascii="Times New Roman" w:hAnsi="Times New Roman"/>
-          <w:sz w:val="28"/>
-          <w:szCs w:val="28"/>
-          <w:shd w:val="clear" w:color="auto" w:fill="FFFFFF"/>
-        </w:rPr>
-        <w:t>).</w:t>
+          <w:sz w:val="24"/>
+          <w:color w:val="000000"/>
+        </w:rPr>
+        <w:t xml:space="preserve"> (дата обращения: 21.03.2025).</w:t>
       </w:r>
     </w:p>
     <w:p>
@@ -11500,28 +11500,28 @@
       <w:r>
         <w:rPr>
           <w:rFonts w:ascii="Times New Roman" w:hAnsi="Times New Roman"/>
-          <w:sz w:val="28"/>
-          <w:szCs w:val="28"/>
-          <w:shd w:val="clear" w:color="auto" w:fill="FFFFFF"/>
-        </w:rPr>
-        <w:t xml:space="preserve">Научная библиотека РГУ имени С. А. Есенина [Электронный ресурс]: сайт. – Режим доступа: http://library.rsu.edu.ru, свободный (дата обращения: </w:t>
-      </w:r>
+          <w:sz w:val="24"/>
+          <w:color w:val="000000"/>
+        </w:rPr>
+        <w:t xml:space="preserve">Научная библиотека РГУ имени С. А. Есенина [Электронный ресурс]: сайт. – Режим доступа: </w:t>
+      </w:r>
+      <w:hyperlink r:id="rIdResource2">
+        <w:r>
+          <w:rPr>
+            <w:rFonts w:ascii="Times New Roman" w:hAnsi="Times New Roman"/>
+            <w:sz w:val="24"/>
+            <w:color w:val="000000"/>
+          </w:rPr>
+          <w:t xml:space="preserve">https://library.rsu-rzn.ru/</w:t>
+        </w:r>
+      </w:hyperlink>
       <w:r>
         <w:rPr>
           <w:rFonts w:ascii="Times New Roman" w:hAnsi="Times New Roman"/>
-          <w:sz w:val="28"/>
-          <w:szCs w:val="28"/>
-        </w:rPr>
-        <w:t>21.03.2025</w:t>
-      </w:r>
-      <w:r>
-        <w:rPr>
-          <w:rFonts w:ascii="Times New Roman" w:hAnsi="Times New Roman"/>
-          <w:sz w:val="28"/>
-          <w:szCs w:val="28"/>
-          <w:shd w:val="clear" w:color="auto" w:fill="FFFFFF"/>
-        </w:rPr>
-        <w:t>).</w:t>
+          <w:sz w:val="24"/>
+          <w:color w:val="000000"/>
+        </w:rPr>
+        <w:t xml:space="preserve">, свободный (дата обращения: 27.10.2026).</w:t>
       </w:r>
     </w:p>
     <w:p>
@@ -11543,68 +11543,28 @@
       <w:r>
         <w:rPr>
           <w:rFonts w:ascii="Times New Roman" w:hAnsi="Times New Roman"/>
-          <w:sz w:val="28"/>
-          <w:szCs w:val="28"/>
-          <w:shd w:val="clear" w:color="auto" w:fill="FFFFFF"/>
-        </w:rPr>
-        <w:t xml:space="preserve">Труды преподавателей [Электронный ресурс]: коллекция // Электронная библиотека Научной библиотеки РГУ имени С. А. Есенина. – Доступ к полным текстам по паролю. – Режим доступа: http://dspace.rsu.edu.ru/ </w:t>
-      </w:r>
-      <w:proofErr w:type="spellStart"/>
+          <w:sz w:val="24"/>
+          <w:color w:val="000000"/>
+        </w:rPr>
+        <w:t xml:space="preserve">Труды преподавателей [Электронный ресурс]: коллекция // Электронная библиотека Научной библиотеки РГУ имени С. А. Есенина. – Доступ к полным текстам по паролю. – Режим доступа: </w:t>
+      </w:r>
+      <w:hyperlink r:id="rIdResource3">
+        <w:r>
+          <w:rPr>
+            <w:rFonts w:ascii="Times New Roman" w:hAnsi="Times New Roman"/>
+            <w:sz w:val="24"/>
+            <w:color w:val="000000"/>
+          </w:rPr>
+          <w:t xml:space="preserve">https://library.rsu-rzn.ru/marc/Default.asp</w:t>
+        </w:r>
+      </w:hyperlink>
       <w:r>
         <w:rPr>
           <w:rFonts w:ascii="Times New Roman" w:hAnsi="Times New Roman"/>
-          <w:sz w:val="28"/>
-          <w:szCs w:val="28"/>
-          <w:shd w:val="clear" w:color="auto" w:fill="FFFFFF"/>
-        </w:rPr>
-        <w:t>xmlui</w:t>
-      </w:r>
-      <w:proofErr w:type="spellEnd"/>
-      <w:r>
-        <w:rPr>
-          <w:rFonts w:ascii="Times New Roman" w:hAnsi="Times New Roman"/>
-          <w:sz w:val="28"/>
-          <w:szCs w:val="28"/>
-          <w:shd w:val="clear" w:color="auto" w:fill="FFFFFF"/>
-        </w:rPr>
-        <w:t>/</w:t>
-      </w:r>
-      <w:proofErr w:type="spellStart"/>
-      <w:r>
-        <w:rPr>
-          <w:rFonts w:ascii="Times New Roman" w:hAnsi="Times New Roman"/>
-          <w:sz w:val="28"/>
-          <w:szCs w:val="28"/>
-          <w:shd w:val="clear" w:color="auto" w:fill="FFFFFF"/>
-        </w:rPr>
-        <w:t>handle</w:t>
-      </w:r>
-      <w:proofErr w:type="spellEnd"/>
-      <w:r>
-        <w:rPr>
-          <w:rFonts w:ascii="Times New Roman" w:hAnsi="Times New Roman"/>
-          <w:sz w:val="28"/>
-          <w:szCs w:val="28"/>
-          <w:shd w:val="clear" w:color="auto" w:fill="FFFFFF"/>
-        </w:rPr>
-        <w:t xml:space="preserve">/123456789/3 (дата обращения: </w:t>
-      </w:r>
-      <w:r>
-        <w:rPr>
-          <w:rFonts w:ascii="Times New Roman" w:hAnsi="Times New Roman"/>
-          <w:sz w:val="28"/>
-          <w:szCs w:val="28"/>
-        </w:rPr>
-        <w:t>21.03.2025</w:t>
-      </w:r>
-      <w:r>
-        <w:rPr>
-          <w:rFonts w:ascii="Times New Roman" w:hAnsi="Times New Roman"/>
-          <w:sz w:val="28"/>
-          <w:szCs w:val="28"/>
-          <w:shd w:val="clear" w:color="auto" w:fill="FFFFFF"/>
-        </w:rPr>
-        <w:t>).</w:t>
+          <w:sz w:val="24"/>
+          <w:color w:val="000000"/>
+        </w:rPr>
+        <w:t xml:space="preserve"> (дата обращения: 27.10.2026).</w:t>
       </w:r>
     </w:p>
     <w:p>
@@ -11669,12 +11629,28 @@
       <w:r>
         <w:rPr>
           <w:rFonts w:ascii="Times New Roman" w:hAnsi="Times New Roman"/>
+          <w:sz w:val="24"/>
           <w:color w:val="000000"/>
-          <w:sz w:val="28"/>
-          <w:szCs w:val="28"/>
-          <w:shd w:val="clear" w:color="auto" w:fill="FFFFFF"/>
-        </w:rPr>
-        <w:t xml:space="preserve">Электронный каталог НБ РГУ имени С. А. Есенина [Электронный ресурс]: база данных содержит сведения о всех видах литературы, поступающих в фонд НБ РГУ имени С.А. Есенина. – Рязань, [1990]. – Режим доступа: https://library.rsu-rzn.ru/marc/Default.aspmarc, свободный (дата обращения: 21.03.2025).</w:t>
+        </w:rPr>
+        <w:t xml:space="preserve">Электронный каталог НБ РГУ имени С. А. Есенина [Электронный ресурс]: база данных содержит сведения о всех видах литературы, поступающих в фонд НБ РГУ имени С.А. Есенина. – Рязань, [1990]. – Режим доступа: </w:t>
+      </w:r>
+      <w:hyperlink r:id="rIdResource3">
+        <w:r>
+          <w:rPr>
+            <w:rFonts w:ascii="Times New Roman" w:hAnsi="Times New Roman"/>
+            <w:sz w:val="24"/>
+            <w:color w:val="000000"/>
+          </w:rPr>
+          <w:t xml:space="preserve">https://library.rsu-rzn.ru/marc/Default.asp</w:t>
+        </w:r>
+      </w:hyperlink>
+      <w:r>
+        <w:rPr>
+          <w:rFonts w:ascii="Times New Roman" w:hAnsi="Times New Roman"/>
+          <w:sz w:val="24"/>
+          <w:color w:val="000000"/>
+        </w:rPr>
+        <w:t xml:space="preserve">, свободный (дата обращения: 27.10.2026).</w:t>
       </w:r>
     </w:p>
     <w:p>
@@ -13437,7 +13413,7 @@
         <w:t>УЧЕБНОГО ПРОЦЕССА:</w:t>
       </w:r>
     </w:p>
-    <w:p>
+    <w:p xmlns:w="http://schemas.openxmlformats.org/wordprocessingml/2006/main" xmlns:w14="http://schemas.microsoft.com/office/word/2010/wordml">
       <w:pPr>
         <w:spacing w:after="0"/>
         <w:ind w:firstLine="567"/>
@@ -13456,10 +13432,10 @@
           <w:sz w:val="28"/>
           <w:szCs w:val="28"/>
         </w:rPr>
-        <w:t>Стандартный набор ПО:</w:t>
+        <w:t xml:space="preserve">Стандартный набор ПО:</w:t>
       </w:r>
     </w:p>
-    <w:tbl>
+    <w:tbl xmlns:w="http://schemas.openxmlformats.org/wordprocessingml/2006/main" xmlns:w14="http://schemas.microsoft.com/office/word/2010/wordml">
       <w:tblPr>
         <w:tblW w:w="9747" w:type="dxa"/>
         <w:tblBorders>
@@ -13478,6 +13454,9 @@
         <w:gridCol w:w="4394"/>
       </w:tblGrid>
       <w:tr>
+        <w:trPr>
+          <w:tblHeader/>
+        </w:trPr>
         <w:tc>
           <w:tcPr>
             <w:tcW w:w="5353" w:type="dxa"/>
@@ -13499,7 +13478,7 @@
                 <w:sz w:val="24"/>
                 <w:szCs w:val="24"/>
               </w:rPr>
-              <w:t>Название ПО</w:t>
+              <w:t xml:space="preserve">Название ПО</w:t>
             </w:r>
           </w:p>
         </w:tc>
@@ -13524,7 +13503,7 @@
                 <w:sz w:val="24"/>
                 <w:szCs w:val="24"/>
               </w:rPr>
-              <w:t>Основание</w:t>
+              <w:t xml:space="preserve">Основание</w:t>
             </w:r>
           </w:p>
         </w:tc>
@@ -13551,15 +13530,8 @@
                 <w:szCs w:val="24"/>
               </w:rPr>
               <w:t xml:space="preserve">Операционная система </w:t>
-            </w:r>
-            <w:r>
-              <w:rPr>
-                <w:rFonts w:ascii="Times New Roman" w:hAnsi="Times New Roman"/>
-                <w:sz w:val="24"/>
-                <w:szCs w:val="24"/>
-              </w:rPr>
               <w:br/>
-              <w:t>РЕД ОС 8.0 «Рабочая станция»</w:t>
+              <w:t xml:space="preserve">РЕД ОС 8.0 «Рабочая станция»</w:t>
             </w:r>
           </w:p>
         </w:tc>
@@ -13583,7 +13555,7 @@
                 <w:sz w:val="24"/>
                 <w:szCs w:val="24"/>
               </w:rPr>
-              <w:t>Соглашение №93/03-22У от  11.03.2022</w:t>
+              <w:t xml:space="preserve">Соглашение №93/03-22У от 11.03.2022</w:t>
             </w:r>
           </w:p>
         </w:tc>
@@ -13609,68 +13581,7 @@
                 <w:sz w:val="24"/>
                 <w:szCs w:val="24"/>
               </w:rPr>
-              <w:t xml:space="preserve">Архиватор </w:t>
-            </w:r>
-            <w:r>
-              <w:rPr>
-                <w:rFonts w:ascii="Times New Roman" w:hAnsi="Times New Roman"/>
-                <w:sz w:val="24"/>
-                <w:szCs w:val="24"/>
-              </w:rPr>
-              <w:br/>
-            </w:r>
-            <w:proofErr w:type="spellStart"/>
-            <w:r>
-              <w:rPr>
-                <w:rFonts w:ascii="Times New Roman" w:hAnsi="Times New Roman"/>
-                <w:sz w:val="24"/>
-                <w:szCs w:val="24"/>
-                <w:lang w:val="en-US"/>
-              </w:rPr>
-              <w:t>Engrampa</w:t>
-            </w:r>
-            <w:proofErr w:type="spellEnd"/>
-            <w:r>
-              <w:rPr>
-                <w:rFonts w:ascii="Times New Roman" w:hAnsi="Times New Roman"/>
-                <w:sz w:val="24"/>
-                <w:szCs w:val="24"/>
-              </w:rPr>
-              <w:t xml:space="preserve"> – </w:t>
-            </w:r>
-            <w:r>
-              <w:rPr>
-                <w:rFonts w:ascii="Times New Roman" w:hAnsi="Times New Roman"/>
-                <w:sz w:val="24"/>
-                <w:szCs w:val="24"/>
-                <w:lang w:val="en-US"/>
-              </w:rPr>
-              <w:t>Archive</w:t>
-            </w:r>
-            <w:r>
-              <w:rPr>
-                <w:rFonts w:ascii="Times New Roman" w:hAnsi="Times New Roman"/>
-                <w:sz w:val="24"/>
-                <w:szCs w:val="24"/>
-              </w:rPr>
-              <w:t xml:space="preserve"> </w:t>
-            </w:r>
-            <w:r>
-              <w:rPr>
-                <w:rFonts w:ascii="Times New Roman" w:hAnsi="Times New Roman"/>
-                <w:sz w:val="24"/>
-                <w:szCs w:val="24"/>
-                <w:lang w:val="en-US"/>
-              </w:rPr>
-              <w:t>Manager</w:t>
-            </w:r>
-            <w:r>
-              <w:rPr>
-                <w:rFonts w:ascii="Times New Roman" w:hAnsi="Times New Roman"/>
-                <w:sz w:val="24"/>
-                <w:szCs w:val="24"/>
-              </w:rPr>
-              <w:t xml:space="preserve"> </w:t>
+              <w:t xml:space="preserve">Офисный пакет Р7-Офис</w:t>
             </w:r>
           </w:p>
         </w:tc>
@@ -13694,7 +13605,7 @@
                 <w:sz w:val="24"/>
                 <w:szCs w:val="24"/>
               </w:rPr>
-              <w:t>Свободно распространяемое ПО</w:t>
+              <w:t xml:space="preserve">Соглашение б/н от 19.01.2026</w:t>
             </w:r>
           </w:p>
         </w:tc>
@@ -13712,82 +13623,15 @@
                 <w:rFonts w:ascii="Times New Roman" w:hAnsi="Times New Roman"/>
                 <w:sz w:val="24"/>
                 <w:szCs w:val="24"/>
-                <w:lang w:val="en-US"/>
-              </w:rPr>
-            </w:pPr>
-            <w:r>
-              <w:rPr>
-                <w:rFonts w:ascii="Times New Roman" w:hAnsi="Times New Roman"/>
-                <w:sz w:val="24"/>
-                <w:szCs w:val="24"/>
-              </w:rPr>
-              <w:t>Файловые</w:t>
-            </w:r>
-            <w:r>
-              <w:rPr>
-                <w:rFonts w:ascii="Times New Roman" w:hAnsi="Times New Roman"/>
-                <w:sz w:val="24"/>
-                <w:szCs w:val="24"/>
-                <w:lang w:val="en-US"/>
-              </w:rPr>
-              <w:t xml:space="preserve"> </w:t>
-            </w:r>
-            <w:r>
-              <w:rPr>
-                <w:rFonts w:ascii="Times New Roman" w:hAnsi="Times New Roman"/>
-                <w:sz w:val="24"/>
-                <w:szCs w:val="24"/>
-              </w:rPr>
-              <w:t>менеджеры</w:t>
-            </w:r>
-            <w:r>
-              <w:rPr>
-                <w:rFonts w:ascii="Times New Roman" w:hAnsi="Times New Roman"/>
-                <w:sz w:val="24"/>
-                <w:szCs w:val="24"/>
-                <w:lang w:val="en-US"/>
-              </w:rPr>
-              <w:t>:</w:t>
-            </w:r>
-          </w:p>
-          <w:p>
-            <w:pPr>
-              <w:spacing w:after="0" w:line="240" w:lineRule="auto"/>
-              <w:rPr>
-                <w:rFonts w:ascii="Times New Roman" w:hAnsi="Times New Roman"/>
-                <w:sz w:val="24"/>
-                <w:szCs w:val="24"/>
-                <w:lang w:val="en-US"/>
-              </w:rPr>
-            </w:pPr>
-            <w:r>
-              <w:rPr>
-                <w:rFonts w:ascii="Times New Roman" w:hAnsi="Times New Roman"/>
-                <w:sz w:val="24"/>
-                <w:szCs w:val="24"/>
-                <w:lang w:val="en-US"/>
-              </w:rPr>
-              <w:t>Midnight Commander</w:t>
-            </w:r>
-          </w:p>
-          <w:p>
-            <w:pPr>
-              <w:spacing w:after="0" w:line="240" w:lineRule="auto"/>
-              <w:rPr>
-                <w:rFonts w:ascii="Times New Roman" w:hAnsi="Times New Roman"/>
-                <w:sz w:val="24"/>
-                <w:szCs w:val="24"/>
-                <w:lang w:val="en-US"/>
-              </w:rPr>
-            </w:pPr>
-            <w:r>
-              <w:rPr>
-                <w:rFonts w:ascii="Times New Roman" w:hAnsi="Times New Roman"/>
-                <w:sz w:val="24"/>
-                <w:szCs w:val="24"/>
-                <w:lang w:val="en-US"/>
-              </w:rPr>
-              <w:t>Double Commander</w:t>
+              </w:rPr>
+            </w:pPr>
+            <w:r>
+              <w:rPr>
+                <w:rFonts w:ascii="Times New Roman" w:hAnsi="Times New Roman"/>
+                <w:sz w:val="24"/>
+                <w:szCs w:val="24"/>
+              </w:rPr>
+              <w:t xml:space="preserve">Офисный пакет Libre Office </w:t>
             </w:r>
           </w:p>
         </w:tc>
@@ -13811,7 +13655,7 @@
                 <w:sz w:val="24"/>
                 <w:szCs w:val="24"/>
               </w:rPr>
-              <w:t>Свободно распространяемое ПО</w:t>
+              <w:t xml:space="preserve">Свободно распространяемое ПО</w:t>
             </w:r>
           </w:p>
         </w:tc>
@@ -13837,43 +13681,9 @@
                 <w:sz w:val="24"/>
                 <w:szCs w:val="24"/>
               </w:rPr>
-              <w:t>Интернет-браузеры:</w:t>
-            </w:r>
-            <w:r>
-              <w:rPr>
-                <w:rFonts w:ascii="Times New Roman" w:hAnsi="Times New Roman"/>
-                <w:sz w:val="24"/>
-                <w:szCs w:val="24"/>
-              </w:rPr>
+              <w:t xml:space="preserve">Архиватор: </w:t>
               <w:br/>
-            </w:r>
-            <w:r>
-              <w:rPr>
-                <w:rFonts w:ascii="Times New Roman" w:hAnsi="Times New Roman"/>
-                <w:sz w:val="24"/>
-                <w:szCs w:val="24"/>
-                <w:lang w:val="en-US"/>
-              </w:rPr>
-              <w:t>Chromium</w:t>
-            </w:r>
-          </w:p>
-          <w:p>
-            <w:pPr>
-              <w:spacing w:after="0" w:line="240" w:lineRule="auto"/>
-              <w:rPr>
-                <w:rFonts w:ascii="Times New Roman" w:hAnsi="Times New Roman"/>
-                <w:sz w:val="24"/>
-                <w:szCs w:val="24"/>
-              </w:rPr>
-            </w:pPr>
-            <w:r>
-              <w:rPr>
-                <w:rFonts w:ascii="Times New Roman" w:hAnsi="Times New Roman"/>
-                <w:sz w:val="24"/>
-                <w:szCs w:val="24"/>
-                <w:lang w:val="en-US"/>
-              </w:rPr>
-              <w:t>Firefox</w:t>
+              <w:t xml:space="preserve">Engrampa – Archive Manager </w:t>
             </w:r>
           </w:p>
         </w:tc>
@@ -13897,15 +13707,12 @@
                 <w:sz w:val="24"/>
                 <w:szCs w:val="24"/>
               </w:rPr>
-              <w:t>Свободно распространяемое ПО</w:t>
+              <w:t xml:space="preserve">Свободно распространяемое ПО</w:t>
             </w:r>
           </w:p>
         </w:tc>
       </w:tr>
       <w:tr>
-        <w:trPr>
-          <w:trHeight w:val="713"/>
-        </w:trPr>
         <w:tc>
           <w:tcPr>
             <w:tcW w:w="5353" w:type="dxa"/>
@@ -13926,16 +13733,9 @@
                 <w:sz w:val="24"/>
                 <w:szCs w:val="24"/>
               </w:rPr>
-              <w:t xml:space="preserve">Программа для просмотра и редактирования графических файлов </w:t>
-            </w:r>
-            <w:r>
-              <w:rPr>
-                <w:rFonts w:ascii="Times New Roman" w:hAnsi="Times New Roman"/>
-                <w:sz w:val="24"/>
-                <w:szCs w:val="24"/>
-                <w:lang w:val="en-US"/>
-              </w:rPr>
-              <w:t>Pix</w:t>
+              <w:t xml:space="preserve">Файловые менеджеры:</w:t>
+              <w:br/>
+              <w:t xml:space="preserve">Midnight Commander, Double Commander</w:t>
             </w:r>
           </w:p>
         </w:tc>
@@ -13959,15 +13759,12 @@
                 <w:sz w:val="24"/>
                 <w:szCs w:val="24"/>
               </w:rPr>
-              <w:t>Свободно распространяемое ПО</w:t>
+              <w:t xml:space="preserve">Свободно распространяемое ПО</w:t>
             </w:r>
           </w:p>
         </w:tc>
       </w:tr>
       <w:tr>
-        <w:trPr>
-          <w:trHeight w:val="899"/>
-        </w:trPr>
         <w:tc>
           <w:tcPr>
             <w:tcW w:w="5353" w:type="dxa"/>
@@ -13988,60 +13785,9 @@
                 <w:sz w:val="24"/>
                 <w:szCs w:val="24"/>
               </w:rPr>
-              <w:t xml:space="preserve">Программа для просмотра и редактирования </w:t>
-            </w:r>
-            <w:r>
-              <w:rPr>
-                <w:rFonts w:ascii="Times New Roman" w:hAnsi="Times New Roman"/>
-                <w:sz w:val="24"/>
-                <w:szCs w:val="24"/>
-              </w:rPr>
+              <w:t xml:space="preserve">Интернет-браузеры:</w:t>
               <w:br/>
-            </w:r>
-            <w:proofErr w:type="spellStart"/>
-            <w:r>
-              <w:rPr>
-                <w:rFonts w:ascii="Times New Roman" w:hAnsi="Times New Roman"/>
-                <w:sz w:val="24"/>
-                <w:szCs w:val="24"/>
-                <w:lang w:val="en-US"/>
-              </w:rPr>
-              <w:t>Atril</w:t>
-            </w:r>
-            <w:proofErr w:type="spellEnd"/>
-            <w:r>
-              <w:rPr>
-                <w:rFonts w:ascii="Times New Roman" w:hAnsi="Times New Roman"/>
-                <w:sz w:val="24"/>
-                <w:szCs w:val="24"/>
-              </w:rPr>
-              <w:t xml:space="preserve"> – </w:t>
-            </w:r>
-            <w:r>
-              <w:rPr>
-                <w:rFonts w:ascii="Times New Roman" w:hAnsi="Times New Roman"/>
-                <w:sz w:val="24"/>
-                <w:szCs w:val="24"/>
-                <w:lang w:val="en-US"/>
-              </w:rPr>
-              <w:t>Document</w:t>
-            </w:r>
-            <w:r>
-              <w:rPr>
-                <w:rFonts w:ascii="Times New Roman" w:hAnsi="Times New Roman"/>
-                <w:sz w:val="24"/>
-                <w:szCs w:val="24"/>
-              </w:rPr>
-              <w:t xml:space="preserve"> </w:t>
-            </w:r>
-            <w:r>
-              <w:rPr>
-                <w:rFonts w:ascii="Times New Roman" w:hAnsi="Times New Roman"/>
-                <w:sz w:val="24"/>
-                <w:szCs w:val="24"/>
-                <w:lang w:val="en-US"/>
-              </w:rPr>
-              <w:t>Viewer</w:t>
+              <w:t xml:space="preserve">Chromium, Firefox</w:t>
             </w:r>
           </w:p>
         </w:tc>
@@ -14065,15 +13811,12 @@
                 <w:sz w:val="24"/>
                 <w:szCs w:val="24"/>
               </w:rPr>
-              <w:t>Свободно распространяемое ПО</w:t>
+              <w:t xml:space="preserve">Свободно распространяемое ПО</w:t>
             </w:r>
           </w:p>
         </w:tc>
       </w:tr>
       <w:tr>
-        <w:trPr>
-          <w:trHeight w:val="357"/>
-        </w:trPr>
         <w:tc>
           <w:tcPr>
             <w:tcW w:w="5353" w:type="dxa"/>
@@ -14086,42 +13829,15 @@
                 <w:rFonts w:ascii="Times New Roman" w:hAnsi="Times New Roman"/>
                 <w:sz w:val="24"/>
                 <w:szCs w:val="24"/>
-                <w:lang w:val="en-US"/>
-              </w:rPr>
-            </w:pPr>
-            <w:r>
-              <w:rPr>
-                <w:rFonts w:ascii="Times New Roman" w:hAnsi="Times New Roman"/>
-                <w:sz w:val="24"/>
-                <w:szCs w:val="24"/>
-              </w:rPr>
-              <w:t>Медиа</w:t>
-            </w:r>
-            <w:r>
-              <w:rPr>
-                <w:rFonts w:ascii="Times New Roman" w:hAnsi="Times New Roman"/>
-                <w:sz w:val="24"/>
-                <w:szCs w:val="24"/>
-                <w:lang w:val="en-US"/>
-              </w:rPr>
-              <w:t>-</w:t>
-            </w:r>
-            <w:r>
-              <w:rPr>
-                <w:rFonts w:ascii="Times New Roman" w:hAnsi="Times New Roman"/>
-                <w:sz w:val="24"/>
-                <w:szCs w:val="24"/>
-              </w:rPr>
-              <w:t>плеер</w:t>
-            </w:r>
-            <w:r>
-              <w:rPr>
-                <w:rFonts w:ascii="Times New Roman" w:hAnsi="Times New Roman"/>
-                <w:sz w:val="24"/>
-                <w:szCs w:val="24"/>
-                <w:lang w:val="en-US"/>
-              </w:rPr>
-              <w:t xml:space="preserve"> VLC media player </w:t>
+              </w:rPr>
+            </w:pPr>
+            <w:r>
+              <w:rPr>
+                <w:rFonts w:ascii="Times New Roman" w:hAnsi="Times New Roman"/>
+                <w:sz w:val="24"/>
+                <w:szCs w:val="24"/>
+              </w:rPr>
+              <w:t xml:space="preserve">Программа для просмотра и редактирования графических файлов Pix</w:t>
             </w:r>
           </w:p>
         </w:tc>
@@ -14145,15 +13861,12 @@
                 <w:sz w:val="24"/>
                 <w:szCs w:val="24"/>
               </w:rPr>
-              <w:t>Свободно распространяемое ПО</w:t>
+              <w:t xml:space="preserve">Свободно распространяемое ПО</w:t>
             </w:r>
           </w:p>
         </w:tc>
       </w:tr>
       <w:tr>
-        <w:trPr>
-          <w:trHeight w:val="357"/>
-        </w:trPr>
         <w:tc>
           <w:tcPr>
             <w:tcW w:w="5353" w:type="dxa"/>
@@ -14174,25 +13887,9 @@
                 <w:sz w:val="24"/>
                 <w:szCs w:val="24"/>
               </w:rPr>
-              <w:t xml:space="preserve">Офисный пакет </w:t>
-            </w:r>
-            <w:proofErr w:type="spellStart"/>
-            <w:r>
-              <w:rPr>
-                <w:rFonts w:ascii="Times New Roman" w:hAnsi="Times New Roman"/>
-                <w:sz w:val="24"/>
-                <w:szCs w:val="24"/>
-              </w:rPr>
-              <w:t>Libre</w:t>
-            </w:r>
-            <w:proofErr w:type="spellEnd"/>
-            <w:r>
-              <w:rPr>
-                <w:rFonts w:ascii="Times New Roman" w:hAnsi="Times New Roman"/>
-                <w:sz w:val="24"/>
-                <w:szCs w:val="24"/>
-              </w:rPr>
-              <w:t xml:space="preserve"> Office </w:t>
+              <w:t xml:space="preserve">Программа для просмотра и редактирования </w:t>
+              <w:br/>
+              <w:t xml:space="preserve">Atril – Document Viewer</w:t>
             </w:r>
           </w:p>
         </w:tc>
@@ -14206,26 +13903,22 @@
               <w:spacing w:after="0" w:line="240" w:lineRule="auto"/>
               <w:rPr>
                 <w:rFonts w:ascii="Times New Roman" w:hAnsi="Times New Roman"/>
-                <w:b/>
-                <w:sz w:val="24"/>
-                <w:szCs w:val="24"/>
-              </w:rPr>
-            </w:pPr>
-            <w:r>
-              <w:rPr>
-                <w:rFonts w:ascii="Times New Roman" w:hAnsi="Times New Roman"/>
-                <w:sz w:val="24"/>
-                <w:szCs w:val="24"/>
-              </w:rPr>
-              <w:t>Свободно распространяемое ПО</w:t>
+                <w:sz w:val="24"/>
+                <w:szCs w:val="24"/>
+              </w:rPr>
+            </w:pPr>
+            <w:r>
+              <w:rPr>
+                <w:rFonts w:ascii="Times New Roman" w:hAnsi="Times New Roman"/>
+                <w:sz w:val="24"/>
+                <w:szCs w:val="24"/>
+              </w:rPr>
+              <w:t xml:space="preserve">Свободно распространяемое ПО</w:t>
             </w:r>
           </w:p>
         </w:tc>
       </w:tr>
       <w:tr>
-        <w:trPr>
-          <w:trHeight w:val="681"/>
-        </w:trPr>
         <w:tc>
           <w:tcPr>
             <w:tcW w:w="5353" w:type="dxa"/>
@@ -14246,25 +13939,7 @@
                 <w:sz w:val="24"/>
                 <w:szCs w:val="24"/>
               </w:rPr>
-              <w:t xml:space="preserve">Система электронного обучения </w:t>
-            </w:r>
-            <w:proofErr w:type="spellStart"/>
-            <w:r>
-              <w:rPr>
-                <w:rFonts w:ascii="Times New Roman" w:hAnsi="Times New Roman"/>
-                <w:sz w:val="24"/>
-                <w:szCs w:val="24"/>
-              </w:rPr>
-              <w:t>Moodle</w:t>
-            </w:r>
-            <w:proofErr w:type="spellEnd"/>
-            <w:r>
-              <w:rPr>
-                <w:rFonts w:ascii="Times New Roman" w:hAnsi="Times New Roman"/>
-                <w:sz w:val="24"/>
-                <w:szCs w:val="24"/>
-              </w:rPr>
-              <w:t>⃰</w:t>
+              <w:t xml:space="preserve">Медиа-плеер VLC media player </w:t>
             </w:r>
           </w:p>
         </w:tc>
@@ -14288,38 +13963,32 @@
                 <w:sz w:val="24"/>
                 <w:szCs w:val="24"/>
               </w:rPr>
-              <w:t>Свободно распространяемое ПО</w:t>
+              <w:t xml:space="preserve">Свободно распространяемое ПО</w:t>
             </w:r>
           </w:p>
         </w:tc>
       </w:tr>
     </w:tbl>
-    <w:p>
-      <w:pPr>
-        <w:spacing w:after="0" w:line="240" w:lineRule="auto"/>
+    <w:p xmlns:w="http://schemas.openxmlformats.org/wordprocessingml/2006/main" xmlns:w14="http://schemas.microsoft.com/office/word/2010/wordml">
+      <w:pPr>
+        <w:ind w:firstLine="567"/>
         <w:jc w:val="both"/>
         <w:rPr>
           <w:rFonts w:ascii="Times New Roman" w:hAnsi="Times New Roman"/>
-          <w:sz w:val="28"/>
-          <w:szCs w:val="28"/>
-        </w:rPr>
+          <w:b/>
+          <w:sz w:val="28"/>
+          <w:szCs w:val="28"/>
+        </w:rPr>
+        <w:spacing w:before="0" w:after="0" w:line="20" w:lineRule="exact"/>
       </w:pPr>
       <w:r>
         <w:rPr>
           <w:rFonts w:ascii="Times New Roman" w:hAnsi="Times New Roman"/>
-          <w:i/>
-          <w:sz w:val="24"/>
-          <w:szCs w:val="24"/>
-        </w:rPr>
-        <w:t xml:space="preserve">⃰ </w:t>
-      </w:r>
-      <w:r>
-        <w:rPr>
-          <w:rFonts w:ascii="Times New Roman" w:hAnsi="Times New Roman"/>
-          <w:sz w:val="24"/>
-          <w:szCs w:val="24"/>
-        </w:rPr>
-        <w:t>При реализации дисциплины с частичным применением дистанционных образовательных технологий</w:t>
+          <w:b/>
+          <w:sz w:val="28"/>
+          <w:szCs w:val="28"/>
+        </w:rPr>
+        <w:t xml:space="preserve"/>
       </w:r>
     </w:p>
     <w:sectPr>
